--- a/DUDC V3/شهادة.docx
+++ b/DUDC V3/شهادة.docx
@@ -1,47 +1,38 @@
 
 <file path=word/document.xml><?xml version="1.0" encoding="utf-8"?>
-<w:document xmlns:o="urn:schemas-microsoft-com:office:office" xmlns:r="http://schemas.openxmlformats.org/officeDocument/2006/relationships" xmlns:v="urn:schemas-microsoft-com:vml" xmlns:w="http://schemas.openxmlformats.org/wordprocessingml/2006/main" xmlns:w10="urn:schemas-microsoft-com:office:word" xmlns:wp="http://schemas.openxmlformats.org/drawingml/2006/wordprocessingDrawing" xmlns:pic="http://schemas.openxmlformats.org/drawingml/2006/picture" xmlns:wps="http://schemas.microsoft.com/office/word/2010/wordprocessingShape" xmlns:wpg="http://schemas.microsoft.com/office/word/2010/wordprocessingGroup" xmlns:mc="http://schemas.openxmlformats.org/markup-compatibility/2006" xmlns:wp14="http://schemas.microsoft.com/office/word/2010/wordprocessingDrawing" xmlns:w14="http://schemas.microsoft.com/office/word/2010/wordml" xmlns:w15="http://schemas.microsoft.com/office/word/2012/wordml" mc:Ignorable="w14 wp14 w15">
+<w:document xmlns:wpc="http://schemas.microsoft.com/office/word/2010/wordprocessingCanvas" xmlns:mc="http://schemas.openxmlformats.org/markup-compatibility/2006" xmlns:o="urn:schemas-microsoft-com:office:office" xmlns:r="http://schemas.openxmlformats.org/officeDocument/2006/relationships" xmlns:m="http://schemas.openxmlformats.org/officeDocument/2006/math" xmlns:v="urn:schemas-microsoft-com:vml" xmlns:wp14="http://schemas.microsoft.com/office/word/2010/wordprocessingDrawing" xmlns:wp="http://schemas.openxmlformats.org/drawingml/2006/wordprocessingDrawing" xmlns:w10="urn:schemas-microsoft-com:office:word" xmlns:w="http://schemas.openxmlformats.org/wordprocessingml/2006/main" xmlns:w14="http://schemas.microsoft.com/office/word/2010/wordml" xmlns:w15="http://schemas.microsoft.com/office/word/2012/wordml" xmlns:w16se="http://schemas.microsoft.com/office/word/2015/wordml/symex" xmlns:w16cid="http://schemas.microsoft.com/office/word/2016/wordml/cid" xmlns:w16="http://schemas.microsoft.com/office/word/2018/wordml" xmlns:w16cex="http://schemas.microsoft.com/office/word/2018/wordml/cex" xmlns:w16sdtdh="http://schemas.microsoft.com/office/word/2020/wordml/sdtdatahash" xmlns:wne="http://schemas.microsoft.com/office/word/2006/wordml" xmlns:wpg="http://schemas.microsoft.com/office/word/2010/wordprocessingGroup" xmlns:wps="http://schemas.microsoft.com/office/word/2010/wordprocessingShape" mc:Ignorable="w14 w15 w16se w16cid w16 w16cex w16sdtdh wp14">
   <w:body>
     <w:p>
       <w:pPr>
         <w:pStyle w:val="NoSpacing"/>
-        <w:bidi w:val="1"/>
-        <w:ind w:start="360"/>
+        <w:ind w:left="360"/>
+        <w:bidi/>
         <w:jc w:val="start"/>
         <w:rPr>
           <w:rFonts w:ascii="Arial" w:hAnsi="Arial" w:eastAsia="Yu Gothic UI Semilight" w:asciiTheme="minorBidi" w:hAnsiTheme="minorBidi"/>
           <w:b/>
           <w:bCs/>
-          <w:color w:themeColor="text1" w:themeTint="f2" w:val="0D0D0D"/>
+          <w:color w:val="0D0D0D" w:themeColor="text1" w:themeTint="f2"/>
           <w:sz w:val="28"/>
           <w:szCs w:val="28"/>
         </w:rPr>
       </w:pPr>
       <w:r>
         <w:rPr>
-          <w:rFonts w:eastAsia="Yu Gothic UI Semilight" w:ascii="Arial" w:hAnsi="Arial" w:asciiTheme="minorBidi" w:hAnsiTheme="minorBidi"/>
-          <w:b/>
-          <w:bCs/>
-          <w:color w:themeColor="text1" w:themeTint="f2" w:val="0D0D0D"/>
+          <w:rFonts w:ascii="Arial" w:hAnsi="Arial" w:eastAsia="Yu Gothic UI Semilight" w:cs="Arial" w:asciiTheme="minorBidi" w:hAnsiTheme="minorBidi" w:csTheme="minorBidi"/>
+          <w:b/>
+          <w:bCs/>
+          <w:color w:val="0D0D0D" w:themeColor="text1" w:themeTint="f2"/>
+          <w:kern w:val="0"/>
           <w:sz w:val="28"/>
           <w:szCs w:val="28"/>
-          <w:rtl w:val="true"/>
+          <w:rtl/>
         </w:rPr>
         <w:t xml:space="preserve">           </w:t>
       </w:r>
       <w:r>
-        <w:rPr>
-          <w:rFonts w:ascii="Arial" w:hAnsi="Arial" w:eastAsia="Yu Gothic UI Semilight" w:asciiTheme="minorBidi" w:hAnsiTheme="minorBidi"/>
-          <w:b/>
-          <w:b/>
-          <w:bCs/>
-          <w:color w:themeColor="text1" w:themeTint="f2" w:val="0D0D0D"/>
-          <w:sz w:val="28"/>
-          <w:szCs w:val="28"/>
-          <w:rtl w:val="true"/>
-        </w:rPr>
         <w:drawing>
-          <wp:anchor distT="0" distB="0" distL="0" distR="0" simplePos="0" relativeHeight="2" behindDoc="1" locked="0" layoutInCell="1" allowOverlap="1">
+          <wp:anchor distT="0" distB="0" distL="0" distR="0" simplePos="0" relativeHeight="251658240" behindDoc="1" locked="0" layoutInCell="1" allowOverlap="1">
             <wp:simplePos x="0" y="0"/>
             <wp:positionH relativeFrom="column">
               <wp:posOffset>1066800</wp:posOffset>
@@ -49,10 +40,10 @@
             <wp:positionV relativeFrom="paragraph">
               <wp:posOffset>138430</wp:posOffset>
             </wp:positionV>
-            <wp:extent cx="781050" cy="762635"/>
+            <wp:extent cx="781050" cy="762000"/>
             <wp:effectExtent l="0" t="0" r="0" b="0"/>
             <wp:wrapNone/>
-            <wp:docPr id="1" name="Picture 5"/>
+            <wp:docPr id="100000" name="Picture 100000"/>
             <wp:cNvGraphicFramePr>
               <a:graphicFrameLocks xmlns:a="http://schemas.openxmlformats.org/drawingml/2006/main" noChangeAspect="1"/>
             </wp:cNvGraphicFramePr>
@@ -60,34 +51,33 @@
               <a:graphicData uri="http://schemas.openxmlformats.org/drawingml/2006/picture">
                 <pic:pic xmlns:pic="http://schemas.openxmlformats.org/drawingml/2006/picture">
                   <pic:nvPicPr>
-                    <pic:cNvPr id="1" name="Picture 5"/>
-                    <pic:cNvPicPr>
-                      <a:picLocks noChangeAspect="1" noChangeArrowheads="1"/>
-                    </pic:cNvPicPr>
+                    <pic:cNvPr id="100000" name="image100000"/>
+                    <pic:cNvPicPr/>
                   </pic:nvPicPr>
                   <pic:blipFill>
-                    <a:blip r:embed="rId2"/>
+                    <a:blip r:embed="rId9"/>
                     <a:stretch>
                       <a:fillRect/>
                     </a:stretch>
                   </pic:blipFill>
-                  <pic:spPr bwMode="auto">
+                  <pic:spPr>
                     <a:xfrm>
                       <a:off x="0" y="0"/>
-                      <a:ext cx="781050" cy="762635"/>
+                      <a:ext cx="781050" cy="762000"/>
                     </a:xfrm>
                     <a:prstGeom prst="rect">
                       <a:avLst/>
                     </a:prstGeom>
-                    <a:noFill/>
                   </pic:spPr>
                 </pic:pic>
               </a:graphicData>
             </a:graphic>
           </wp:anchor>
         </w:drawing>
+      </w:r>
+      <w:r>
         <w:drawing>
-          <wp:anchor distT="0" distB="0" distL="0" distR="0" simplePos="0" relativeHeight="3" behindDoc="1" locked="0" layoutInCell="1" allowOverlap="1">
+          <wp:anchor distT="0" distB="0" distL="0" distR="0" simplePos="0" relativeHeight="251658240" behindDoc="1" locked="0" layoutInCell="1" allowOverlap="1">
             <wp:simplePos x="0" y="0"/>
             <wp:positionH relativeFrom="column">
               <wp:posOffset>0</wp:posOffset>
@@ -95,10 +85,10 @@
             <wp:positionV relativeFrom="paragraph">
               <wp:posOffset>100965</wp:posOffset>
             </wp:positionV>
-            <wp:extent cx="947420" cy="876300"/>
+            <wp:extent cx="942975" cy="876300"/>
             <wp:effectExtent l="0" t="0" r="0" b="0"/>
             <wp:wrapNone/>
-            <wp:docPr id="2" name="Picture 1"/>
+            <wp:docPr id="100001" name="Picture 100001"/>
             <wp:cNvGraphicFramePr>
               <a:graphicFrameLocks xmlns:a="http://schemas.openxmlformats.org/drawingml/2006/main" noChangeAspect="1"/>
             </wp:cNvGraphicFramePr>
@@ -106,26 +96,23 @@
               <a:graphicData uri="http://schemas.openxmlformats.org/drawingml/2006/picture">
                 <pic:pic xmlns:pic="http://schemas.openxmlformats.org/drawingml/2006/picture">
                   <pic:nvPicPr>
-                    <pic:cNvPr id="2" name="Picture 1"/>
-                    <pic:cNvPicPr>
-                      <a:picLocks noChangeAspect="1" noChangeArrowheads="1"/>
-                    </pic:cNvPicPr>
+                    <pic:cNvPr id="100001" name="image100001"/>
+                    <pic:cNvPicPr/>
                   </pic:nvPicPr>
                   <pic:blipFill>
-                    <a:blip r:embed="rId3"/>
+                    <a:blip r:embed="rId10"/>
                     <a:stretch>
                       <a:fillRect/>
                     </a:stretch>
                   </pic:blipFill>
-                  <pic:spPr bwMode="auto">
+                  <pic:spPr>
                     <a:xfrm>
                       <a:off x="0" y="0"/>
-                      <a:ext cx="947420" cy="876300"/>
+                      <a:ext cx="942975" cy="876300"/>
                     </a:xfrm>
                     <a:prstGeom prst="rect">
                       <a:avLst/>
                     </a:prstGeom>
-                    <a:noFill/>
                   </pic:spPr>
                 </pic:pic>
               </a:graphicData>
@@ -135,14 +122,14 @@
       </w:r>
       <w:r>
         <w:rPr>
-          <w:rFonts w:ascii="Arial" w:hAnsi="Arial" w:eastAsia="Yu Gothic UI Semilight" w:asciiTheme="minorBidi" w:hAnsiTheme="minorBidi"/>
-          <w:b/>
-          <w:b/>
-          <w:bCs/>
-          <w:color w:themeColor="text1" w:themeTint="f2" w:val="0D0D0D"/>
+          <w:rFonts w:ascii="Arial" w:hAnsi="Arial" w:eastAsia="Yu Gothic UI Semilight" w:cs="Arial" w:asciiTheme="minorBidi" w:hAnsiTheme="minorBidi" w:csTheme="minorBidi"/>
+          <w:b/>
+          <w:bCs/>
+          <w:color w:val="0D0D0D" w:themeColor="text1" w:themeTint="f2"/>
+          <w:kern w:val="0"/>
           <w:sz w:val="28"/>
           <w:szCs w:val="28"/>
-          <w:rtl w:val="true"/>
+          <w:rtl/>
         </w:rPr>
         <w:t xml:space="preserve">محافظة الدقهلية </w:t>
       </w:r>
@@ -150,70 +137,67 @@
     <w:p>
       <w:pPr>
         <w:pStyle w:val="NoSpacing"/>
-        <w:bidi w:val="1"/>
-        <w:ind w:start="360"/>
+        <w:ind w:left="360"/>
+        <w:bidi/>
         <w:jc w:val="start"/>
         <w:rPr>
           <w:rFonts w:ascii="Arial" w:hAnsi="Arial" w:eastAsia="Yu Gothic UI Semilight" w:asciiTheme="minorBidi" w:hAnsiTheme="minorBidi"/>
           <w:b/>
           <w:bCs/>
-          <w:color w:themeColor="text1" w:val="000000"/>
+          <w:color w:val="000000" w:themeColor="text1"/>
           <w:sz w:val="36"/>
           <w:szCs w:val="36"/>
         </w:rPr>
       </w:pPr>
       <w:r>
         <w:rPr>
-          <w:rFonts w:ascii="Arial" w:hAnsi="Arial" w:eastAsia="Yu Gothic UI Semilight" w:asciiTheme="minorBidi" w:hAnsiTheme="minorBidi"/>
-          <w:b/>
-          <w:b/>
-          <w:bCs/>
-          <w:color w:themeColor="accent2" w:val="C0504D"/>
+          <w:rFonts w:ascii="Arial" w:hAnsi="Arial" w:eastAsia="Yu Gothic UI Semilight" w:cs="Arial" w:asciiTheme="minorBidi" w:hAnsiTheme="minorBidi" w:csTheme="minorBidi"/>
+          <w:b/>
+          <w:bCs/>
+          <w:color w:val="C0504D" w:themeColor="accent2"/>
+          <w:kern w:val="0"/>
           <w:sz w:val="36"/>
           <w:szCs w:val="36"/>
-          <w:rtl w:val="true"/>
-          <w:lang w:bidi="ar-EG"/>
+          <w:rtl/>
         </w:rPr>
         <w:t>مركز</w:t>
       </w:r>
       <w:r>
         <w:rPr>
-          <w:rFonts w:ascii="Arial" w:hAnsi="Arial" w:eastAsia="Yu Gothic UI Semilight" w:asciiTheme="minorBidi" w:hAnsiTheme="minorBidi"/>
-          <w:b/>
-          <w:b/>
-          <w:bCs/>
-          <w:color w:themeColor="accent2" w:val="C0504D"/>
+          <w:rFonts w:ascii="Arial" w:hAnsi="Arial" w:eastAsia="Yu Gothic UI Semilight" w:cs="Arial" w:asciiTheme="minorBidi" w:hAnsiTheme="minorBidi" w:csTheme="minorBidi"/>
+          <w:b/>
+          <w:bCs/>
+          <w:color w:val="C0504D" w:themeColor="accent2"/>
+          <w:kern w:val="0"/>
           <w:sz w:val="36"/>
           <w:szCs w:val="36"/>
-          <w:rtl w:val="true"/>
-          <w:lang w:bidi="ar-EG"/>
+          <w:rtl/>
         </w:rPr>
         <w:t xml:space="preserve"> م</w:t>
       </w:r>
       <w:r>
         <w:rPr>
-          <w:rFonts w:ascii="Arial" w:hAnsi="Arial" w:eastAsia="Yu Gothic UI Semilight" w:asciiTheme="minorBidi" w:hAnsiTheme="minorBidi"/>
-          <w:b/>
-          <w:b/>
-          <w:bCs/>
-          <w:color w:themeColor="accent2" w:val="C0504D"/>
+          <w:rFonts w:ascii="Arial" w:hAnsi="Arial" w:eastAsia="Yu Gothic UI Semilight" w:cs="Arial" w:asciiTheme="minorBidi" w:hAnsiTheme="minorBidi" w:csTheme="minorBidi"/>
+          <w:b/>
+          <w:bCs/>
+          <w:color w:val="C0504D" w:themeColor="accent2"/>
+          <w:kern w:val="0"/>
           <w:sz w:val="36"/>
           <w:szCs w:val="36"/>
-          <w:rtl w:val="true"/>
-          <w:lang w:bidi="ar-EG"/>
+          <w:rtl/>
         </w:rPr>
         <w:t>علومات</w:t>
       </w:r>
       <w:r>
         <w:rPr>
-          <w:rFonts w:ascii="Arial" w:hAnsi="Arial" w:eastAsia="Yu Gothic UI Semilight" w:asciiTheme="minorBidi" w:hAnsiTheme="minorBidi"/>
-          <w:b/>
-          <w:b/>
-          <w:bCs/>
-          <w:color w:themeColor="accent2" w:val="C0504D"/>
+          <w:rFonts w:ascii="Arial" w:hAnsi="Arial" w:eastAsia="Yu Gothic UI Semilight" w:cs="Arial" w:asciiTheme="minorBidi" w:hAnsiTheme="minorBidi" w:csTheme="minorBidi"/>
+          <w:b/>
+          <w:bCs/>
+          <w:color w:val="C0504D" w:themeColor="accent2"/>
+          <w:kern w:val="0"/>
           <w:sz w:val="36"/>
           <w:szCs w:val="36"/>
-          <w:rtl w:val="true"/>
+          <w:rtl/>
         </w:rPr>
         <w:t xml:space="preserve"> شبكات المرافق</w:t>
       </w:r>
@@ -221,37 +205,41 @@
     <w:p>
       <w:pPr>
         <w:pStyle w:val="NoSpacing"/>
-        <w:bidi w:val="1"/>
-        <w:ind w:start="360"/>
+        <w:ind w:left="360"/>
+        <w:bidi/>
         <w:jc w:val="start"/>
         <w:rPr>
           <w:rFonts w:ascii="Arial" w:hAnsi="Arial" w:eastAsia="Yu Gothic UI Semilight" w:asciiTheme="minorBidi" w:hAnsiTheme="minorBidi"/>
           <w:b/>
           <w:bCs/>
-          <w:color w:themeColor="text1" w:val="000000"/>
+          <w:color w:val="000000" w:themeColor="text1"/>
           <w:sz w:val="36"/>
           <w:szCs w:val="36"/>
         </w:rPr>
       </w:pPr>
       <w:r>
         <w:rPr>
-          <w:rFonts w:eastAsia="Yu Gothic UI Semilight" w:ascii="Arial" w:hAnsi="Arial" w:asciiTheme="minorBidi" w:hAnsiTheme="minorBidi"/>
-          <w:b/>
-          <w:bCs/>
-          <w:color w:themeColor="accent4" w:val="8064A2"/>
-          <w:rtl w:val="true"/>
+          <w:rFonts w:ascii="Arial" w:hAnsi="Arial" w:eastAsia="Yu Gothic UI Semilight" w:cs="Arial" w:asciiTheme="minorBidi" w:hAnsiTheme="minorBidi" w:csTheme="minorBidi"/>
+          <w:b/>
+          <w:bCs/>
+          <w:color w:val="8064A2" w:themeColor="accent4"/>
+          <w:kern w:val="0"/>
+          <w:sz w:val="22"/>
+          <w:szCs w:val="22"/>
+          <w:rtl/>
         </w:rPr>
         <w:t xml:space="preserve">                                                                                                                                                                                             </w:t>
       </w:r>
       <w:r>
         <w:rPr>
-          <w:rFonts w:eastAsia="Yu Gothic UI Semilight" w:ascii="Arial" w:hAnsi="Arial" w:asciiTheme="minorBidi" w:hAnsiTheme="minorBidi"/>
-          <w:b/>
-          <w:bCs/>
-          <w:color w:themeColor="accent4" w:val="8064A2"/>
+          <w:rFonts w:ascii="Arial" w:hAnsi="Arial" w:eastAsia="Yu Gothic UI Semilight" w:cs="Arial" w:asciiTheme="minorBidi" w:hAnsiTheme="minorBidi" w:csTheme="minorBidi"/>
+          <w:b/>
+          <w:bCs/>
+          <w:color w:val="8064A2" w:themeColor="accent4"/>
+          <w:kern w:val="0"/>
           <w:sz w:val="52"/>
           <w:szCs w:val="52"/>
-          <w:rtl w:val="true"/>
+          <w:rtl/>
         </w:rPr>
         <w:t xml:space="preserve">     </w:t>
       </w:r>
@@ -259,31 +247,30 @@
     <w:p>
       <w:pPr>
         <w:pStyle w:val="Normal"/>
-        <w:spacing w:lineRule="auto" w:line="240" w:before="0" w:after="0"/>
+        <w:spacing w:before="0" w:after="0" w:line="240" w:lineRule="auto"/>
+        <w:bidi/>
         <w:jc w:val="center"/>
         <w:rPr>
           <w:rFonts w:ascii="Arial" w:hAnsi="Arial" w:asciiTheme="minorBidi" w:hAnsiTheme="minorBidi"/>
           <w:b/>
           <w:bCs/>
-          <w:color w:themeColor="accent1" w:themeShade="bf" w:val="365F91"/>
+          <w:color w:val="365F91" w:themeColor="accent1" w:themeShade="bf"/>
           <w:sz w:val="28"/>
           <w:szCs w:val="28"/>
           <w:u w:val="single"/>
-          <w:lang w:bidi="ar-EG"/>
         </w:rPr>
       </w:pPr>
       <w:r>
         <w:rPr>
-          <w:rFonts w:ascii="Arial" w:hAnsi="Arial" w:asciiTheme="minorBidi" w:hAnsiTheme="minorBidi"/>
-          <w:b/>
-          <w:b/>
-          <w:bCs/>
-          <w:color w:themeColor="accent1" w:themeShade="bf" w:val="365F91"/>
+          <w:rFonts w:ascii="Arial" w:hAnsi="Arial" w:eastAsia="Calibri" w:cs="Arial" w:asciiTheme="minorBidi" w:hAnsiTheme="minorBidi" w:eastAsiaTheme="minorHAnsi" w:csTheme="minorBidi"/>
+          <w:b/>
+          <w:bCs/>
+          <w:color w:val="365F91" w:themeColor="accent1" w:themeShade="bf"/>
+          <w:kern w:val="0"/>
           <w:sz w:val="28"/>
           <w:szCs w:val="28"/>
           <w:u w:val="single"/>
-          <w:rtl w:val="true"/>
-          <w:lang w:bidi="ar-EG"/>
+          <w:rtl/>
         </w:rPr>
         <w:t>شهادة إحداثيات</w:t>
       </w:r>
@@ -291,19 +278,27 @@
     <w:tbl>
       <w:tblPr>
         <w:tblStyle w:val="-1"/>
-        <w:tblpPr w:vertAnchor="text" w:horzAnchor="margin" w:tblpXSpec="center" w:leftFromText="180" w:rightFromText="180" w:tblpY="252"/>
-        <w:bidiVisual w:val="true"/>
+        <w:tblpPr w:horzAnchor="margin" w:vertAnchor="text" w:tblpXSpec="center" w:tblpY="252" w:leftFromText="180" w:rightFromText="180"/>
+        <w:bidiVisual/>
         <w:tblW w:w="11168" w:type="dxa"/>
         <w:jc w:val="center"/>
         <w:tblInd w:w="0" w:type="dxa"/>
+        <w:tblBorders>
+          <w:top w:val="single" w:sz="8" w:space="0" w:color="4F81BD"/>
+          <w:left w:val="single" w:sz="8" w:space="0" w:color="4F81BD"/>
+          <w:bottom w:val="single" w:sz="18" w:space="0" w:color="4F81BD"/>
+          <w:right w:val="single" w:sz="8" w:space="0" w:color="4F81BD"/>
+          <w:insideH w:val="nil"/>
+          <w:insideV w:val="single" w:sz="8" w:space="0" w:color="auto"/>
+        </w:tblBorders>
         <w:tblLayout w:type="fixed"/>
         <w:tblCellMar>
           <w:top w:w="0" w:type="dxa"/>
-          <w:start w:w="108" w:type="dxa"/>
+          <w:left w:w="108" w:type="dxa"/>
           <w:bottom w:w="0" w:type="dxa"/>
-          <w:end w:w="108" w:type="dxa"/>
+          <w:right w:w="108" w:type="dxa"/>
         </w:tblCellMar>
-        <w:tblLook w:val="04a0" w:firstRow="1" w:noVBand="1" w:lastRow="0" w:firstColumn="1" w:lastColumn="0" w:noHBand="0"/>
+        <w:tblLook w:firstRow="1" w:firstColumn="1" w:noVBand="1"/>
       </w:tblPr>
       <w:tblGrid>
         <w:gridCol w:w="1581"/>
@@ -317,44 +312,53 @@
       </w:tblGrid>
       <w:tr>
         <w:trPr>
+          <w:cnfStyle w:val="100000000000"/>
           <w:trHeight w:val="567" w:hRule="atLeast"/>
-          <w:cnfStyle w:val="100000000000" w:firstRow="1" w:lastRow="0" w:firstColumn="0" w:lastColumn="0" w:oddVBand="0" w:evenVBand="0" w:oddHBand="0" w:evenHBand="0" w:firstRowFirstColumn="0" w:firstRowLastColumn="0" w:lastRowFirstColumn="0" w:lastRowLastColumn="0"/>
         </w:trPr>
         <w:tc>
           <w:tcPr>
-            <w:cnfStyle w:val="001000000000" w:firstRow="0" w:lastRow="0" w:firstColumn="1" w:lastColumn="0" w:oddVBand="0" w:evenVBand="0" w:oddHBand="0" w:evenHBand="0" w:firstRowFirstColumn="0" w:firstRowLastColumn="0" w:lastRowFirstColumn="0" w:lastRowLastColumn="0"/>
+            <w:cnfStyle w:val="001000000000"/>
             <w:tcW w:w="11168" w:type="dxa"/>
             <w:gridSpan w:val="8"/>
             <w:tcBorders>
+              <w:top w:val="single" w:sz="8" w:space="0" w:color="4F81BD"/>
+              <w:left w:val="single" w:sz="8" w:space="0" w:color="4F81BD"/>
               <w:bottom w:val="single" w:sz="18" w:space="0" w:color="4F81BD"/>
-            </w:tcBorders>
-            <w:shd w:color="auto" w:fill="D9D9D9" w:themeFill="background1" w:themeFillShade="d9" w:val="clear"/>
-          </w:tcPr>
-          <w:p>
-            <w:pPr>
-              <w:pStyle w:val="Normal"/>
-              <w:widowControl/>
-              <w:spacing w:lineRule="auto" w:line="240" w:before="0" w:after="0"/>
-              <w:ind w:start="360"/>
-              <w:jc w:val="center"/>
-              <w:rPr>
-                <w:rFonts w:ascii="Arial" w:hAnsi="Arial" w:eastAsia="宋体" w:asciiTheme="minorBidi" w:eastAsiaTheme="majorEastAsia" w:hAnsiTheme="minorBidi"/>
+              <w:right w:val="single" w:sz="8" w:space="0" w:color="4F81BD"/>
+              <w:insideH w:val="nil"/>
+              <w:insideV w:val="single" w:sz="8" w:space="0" w:color="auto"/>
+            </w:tcBorders>
+            <w:shd w:val="clear" w:themeFill="background1" w:themeFillShade="d9"/>
+            <w:tcMar>
+              <w:top w:w="0" w:type="dxa"/>
+              <w:left w:w="108" w:type="dxa"/>
+              <w:bottom w:w="0" w:type="dxa"/>
+              <w:right w:w="108" w:type="dxa"/>
+            </w:tcMar>
+          </w:tcPr>
+          <w:p>
+            <w:pPr>
+              <w:pStyle w:val="Normal"/>
+              <w:widowControl/>
+              <w:spacing w:before="0" w:after="0" w:line="240" w:lineRule="auto"/>
+              <w:ind w:left="360"/>
+              <w:bidi/>
+              <w:jc w:val="center"/>
+              <w:rPr>
+                <w:rFonts w:ascii="Arial" w:hAnsi="Arial" w:eastAsia="宋体" w:asciiTheme="minorBidi" w:hAnsiTheme="minorBidi" w:eastAsiaTheme="majorEastAsia"/>
                 <w:sz w:val="28"/>
                 <w:szCs w:val="28"/>
-                <w:lang w:bidi="ar-EG"/>
-              </w:rPr>
-            </w:pPr>
-            <w:r>
-              <w:rPr>
-                <w:rFonts w:ascii="Arial" w:hAnsi="Arial" w:eastAsia="宋体" w:asciiTheme="minorBidi" w:eastAsiaTheme="majorEastAsia" w:hAnsiTheme="minorBidi"/>
-                <w:b/>
+              </w:rPr>
+            </w:pPr>
+            <w:r>
+              <w:rPr>
+                <w:rFonts w:ascii="Arial" w:hAnsi="Arial" w:eastAsia="宋体" w:cs="Arial" w:asciiTheme="minorBidi" w:hAnsiTheme="minorBidi" w:eastAsiaTheme="majorEastAsia" w:csTheme="majorBidi"/>
                 <w:b/>
                 <w:bCs/>
                 <w:kern w:val="0"/>
                 <w:sz w:val="28"/>
                 <w:szCs w:val="28"/>
-                <w:rtl w:val="true"/>
-                <w:lang w:val="en-US" w:eastAsia="en-US" w:bidi="ar-EG"/>
+                <w:rtl/>
               </w:rPr>
               <w:t>بيانات مقدم الطلب</w:t>
             </w:r>
@@ -367,35 +371,45 @@
         </w:trPr>
         <w:tc>
           <w:tcPr>
-            <w:cnfStyle w:val="001000000000" w:firstRow="0" w:lastRow="0" w:firstColumn="1" w:lastColumn="0" w:oddVBand="0" w:evenVBand="0" w:oddHBand="0" w:evenHBand="0" w:firstRowFirstColumn="0" w:firstRowLastColumn="0" w:lastRowFirstColumn="0" w:lastRowLastColumn="0"/>
+            <w:cnfStyle w:val="001000000000"/>
             <w:tcW w:w="1581" w:type="dxa"/>
-            <w:tcBorders/>
-            <w:shd w:color="auto" w:fill="D3DFEE" w:themeFill="accent1" w:themeFillTint="3f" w:val="clear"/>
-          </w:tcPr>
-          <w:p>
-            <w:pPr>
-              <w:pStyle w:val="Normal"/>
-              <w:widowControl/>
-              <w:spacing w:lineRule="auto" w:line="240" w:before="0" w:after="0"/>
-              <w:jc w:val="center"/>
-              <w:rPr>
-                <w:rFonts w:ascii="Arial" w:hAnsi="Arial" w:eastAsia="宋体" w:asciiTheme="minorBidi" w:eastAsiaTheme="majorEastAsia" w:hAnsiTheme="minorBidi"/>
-                <w:sz w:val="24"/>
-                <w:szCs w:val="24"/>
-                <w:lang w:bidi="ar-EG"/>
-              </w:rPr>
-            </w:pPr>
-            <w:r>
-              <w:rPr>
-                <w:rFonts w:ascii="Arial" w:hAnsi="Arial" w:eastAsia="宋体" w:asciiTheme="minorBidi" w:eastAsiaTheme="majorEastAsia" w:hAnsiTheme="minorBidi"/>
-                <w:b/>
-                <w:b/>
-                <w:bCs/>
-                <w:kern w:val="0"/>
-                <w:sz w:val="24"/>
-                <w:szCs w:val="24"/>
-                <w:rtl w:val="true"/>
-                <w:lang w:val="en-US" w:eastAsia="en-US" w:bidi="ar-EG"/>
+            <w:tcBorders>
+              <w:top w:val="single" w:sz="8" w:space="0" w:color="4F81BD"/>
+              <w:left w:val="single" w:sz="8" w:space="0" w:color="4F81BD"/>
+              <w:bottom w:val="single" w:sz="8" w:space="0" w:color="4F81BD"/>
+              <w:right w:val="single" w:sz="8" w:space="0" w:color="4F81BD"/>
+              <w:insideV w:val="single" w:sz="8" w:space="0" w:color="auto"/>
+            </w:tcBorders>
+            <w:shd w:val="clear" w:themeFill="accent1" w:themeFillTint="3f"/>
+            <w:tcMar>
+              <w:top w:w="0" w:type="dxa"/>
+              <w:left w:w="108" w:type="dxa"/>
+              <w:bottom w:w="0" w:type="dxa"/>
+              <w:right w:w="108" w:type="dxa"/>
+            </w:tcMar>
+          </w:tcPr>
+          <w:p>
+            <w:pPr>
+              <w:pStyle w:val="Normal"/>
+              <w:widowControl/>
+              <w:spacing w:before="0" w:after="0" w:line="240" w:lineRule="auto"/>
+              <w:bidi/>
+              <w:jc w:val="center"/>
+              <w:rPr>
+                <w:rFonts w:ascii="Arial" w:hAnsi="Arial" w:eastAsia="宋体" w:asciiTheme="minorBidi" w:hAnsiTheme="minorBidi" w:eastAsiaTheme="majorEastAsia"/>
+                <w:sz w:val="24"/>
+                <w:szCs w:val="24"/>
+              </w:rPr>
+            </w:pPr>
+            <w:r>
+              <w:rPr>
+                <w:rFonts w:ascii="Arial" w:hAnsi="Arial" w:eastAsia="宋体" w:cs="Arial" w:asciiTheme="minorBidi" w:hAnsiTheme="minorBidi" w:eastAsiaTheme="majorEastAsia" w:csTheme="majorBidi"/>
+                <w:b/>
+                <w:bCs/>
+                <w:kern w:val="0"/>
+                <w:sz w:val="24"/>
+                <w:szCs w:val="24"/>
+                <w:rtl/>
               </w:rPr>
               <w:t>اسم مقدم الطلب</w:t>
             </w:r>
@@ -405,35 +419,45 @@
           <w:tcPr>
             <w:tcW w:w="3971" w:type="dxa"/>
             <w:gridSpan w:val="3"/>
-            <w:tcBorders/>
-            <w:shd w:color="auto" w:fill="FFFFFF" w:themeFill="background1" w:val="clear"/>
-          </w:tcPr>
-          <w:p>
-            <w:pPr>
-              <w:pStyle w:val="Normal"/>
-              <w:widowControl/>
-              <w:spacing w:lineRule="auto" w:line="240" w:before="0" w:after="0"/>
-              <w:jc w:val="center"/>
-              <w:cnfStyle w:val="000000000000" w:firstRow="0" w:lastRow="0" w:firstColumn="0" w:lastColumn="0" w:oddVBand="0" w:evenVBand="0" w:oddHBand="0" w:evenHBand="0" w:firstRowFirstColumn="0" w:firstRowLastColumn="0" w:lastRowFirstColumn="0" w:lastRowLastColumn="0"/>
-              <w:rPr>
-                <w:rFonts w:ascii="Arial" w:hAnsi="Arial" w:asciiTheme="minorBidi" w:hAnsiTheme="minorBidi"/>
-                <w:b/>
-                <w:bCs/>
-                <w:sz w:val="24"/>
-                <w:szCs w:val="24"/>
-                <w:lang w:bidi="ar-EG"/>
-              </w:rPr>
-            </w:pPr>
-            <w:r>
-              <w:rPr>
-                <w:rFonts w:asciiTheme="minorBidi" w:hAnsiTheme="minorBidi" w:ascii="Arial" w:hAnsi="Arial"/>
-                <w:b/>
-                <w:bCs/>
-                <w:kern w:val="0"/>
-                <w:sz w:val="24"/>
-                <w:szCs w:val="24"/>
-                <w:rtl w:val="true"/>
-                <w:lang w:val="en-US" w:eastAsia="en-US" w:bidi="ar-EG"/>
+            <w:tcBorders>
+              <w:top w:val="single" w:sz="8" w:space="0" w:color="4F81BD"/>
+              <w:left w:val="single" w:sz="8" w:space="0" w:color="4F81BD"/>
+              <w:bottom w:val="single" w:sz="8" w:space="0" w:color="4F81BD"/>
+              <w:right w:val="single" w:sz="8" w:space="0" w:color="4F81BD"/>
+              <w:insideV w:val="single" w:sz="8" w:space="0" w:color="auto"/>
+            </w:tcBorders>
+            <w:shd w:val="clear" w:themeFill="background1"/>
+            <w:tcMar>
+              <w:top w:w="0" w:type="dxa"/>
+              <w:left w:w="108" w:type="dxa"/>
+              <w:bottom w:w="0" w:type="dxa"/>
+              <w:right w:w="108" w:type="dxa"/>
+            </w:tcMar>
+          </w:tcPr>
+          <w:p>
+            <w:pPr>
+              <w:pStyle w:val="Normal"/>
+              <w:widowControl/>
+              <w:spacing w:before="0" w:after="0" w:line="240" w:lineRule="auto"/>
+              <w:bidi/>
+              <w:jc w:val="center"/>
+              <w:rPr>
+                <w:rFonts w:ascii="Arial" w:hAnsi="Arial" w:asciiTheme="minorBidi" w:hAnsiTheme="minorBidi"/>
+                <w:b/>
+                <w:bCs/>
+                <w:sz w:val="24"/>
+                <w:szCs w:val="24"/>
+              </w:rPr>
+            </w:pPr>
+            <w:r>
+              <w:rPr>
+                <w:rFonts w:ascii="Arial" w:hAnsi="Arial" w:asciiTheme="minorBidi" w:hAnsiTheme="minorBidi"/>
+                <w:b/>
+                <w:bCs/>
+                <w:kern w:val="0"/>
+                <w:sz w:val="24"/>
+                <w:szCs w:val="24"/>
+                <w:rtl/>
               </w:rPr>
             </w:r>
           </w:p>
@@ -442,36 +466,45 @@
           <w:tcPr>
             <w:tcW w:w="1691" w:type="dxa"/>
             <w:gridSpan w:val="2"/>
-            <w:tcBorders/>
-            <w:shd w:color="auto" w:fill="D3DFEE" w:themeFill="accent1" w:themeFillTint="3f" w:val="clear"/>
-          </w:tcPr>
-          <w:p>
-            <w:pPr>
-              <w:pStyle w:val="Normal"/>
-              <w:widowControl/>
-              <w:spacing w:lineRule="auto" w:line="240" w:before="0" w:after="0"/>
-              <w:jc w:val="center"/>
-              <w:cnfStyle w:val="000000000000" w:firstRow="0" w:lastRow="0" w:firstColumn="0" w:lastColumn="0" w:oddVBand="0" w:evenVBand="0" w:oddHBand="0" w:evenHBand="0" w:firstRowFirstColumn="0" w:firstRowLastColumn="0" w:lastRowFirstColumn="0" w:lastRowLastColumn="0"/>
-              <w:rPr>
-                <w:rFonts w:ascii="Arial" w:hAnsi="Arial" w:asciiTheme="minorBidi" w:hAnsiTheme="minorBidi"/>
-                <w:b/>
-                <w:bCs/>
-                <w:sz w:val="24"/>
-                <w:szCs w:val="24"/>
-                <w:lang w:bidi="ar-EG"/>
-              </w:rPr>
-            </w:pPr>
-            <w:r>
-              <w:rPr>
-                <w:rFonts w:ascii="Arial" w:hAnsi="Arial" w:asciiTheme="minorBidi" w:hAnsiTheme="minorBidi"/>
-                <w:b/>
-                <w:b/>
-                <w:bCs/>
-                <w:kern w:val="0"/>
-                <w:sz w:val="24"/>
-                <w:szCs w:val="24"/>
-                <w:rtl w:val="true"/>
-                <w:lang w:val="en-US" w:eastAsia="en-US" w:bidi="ar-EG"/>
+            <w:tcBorders>
+              <w:top w:val="single" w:sz="8" w:space="0" w:color="4F81BD"/>
+              <w:left w:val="single" w:sz="8" w:space="0" w:color="4F81BD"/>
+              <w:bottom w:val="single" w:sz="8" w:space="0" w:color="4F81BD"/>
+              <w:right w:val="single" w:sz="8" w:space="0" w:color="4F81BD"/>
+              <w:insideV w:val="single" w:sz="8" w:space="0" w:color="auto"/>
+            </w:tcBorders>
+            <w:shd w:val="clear" w:themeFill="accent1" w:themeFillTint="3f"/>
+            <w:tcMar>
+              <w:top w:w="0" w:type="dxa"/>
+              <w:left w:w="108" w:type="dxa"/>
+              <w:bottom w:w="0" w:type="dxa"/>
+              <w:right w:w="108" w:type="dxa"/>
+            </w:tcMar>
+          </w:tcPr>
+          <w:p>
+            <w:pPr>
+              <w:pStyle w:val="Normal"/>
+              <w:widowControl/>
+              <w:spacing w:before="0" w:after="0" w:line="240" w:lineRule="auto"/>
+              <w:bidi/>
+              <w:jc w:val="center"/>
+              <w:rPr>
+                <w:rFonts w:ascii="Arial" w:hAnsi="Arial" w:asciiTheme="minorBidi" w:hAnsiTheme="minorBidi"/>
+                <w:b/>
+                <w:bCs/>
+                <w:sz w:val="24"/>
+                <w:szCs w:val="24"/>
+              </w:rPr>
+            </w:pPr>
+            <w:r>
+              <w:rPr>
+                <w:rFonts w:ascii="Arial" w:hAnsi="Arial" w:eastAsia="Calibri" w:cs="Arial" w:asciiTheme="minorBidi" w:hAnsiTheme="minorBidi" w:eastAsiaTheme="minorHAnsi" w:csTheme="minorBidi"/>
+                <w:b/>
+                <w:bCs/>
+                <w:kern w:val="0"/>
+                <w:sz w:val="24"/>
+                <w:szCs w:val="24"/>
+                <w:rtl/>
               </w:rPr>
               <w:t>رقم إيصال السداد</w:t>
             </w:r>
@@ -481,35 +514,45 @@
           <w:tcPr>
             <w:tcW w:w="3925" w:type="dxa"/>
             <w:gridSpan w:val="2"/>
-            <w:tcBorders/>
-            <w:shd w:color="auto" w:fill="FFFFFF" w:themeFill="background1" w:val="clear"/>
-          </w:tcPr>
-          <w:p>
-            <w:pPr>
-              <w:pStyle w:val="Normal"/>
-              <w:widowControl/>
-              <w:spacing w:lineRule="auto" w:line="240" w:before="0" w:after="0"/>
-              <w:jc w:val="center"/>
-              <w:cnfStyle w:val="000000000000" w:firstRow="0" w:lastRow="0" w:firstColumn="0" w:lastColumn="0" w:oddVBand="0" w:evenVBand="0" w:oddHBand="0" w:evenHBand="0" w:firstRowFirstColumn="0" w:firstRowLastColumn="0" w:lastRowFirstColumn="0" w:lastRowLastColumn="0"/>
+            <w:tcBorders>
+              <w:top w:val="single" w:sz="8" w:space="0" w:color="4F81BD"/>
+              <w:left w:val="single" w:sz="8" w:space="0" w:color="4F81BD"/>
+              <w:bottom w:val="single" w:sz="8" w:space="0" w:color="4F81BD"/>
+              <w:right w:val="single" w:sz="8" w:space="0" w:color="4F81BD"/>
+              <w:insideV w:val="single" w:sz="8" w:space="0" w:color="auto"/>
+            </w:tcBorders>
+            <w:shd w:val="clear" w:themeFill="background1"/>
+            <w:tcMar>
+              <w:top w:w="0" w:type="dxa"/>
+              <w:left w:w="108" w:type="dxa"/>
+              <w:bottom w:w="0" w:type="dxa"/>
+              <w:right w:w="108" w:type="dxa"/>
+            </w:tcMar>
+          </w:tcPr>
+          <w:p>
+            <w:pPr>
+              <w:pStyle w:val="Normal"/>
+              <w:widowControl/>
+              <w:spacing w:before="0" w:after="0" w:line="240" w:lineRule="auto"/>
+              <w:bidi/>
+              <w:jc w:val="center"/>
               <w:rPr>
                 <w:rFonts w:ascii="Arial" w:hAnsi="Arial" w:asciiTheme="minorBidi" w:hAnsiTheme="minorBidi"/>
                 <w:b/>
                 <w:bCs/>
                 <w:sz w:val="28"/>
                 <w:szCs w:val="28"/>
-                <w:lang w:bidi="ar-EG"/>
-              </w:rPr>
-            </w:pPr>
-            <w:r>
-              <w:rPr>
-                <w:rFonts w:asciiTheme="minorBidi" w:hAnsiTheme="minorBidi" w:ascii="Arial" w:hAnsi="Arial"/>
+              </w:rPr>
+            </w:pPr>
+            <w:r>
+              <w:rPr>
+                <w:rFonts w:ascii="Arial" w:hAnsi="Arial" w:asciiTheme="minorBidi" w:hAnsiTheme="minorBidi"/>
                 <w:b/>
                 <w:bCs/>
                 <w:kern w:val="0"/>
                 <w:sz w:val="28"/>
                 <w:szCs w:val="28"/>
-                <w:rtl w:val="true"/>
-                <w:lang w:val="en-US" w:eastAsia="en-US" w:bidi="ar-EG"/>
+                <w:rtl/>
               </w:rPr>
             </w:r>
           </w:p>
@@ -521,35 +564,45 @@
         </w:trPr>
         <w:tc>
           <w:tcPr>
-            <w:cnfStyle w:val="001000000000" w:firstRow="0" w:lastRow="0" w:firstColumn="1" w:lastColumn="0" w:oddVBand="0" w:evenVBand="0" w:oddHBand="0" w:evenHBand="0" w:firstRowFirstColumn="0" w:firstRowLastColumn="0" w:lastRowFirstColumn="0" w:lastRowLastColumn="0"/>
+            <w:cnfStyle w:val="001000000000"/>
             <w:tcW w:w="1581" w:type="dxa"/>
-            <w:tcBorders/>
-            <w:shd w:color="auto" w:fill="F2F2F2" w:themeFill="background1" w:themeFillShade="f2" w:val="clear"/>
-          </w:tcPr>
-          <w:p>
-            <w:pPr>
-              <w:pStyle w:val="Normal"/>
-              <w:widowControl/>
-              <w:spacing w:lineRule="auto" w:line="240" w:before="0" w:after="0"/>
-              <w:jc w:val="center"/>
-              <w:rPr>
-                <w:rFonts w:ascii="Arial" w:hAnsi="Arial" w:eastAsia="宋体" w:asciiTheme="minorBidi" w:eastAsiaTheme="majorEastAsia" w:hAnsiTheme="minorBidi"/>
-                <w:sz w:val="24"/>
-                <w:szCs w:val="24"/>
-                <w:lang w:bidi="ar-EG"/>
-              </w:rPr>
-            </w:pPr>
-            <w:r>
-              <w:rPr>
-                <w:rFonts w:ascii="Arial" w:hAnsi="Arial" w:eastAsia="宋体" w:asciiTheme="minorBidi" w:eastAsiaTheme="majorEastAsia" w:hAnsiTheme="minorBidi"/>
-                <w:b/>
-                <w:b/>
-                <w:bCs/>
-                <w:kern w:val="0"/>
-                <w:sz w:val="24"/>
-                <w:szCs w:val="24"/>
-                <w:rtl w:val="true"/>
-                <w:lang w:val="en-US" w:eastAsia="en-US" w:bidi="ar-EG"/>
+            <w:tcBorders>
+              <w:top w:val="single" w:sz="8" w:space="0" w:color="4F81BD"/>
+              <w:left w:val="single" w:sz="8" w:space="0" w:color="4F81BD"/>
+              <w:bottom w:val="single" w:sz="8" w:space="0" w:color="4F81BD"/>
+              <w:right w:val="single" w:sz="8" w:space="0" w:color="4F81BD"/>
+              <w:insideV w:val="single" w:sz="8" w:space="0" w:color="auto"/>
+            </w:tcBorders>
+            <w:shd w:val="clear" w:themeFill="background1" w:themeFillShade="f2"/>
+            <w:tcMar>
+              <w:top w:w="0" w:type="dxa"/>
+              <w:left w:w="108" w:type="dxa"/>
+              <w:bottom w:w="0" w:type="dxa"/>
+              <w:right w:w="108" w:type="dxa"/>
+            </w:tcMar>
+          </w:tcPr>
+          <w:p>
+            <w:pPr>
+              <w:pStyle w:val="Normal"/>
+              <w:widowControl/>
+              <w:spacing w:before="0" w:after="0" w:line="240" w:lineRule="auto"/>
+              <w:bidi/>
+              <w:jc w:val="center"/>
+              <w:rPr>
+                <w:rFonts w:ascii="Arial" w:hAnsi="Arial" w:eastAsia="宋体" w:asciiTheme="minorBidi" w:hAnsiTheme="minorBidi" w:eastAsiaTheme="majorEastAsia"/>
+                <w:sz w:val="24"/>
+                <w:szCs w:val="24"/>
+              </w:rPr>
+            </w:pPr>
+            <w:r>
+              <w:rPr>
+                <w:rFonts w:ascii="Arial" w:hAnsi="Arial" w:eastAsia="宋体" w:cs="Arial" w:asciiTheme="minorBidi" w:hAnsiTheme="minorBidi" w:eastAsiaTheme="majorEastAsia" w:csTheme="majorBidi"/>
+                <w:b/>
+                <w:bCs/>
+                <w:kern w:val="0"/>
+                <w:sz w:val="24"/>
+                <w:szCs w:val="24"/>
+                <w:rtl/>
               </w:rPr>
               <w:t>الرقم القومي</w:t>
             </w:r>
@@ -559,34 +612,44 @@
           <w:tcPr>
             <w:tcW w:w="3971" w:type="dxa"/>
             <w:gridSpan w:val="3"/>
-            <w:tcBorders/>
-          </w:tcPr>
-          <w:p>
-            <w:pPr>
-              <w:pStyle w:val="Normal"/>
-              <w:widowControl/>
-              <w:spacing w:lineRule="auto" w:line="240" w:before="0" w:after="0"/>
-              <w:jc w:val="center"/>
-              <w:cnfStyle w:val="000000000000" w:firstRow="0" w:lastRow="0" w:firstColumn="0" w:lastColumn="0" w:oddVBand="0" w:evenVBand="0" w:oddHBand="0" w:evenHBand="0" w:firstRowFirstColumn="0" w:firstRowLastColumn="0" w:lastRowFirstColumn="0" w:lastRowLastColumn="0"/>
-              <w:rPr>
-                <w:rFonts w:ascii="Arial" w:hAnsi="Arial" w:asciiTheme="minorBidi" w:hAnsiTheme="minorBidi"/>
-                <w:b/>
-                <w:bCs/>
-                <w:sz w:val="24"/>
-                <w:szCs w:val="24"/>
-                <w:lang w:bidi="ar-EG"/>
-              </w:rPr>
-            </w:pPr>
-            <w:r>
-              <w:rPr>
-                <w:rFonts w:asciiTheme="minorBidi" w:hAnsiTheme="minorBidi" w:ascii="Arial" w:hAnsi="Arial"/>
-                <w:b/>
-                <w:bCs/>
-                <w:kern w:val="0"/>
-                <w:sz w:val="24"/>
-                <w:szCs w:val="24"/>
-                <w:rtl w:val="true"/>
-                <w:lang w:val="en-US" w:eastAsia="en-US" w:bidi="ar-EG"/>
+            <w:tcBorders>
+              <w:top w:val="single" w:sz="8" w:space="0" w:color="4F81BD"/>
+              <w:left w:val="single" w:sz="8" w:space="0" w:color="4F81BD"/>
+              <w:bottom w:val="single" w:sz="8" w:space="0" w:color="4F81BD"/>
+              <w:right w:val="single" w:sz="8" w:space="0" w:color="4F81BD"/>
+              <w:insideV w:val="single" w:sz="8" w:space="0" w:color="auto"/>
+            </w:tcBorders>
+            <w:tcMar>
+              <w:top w:w="0" w:type="dxa"/>
+              <w:left w:w="108" w:type="dxa"/>
+              <w:bottom w:w="0" w:type="dxa"/>
+              <w:right w:w="108" w:type="dxa"/>
+            </w:tcMar>
+          </w:tcPr>
+          <w:p>
+            <w:pPr>
+              <w:pStyle w:val="Normal"/>
+              <w:widowControl/>
+              <w:spacing w:before="0" w:after="0" w:line="240" w:lineRule="auto"/>
+              <w:bidi/>
+              <w:jc w:val="center"/>
+              <w:rPr>
+                <w:rFonts w:ascii="Arial" w:hAnsi="Arial" w:asciiTheme="minorBidi" w:hAnsiTheme="minorBidi"/>
+                <w:b/>
+                <w:bCs/>
+                <w:sz w:val="24"/>
+                <w:szCs w:val="24"/>
+              </w:rPr>
+            </w:pPr>
+            <w:r>
+              <w:rPr>
+                <w:rFonts w:ascii="Arial" w:hAnsi="Arial" w:asciiTheme="minorBidi" w:hAnsiTheme="minorBidi"/>
+                <w:b/>
+                <w:bCs/>
+                <w:kern w:val="0"/>
+                <w:sz w:val="24"/>
+                <w:szCs w:val="24"/>
+                <w:rtl/>
               </w:rPr>
             </w:r>
           </w:p>
@@ -595,36 +658,45 @@
           <w:tcPr>
             <w:tcW w:w="1691" w:type="dxa"/>
             <w:gridSpan w:val="2"/>
-            <w:tcBorders/>
-            <w:shd w:color="auto" w:fill="F2F2F2" w:themeFill="background1" w:themeFillShade="f2" w:val="clear"/>
-          </w:tcPr>
-          <w:p>
-            <w:pPr>
-              <w:pStyle w:val="Normal"/>
-              <w:widowControl/>
-              <w:spacing w:lineRule="auto" w:line="240" w:before="0" w:after="0"/>
-              <w:jc w:val="center"/>
-              <w:cnfStyle w:val="000000000000" w:firstRow="0" w:lastRow="0" w:firstColumn="0" w:lastColumn="0" w:oddVBand="0" w:evenVBand="0" w:oddHBand="0" w:evenHBand="0" w:firstRowFirstColumn="0" w:firstRowLastColumn="0" w:lastRowFirstColumn="0" w:lastRowLastColumn="0"/>
-              <w:rPr>
-                <w:rFonts w:ascii="Arial" w:hAnsi="Arial" w:asciiTheme="minorBidi" w:hAnsiTheme="minorBidi"/>
-                <w:b/>
-                <w:bCs/>
-                <w:sz w:val="24"/>
-                <w:szCs w:val="24"/>
-                <w:lang w:bidi="ar-EG"/>
-              </w:rPr>
-            </w:pPr>
-            <w:r>
-              <w:rPr>
-                <w:rFonts w:ascii="Arial" w:hAnsi="Arial" w:asciiTheme="minorBidi" w:hAnsiTheme="minorBidi"/>
-                <w:b/>
-                <w:b/>
-                <w:bCs/>
-                <w:kern w:val="0"/>
-                <w:sz w:val="24"/>
-                <w:szCs w:val="24"/>
-                <w:rtl w:val="true"/>
-                <w:lang w:val="en-US" w:eastAsia="en-US" w:bidi="ar-EG"/>
+            <w:tcBorders>
+              <w:top w:val="single" w:sz="8" w:space="0" w:color="4F81BD"/>
+              <w:left w:val="single" w:sz="8" w:space="0" w:color="4F81BD"/>
+              <w:bottom w:val="single" w:sz="8" w:space="0" w:color="4F81BD"/>
+              <w:right w:val="single" w:sz="8" w:space="0" w:color="4F81BD"/>
+              <w:insideV w:val="single" w:sz="8" w:space="0" w:color="auto"/>
+            </w:tcBorders>
+            <w:shd w:val="clear" w:themeFill="background1" w:themeFillShade="f2"/>
+            <w:tcMar>
+              <w:top w:w="0" w:type="dxa"/>
+              <w:left w:w="108" w:type="dxa"/>
+              <w:bottom w:w="0" w:type="dxa"/>
+              <w:right w:w="108" w:type="dxa"/>
+            </w:tcMar>
+          </w:tcPr>
+          <w:p>
+            <w:pPr>
+              <w:pStyle w:val="Normal"/>
+              <w:widowControl/>
+              <w:spacing w:before="0" w:after="0" w:line="240" w:lineRule="auto"/>
+              <w:bidi/>
+              <w:jc w:val="center"/>
+              <w:rPr>
+                <w:rFonts w:ascii="Arial" w:hAnsi="Arial" w:asciiTheme="minorBidi" w:hAnsiTheme="minorBidi"/>
+                <w:b/>
+                <w:bCs/>
+                <w:sz w:val="24"/>
+                <w:szCs w:val="24"/>
+              </w:rPr>
+            </w:pPr>
+            <w:r>
+              <w:rPr>
+                <w:rFonts w:ascii="Arial" w:hAnsi="Arial" w:eastAsia="Calibri" w:cs="Arial" w:asciiTheme="minorBidi" w:hAnsiTheme="minorBidi" w:eastAsiaTheme="minorHAnsi" w:csTheme="minorBidi"/>
+                <w:b/>
+                <w:bCs/>
+                <w:kern w:val="0"/>
+                <w:sz w:val="24"/>
+                <w:szCs w:val="24"/>
+                <w:rtl/>
               </w:rPr>
               <w:t>رقم الطلب</w:t>
             </w:r>
@@ -634,46 +706,53 @@
           <w:tcPr>
             <w:tcW w:w="3925" w:type="dxa"/>
             <w:gridSpan w:val="2"/>
-            <w:tcBorders/>
-          </w:tcPr>
-          <w:p>
-            <w:pPr>
-              <w:pStyle w:val="Normal"/>
-              <w:widowControl/>
-              <w:bidi w:val="0"/>
-              <w:spacing w:lineRule="auto" w:line="240" w:before="0" w:after="0"/>
-              <w:jc w:val="center"/>
-              <w:cnfStyle w:val="000000000000" w:firstRow="0" w:lastRow="0" w:firstColumn="0" w:lastColumn="0" w:oddVBand="0" w:evenVBand="0" w:oddHBand="0" w:evenHBand="0" w:firstRowFirstColumn="0" w:firstRowLastColumn="0" w:lastRowFirstColumn="0" w:lastRowLastColumn="0"/>
+            <w:tcBorders>
+              <w:top w:val="single" w:sz="8" w:space="0" w:color="4F81BD"/>
+              <w:left w:val="single" w:sz="8" w:space="0" w:color="4F81BD"/>
+              <w:bottom w:val="single" w:sz="8" w:space="0" w:color="4F81BD"/>
+              <w:right w:val="single" w:sz="8" w:space="0" w:color="4F81BD"/>
+              <w:insideV w:val="single" w:sz="8" w:space="0" w:color="auto"/>
+            </w:tcBorders>
+            <w:tcMar>
+              <w:top w:w="0" w:type="dxa"/>
+              <w:left w:w="108" w:type="dxa"/>
+              <w:bottom w:w="0" w:type="dxa"/>
+              <w:right w:w="108" w:type="dxa"/>
+            </w:tcMar>
+          </w:tcPr>
+          <w:p>
+            <w:pPr>
+              <w:pStyle w:val="Normal"/>
+              <w:widowControl/>
+              <w:spacing w:before="0" w:after="0" w:line="240" w:lineRule="auto"/>
+              <w:jc w:val="center"/>
               <w:rPr>
                 <w:rFonts w:ascii="Arial" w:hAnsi="Arial" w:asciiTheme="minorBidi" w:hAnsiTheme="minorBidi"/>
                 <w:b/>
                 <w:bCs/>
                 <w:sz w:val="28"/>
                 <w:szCs w:val="28"/>
-                <w:lang w:bidi="ar-EG"/>
-              </w:rPr>
-            </w:pPr>
-            <w:r>
-              <w:rPr>
-                <w:rFonts w:hint="cs" w:ascii="Arial" w:hAnsi="Arial" w:asciiTheme="minorBidi" w:hAnsiTheme="minorBidi"/>
+              </w:rPr>
+            </w:pPr>
+            <w:r>
+              <w:rPr>
+                <w:rFonts w:ascii="Arial" w:hAnsi="Arial" w:eastAsia="Calibri" w:cs="Arial" w:asciiTheme="minorBidi" w:hAnsiTheme="minorBidi" w:eastAsiaTheme="minorHAnsi" w:csTheme="minorBidi"/>
                 <w:b/>
                 <w:bCs/>
                 <w:kern w:val="0"/>
                 <w:sz w:val="28"/>
                 <w:szCs w:val="28"/>
-                <w:lang w:val="en-US" w:eastAsia="en-US" w:bidi="ar-EG"/>
               </w:rPr>
               <w:t>2605</w:t>
             </w:r>
             <w:r>
               <w:rPr>
-                <w:rFonts w:ascii="Arial" w:hAnsi="Arial" w:asciiTheme="minorBidi" w:hAnsiTheme="minorBidi"/>
+                <w:rFonts w:ascii="Arial" w:hAnsi="Arial" w:eastAsia="Calibri" w:cs="Arial" w:asciiTheme="minorBidi" w:hAnsiTheme="minorBidi" w:eastAsiaTheme="minorHAnsi" w:csTheme="minorBidi"/>
                 <w:b/>
                 <w:bCs/>
                 <w:kern w:val="0"/>
                 <w:sz w:val="28"/>
                 <w:szCs w:val="28"/>
-                <w:lang w:val="en-US" w:eastAsia="en-US" w:bidi="ar-EG"/>
               </w:rPr>
               <w:t>s</w:t>
             </w:r>
@@ -686,37 +765,47 @@
         </w:trPr>
         <w:tc>
           <w:tcPr>
-            <w:cnfStyle w:val="001000000000" w:firstRow="0" w:lastRow="0" w:firstColumn="1" w:lastColumn="0" w:oddVBand="0" w:evenVBand="0" w:oddHBand="0" w:evenHBand="0" w:firstRowFirstColumn="0" w:firstRowLastColumn="0" w:lastRowFirstColumn="0" w:lastRowLastColumn="0"/>
+            <w:cnfStyle w:val="001000000000"/>
             <w:tcW w:w="1581" w:type="dxa"/>
-            <w:tcBorders/>
-            <w:shd w:color="auto" w:fill="D3DFEE" w:themeFill="accent1" w:themeFillTint="3f" w:val="clear"/>
-          </w:tcPr>
-          <w:p>
-            <w:pPr>
-              <w:pStyle w:val="Normal"/>
-              <w:widowControl/>
-              <w:spacing w:lineRule="auto" w:line="240" w:before="0" w:after="0"/>
-              <w:jc w:val="center"/>
-              <w:rPr>
-                <w:rFonts w:ascii="Arial" w:hAnsi="Arial" w:eastAsia="宋体" w:asciiTheme="minorBidi" w:eastAsiaTheme="majorEastAsia" w:hAnsiTheme="minorBidi"/>
-                <w:b w:val="false"/>
-                <w:bCs w:val="false"/>
-                <w:sz w:val="24"/>
-                <w:szCs w:val="24"/>
-                <w:lang w:bidi="ar-EG"/>
-              </w:rPr>
-            </w:pPr>
-            <w:r>
-              <w:rPr>
-                <w:rFonts w:ascii="Arial" w:hAnsi="Arial" w:eastAsia="宋体" w:asciiTheme="minorBidi" w:eastAsiaTheme="majorEastAsia" w:hAnsiTheme="minorBidi"/>
-                <w:b/>
-                <w:b/>
-                <w:bCs/>
-                <w:kern w:val="0"/>
-                <w:sz w:val="24"/>
-                <w:szCs w:val="24"/>
-                <w:rtl w:val="true"/>
-                <w:lang w:val="en-US" w:eastAsia="en-US" w:bidi="ar-EG"/>
+            <w:tcBorders>
+              <w:top w:val="single" w:sz="8" w:space="0" w:color="4F81BD"/>
+              <w:left w:val="single" w:sz="8" w:space="0" w:color="4F81BD"/>
+              <w:bottom w:val="single" w:sz="8" w:space="0" w:color="4F81BD"/>
+              <w:right w:val="single" w:sz="8" w:space="0" w:color="4F81BD"/>
+              <w:insideV w:val="single" w:sz="8" w:space="0" w:color="auto"/>
+            </w:tcBorders>
+            <w:shd w:val="clear" w:themeFill="accent1" w:themeFillTint="3f"/>
+            <w:tcMar>
+              <w:top w:w="0" w:type="dxa"/>
+              <w:left w:w="108" w:type="dxa"/>
+              <w:bottom w:w="0" w:type="dxa"/>
+              <w:right w:w="108" w:type="dxa"/>
+            </w:tcMar>
+          </w:tcPr>
+          <w:p>
+            <w:pPr>
+              <w:pStyle w:val="Normal"/>
+              <w:widowControl/>
+              <w:spacing w:before="0" w:after="0" w:line="240" w:lineRule="auto"/>
+              <w:bidi/>
+              <w:jc w:val="center"/>
+              <w:rPr>
+                <w:rFonts w:ascii="Arial" w:hAnsi="Arial" w:eastAsia="宋体" w:asciiTheme="minorBidi" w:hAnsiTheme="minorBidi" w:eastAsiaTheme="majorEastAsia"/>
+                <w:b w:val="0"/>
+                <w:bCs w:val="0"/>
+                <w:sz w:val="24"/>
+                <w:szCs w:val="24"/>
+              </w:rPr>
+            </w:pPr>
+            <w:r>
+              <w:rPr>
+                <w:rFonts w:ascii="Arial" w:hAnsi="Arial" w:eastAsia="宋体" w:cs="Arial" w:asciiTheme="minorBidi" w:hAnsiTheme="minorBidi" w:eastAsiaTheme="majorEastAsia" w:csTheme="majorBidi"/>
+                <w:b/>
+                <w:bCs/>
+                <w:kern w:val="0"/>
+                <w:sz w:val="24"/>
+                <w:szCs w:val="24"/>
+                <w:rtl/>
               </w:rPr>
               <w:t>المركز</w:t>
             </w:r>
@@ -726,35 +815,45 @@
           <w:tcPr>
             <w:tcW w:w="3971" w:type="dxa"/>
             <w:gridSpan w:val="3"/>
-            <w:tcBorders/>
-            <w:shd w:color="auto" w:fill="FFFFFF" w:themeFill="background1" w:val="clear"/>
-          </w:tcPr>
-          <w:p>
-            <w:pPr>
-              <w:pStyle w:val="Normal"/>
-              <w:widowControl/>
-              <w:spacing w:lineRule="auto" w:line="240" w:before="0" w:after="0"/>
-              <w:jc w:val="center"/>
-              <w:cnfStyle w:val="000000000000" w:firstRow="0" w:lastRow="0" w:firstColumn="0" w:lastColumn="0" w:oddVBand="0" w:evenVBand="0" w:oddHBand="0" w:evenHBand="0" w:firstRowFirstColumn="0" w:firstRowLastColumn="0" w:lastRowFirstColumn="0" w:lastRowLastColumn="0"/>
-              <w:rPr>
-                <w:rFonts w:ascii="Arial" w:hAnsi="Arial" w:asciiTheme="minorBidi" w:hAnsiTheme="minorBidi"/>
-                <w:b/>
-                <w:bCs/>
-                <w:sz w:val="24"/>
-                <w:szCs w:val="24"/>
-                <w:lang w:bidi="ar-EG"/>
-              </w:rPr>
-            </w:pPr>
-            <w:r>
-              <w:rPr>
-                <w:rFonts w:asciiTheme="minorBidi" w:hAnsiTheme="minorBidi" w:ascii="Arial" w:hAnsi="Arial"/>
-                <w:b/>
-                <w:bCs/>
-                <w:kern w:val="0"/>
-                <w:sz w:val="24"/>
-                <w:szCs w:val="24"/>
-                <w:rtl w:val="true"/>
-                <w:lang w:val="en-US" w:eastAsia="en-US" w:bidi="ar-EG"/>
+            <w:tcBorders>
+              <w:top w:val="single" w:sz="8" w:space="0" w:color="4F81BD"/>
+              <w:left w:val="single" w:sz="8" w:space="0" w:color="4F81BD"/>
+              <w:bottom w:val="single" w:sz="8" w:space="0" w:color="4F81BD"/>
+              <w:right w:val="single" w:sz="8" w:space="0" w:color="4F81BD"/>
+              <w:insideV w:val="single" w:sz="8" w:space="0" w:color="auto"/>
+            </w:tcBorders>
+            <w:shd w:val="clear" w:themeFill="background1"/>
+            <w:tcMar>
+              <w:top w:w="0" w:type="dxa"/>
+              <w:left w:w="108" w:type="dxa"/>
+              <w:bottom w:w="0" w:type="dxa"/>
+              <w:right w:w="108" w:type="dxa"/>
+            </w:tcMar>
+          </w:tcPr>
+          <w:p>
+            <w:pPr>
+              <w:pStyle w:val="Normal"/>
+              <w:widowControl/>
+              <w:spacing w:before="0" w:after="0" w:line="240" w:lineRule="auto"/>
+              <w:bidi/>
+              <w:jc w:val="center"/>
+              <w:rPr>
+                <w:rFonts w:ascii="Arial" w:hAnsi="Arial" w:asciiTheme="minorBidi" w:hAnsiTheme="minorBidi"/>
+                <w:b/>
+                <w:bCs/>
+                <w:sz w:val="24"/>
+                <w:szCs w:val="24"/>
+              </w:rPr>
+            </w:pPr>
+            <w:r>
+              <w:rPr>
+                <w:rFonts w:ascii="Arial" w:hAnsi="Arial" w:asciiTheme="minorBidi" w:hAnsiTheme="minorBidi"/>
+                <w:b/>
+                <w:bCs/>
+                <w:kern w:val="0"/>
+                <w:sz w:val="24"/>
+                <w:szCs w:val="24"/>
+                <w:rtl/>
               </w:rPr>
             </w:r>
           </w:p>
@@ -763,36 +862,45 @@
           <w:tcPr>
             <w:tcW w:w="1691" w:type="dxa"/>
             <w:gridSpan w:val="2"/>
-            <w:tcBorders/>
-            <w:shd w:color="auto" w:fill="D3DFEE" w:themeFill="accent1" w:themeFillTint="3f" w:val="clear"/>
-          </w:tcPr>
-          <w:p>
-            <w:pPr>
-              <w:pStyle w:val="Normal"/>
-              <w:widowControl/>
-              <w:spacing w:lineRule="auto" w:line="240" w:before="0" w:after="0"/>
-              <w:jc w:val="center"/>
-              <w:cnfStyle w:val="000000000000" w:firstRow="0" w:lastRow="0" w:firstColumn="0" w:lastColumn="0" w:oddVBand="0" w:evenVBand="0" w:oddHBand="0" w:evenHBand="0" w:firstRowFirstColumn="0" w:firstRowLastColumn="0" w:lastRowFirstColumn="0" w:lastRowLastColumn="0"/>
-              <w:rPr>
-                <w:rFonts w:ascii="Arial" w:hAnsi="Arial" w:asciiTheme="minorBidi" w:hAnsiTheme="minorBidi"/>
-                <w:b/>
-                <w:bCs/>
-                <w:sz w:val="24"/>
-                <w:szCs w:val="24"/>
-                <w:lang w:bidi="ar-EG"/>
-              </w:rPr>
-            </w:pPr>
-            <w:r>
-              <w:rPr>
-                <w:rFonts w:ascii="Arial" w:hAnsi="Arial" w:hint="cs" w:asciiTheme="minorBidi" w:hAnsiTheme="minorBidi"/>
-                <w:b/>
-                <w:b/>
-                <w:bCs/>
-                <w:kern w:val="0"/>
-                <w:sz w:val="24"/>
-                <w:szCs w:val="24"/>
-                <w:rtl w:val="true"/>
-                <w:lang w:val="en-US" w:eastAsia="en-US" w:bidi="ar-EG"/>
+            <w:tcBorders>
+              <w:top w:val="single" w:sz="8" w:space="0" w:color="4F81BD"/>
+              <w:left w:val="single" w:sz="8" w:space="0" w:color="4F81BD"/>
+              <w:bottom w:val="single" w:sz="8" w:space="0" w:color="4F81BD"/>
+              <w:right w:val="single" w:sz="8" w:space="0" w:color="4F81BD"/>
+              <w:insideV w:val="single" w:sz="8" w:space="0" w:color="auto"/>
+            </w:tcBorders>
+            <w:shd w:val="clear" w:themeFill="accent1" w:themeFillTint="3f"/>
+            <w:tcMar>
+              <w:top w:w="0" w:type="dxa"/>
+              <w:left w:w="108" w:type="dxa"/>
+              <w:bottom w:w="0" w:type="dxa"/>
+              <w:right w:w="108" w:type="dxa"/>
+            </w:tcMar>
+          </w:tcPr>
+          <w:p>
+            <w:pPr>
+              <w:pStyle w:val="Normal"/>
+              <w:widowControl/>
+              <w:spacing w:before="0" w:after="0" w:line="240" w:lineRule="auto"/>
+              <w:bidi/>
+              <w:jc w:val="center"/>
+              <w:rPr>
+                <w:rFonts w:ascii="Arial" w:hAnsi="Arial" w:asciiTheme="minorBidi" w:hAnsiTheme="minorBidi"/>
+                <w:b/>
+                <w:bCs/>
+                <w:sz w:val="24"/>
+                <w:szCs w:val="24"/>
+              </w:rPr>
+            </w:pPr>
+            <w:r>
+              <w:rPr>
+                <w:rFonts w:ascii="Arial" w:hAnsi="Arial" w:eastAsia="Calibri" w:cs="Arial" w:asciiTheme="minorBidi" w:hAnsiTheme="minorBidi" w:eastAsiaTheme="minorHAnsi" w:csTheme="minorBidi"/>
+                <w:b/>
+                <w:bCs/>
+                <w:kern w:val="0"/>
+                <w:sz w:val="24"/>
+                <w:szCs w:val="24"/>
+                <w:rtl/>
               </w:rPr>
               <w:t>القرية</w:t>
             </w:r>
@@ -802,35 +910,45 @@
           <w:tcPr>
             <w:tcW w:w="3925" w:type="dxa"/>
             <w:gridSpan w:val="2"/>
-            <w:tcBorders/>
-            <w:shd w:color="auto" w:fill="FFFFFF" w:themeFill="background1" w:val="clear"/>
-          </w:tcPr>
-          <w:p>
-            <w:pPr>
-              <w:pStyle w:val="Normal"/>
-              <w:widowControl/>
-              <w:spacing w:lineRule="auto" w:line="240" w:before="0" w:after="0"/>
-              <w:jc w:val="center"/>
-              <w:cnfStyle w:val="000000000000" w:firstRow="0" w:lastRow="0" w:firstColumn="0" w:lastColumn="0" w:oddVBand="0" w:evenVBand="0" w:oddHBand="0" w:evenHBand="0" w:firstRowFirstColumn="0" w:firstRowLastColumn="0" w:lastRowFirstColumn="0" w:lastRowLastColumn="0"/>
+            <w:tcBorders>
+              <w:top w:val="single" w:sz="8" w:space="0" w:color="4F81BD"/>
+              <w:left w:val="single" w:sz="8" w:space="0" w:color="4F81BD"/>
+              <w:bottom w:val="single" w:sz="8" w:space="0" w:color="4F81BD"/>
+              <w:right w:val="single" w:sz="8" w:space="0" w:color="4F81BD"/>
+              <w:insideV w:val="single" w:sz="8" w:space="0" w:color="auto"/>
+            </w:tcBorders>
+            <w:shd w:val="clear" w:themeFill="background1"/>
+            <w:tcMar>
+              <w:top w:w="0" w:type="dxa"/>
+              <w:left w:w="108" w:type="dxa"/>
+              <w:bottom w:w="0" w:type="dxa"/>
+              <w:right w:w="108" w:type="dxa"/>
+            </w:tcMar>
+          </w:tcPr>
+          <w:p>
+            <w:pPr>
+              <w:pStyle w:val="Normal"/>
+              <w:widowControl/>
+              <w:spacing w:before="0" w:after="0" w:line="240" w:lineRule="auto"/>
+              <w:bidi/>
+              <w:jc w:val="center"/>
               <w:rPr>
                 <w:rFonts w:ascii="Arial" w:hAnsi="Arial" w:asciiTheme="minorBidi" w:hAnsiTheme="minorBidi"/>
                 <w:b/>
                 <w:bCs/>
                 <w:sz w:val="28"/>
                 <w:szCs w:val="28"/>
-                <w:lang w:bidi="ar-EG"/>
-              </w:rPr>
-            </w:pPr>
-            <w:r>
-              <w:rPr>
-                <w:rFonts w:asciiTheme="minorBidi" w:hAnsiTheme="minorBidi" w:ascii="Arial" w:hAnsi="Arial"/>
+              </w:rPr>
+            </w:pPr>
+            <w:r>
+              <w:rPr>
+                <w:rFonts w:ascii="Arial" w:hAnsi="Arial" w:asciiTheme="minorBidi" w:hAnsiTheme="minorBidi"/>
                 <w:b/>
                 <w:bCs/>
                 <w:kern w:val="0"/>
                 <w:sz w:val="28"/>
                 <w:szCs w:val="28"/>
-                <w:rtl w:val="true"/>
-                <w:lang w:val="en-US" w:eastAsia="en-US" w:bidi="ar-EG"/>
+                <w:rtl/>
               </w:rPr>
             </w:r>
           </w:p>
@@ -842,36 +960,46 @@
         </w:trPr>
         <w:tc>
           <w:tcPr>
-            <w:cnfStyle w:val="001000000000" w:firstRow="0" w:lastRow="0" w:firstColumn="1" w:lastColumn="0" w:oddVBand="0" w:evenVBand="0" w:oddHBand="0" w:evenHBand="0" w:firstRowFirstColumn="0" w:firstRowLastColumn="0" w:lastRowFirstColumn="0" w:lastRowLastColumn="0"/>
+            <w:cnfStyle w:val="001000000000"/>
             <w:tcW w:w="1581" w:type="dxa"/>
-            <w:tcBorders/>
-          </w:tcPr>
-          <w:p>
-            <w:pPr>
-              <w:pStyle w:val="Normal"/>
-              <w:widowControl/>
-              <w:spacing w:lineRule="auto" w:line="240" w:before="0" w:after="0"/>
-              <w:jc w:val="center"/>
-              <w:rPr>
-                <w:rFonts w:ascii="Arial" w:hAnsi="Arial" w:eastAsia="宋体" w:asciiTheme="minorBidi" w:eastAsiaTheme="majorEastAsia" w:hAnsiTheme="minorBidi"/>
-                <w:b w:val="false"/>
-                <w:bCs w:val="false"/>
-                <w:sz w:val="24"/>
-                <w:szCs w:val="24"/>
-                <w:lang w:bidi="ar-EG"/>
-              </w:rPr>
-            </w:pPr>
-            <w:r>
-              <w:rPr>
-                <w:rFonts w:ascii="Arial" w:hAnsi="Arial" w:eastAsia="宋体" w:asciiTheme="minorBidi" w:eastAsiaTheme="majorEastAsia" w:hAnsiTheme="minorBidi"/>
-                <w:b/>
-                <w:b/>
-                <w:bCs/>
-                <w:kern w:val="0"/>
-                <w:sz w:val="24"/>
-                <w:szCs w:val="24"/>
-                <w:rtl w:val="true"/>
-                <w:lang w:val="en-US" w:eastAsia="en-US" w:bidi="ar-EG"/>
+            <w:tcBorders>
+              <w:top w:val="single" w:sz="8" w:space="0" w:color="4F81BD"/>
+              <w:left w:val="single" w:sz="8" w:space="0" w:color="4F81BD"/>
+              <w:bottom w:val="single" w:sz="8" w:space="0" w:color="4F81BD"/>
+              <w:right w:val="single" w:sz="8" w:space="0" w:color="4F81BD"/>
+              <w:insideV w:val="single" w:sz="8" w:space="0" w:color="auto"/>
+            </w:tcBorders>
+            <w:tcMar>
+              <w:top w:w="0" w:type="dxa"/>
+              <w:left w:w="108" w:type="dxa"/>
+              <w:bottom w:w="0" w:type="dxa"/>
+              <w:right w:w="108" w:type="dxa"/>
+            </w:tcMar>
+          </w:tcPr>
+          <w:p>
+            <w:pPr>
+              <w:pStyle w:val="Normal"/>
+              <w:widowControl/>
+              <w:spacing w:before="0" w:after="0" w:line="240" w:lineRule="auto"/>
+              <w:bidi/>
+              <w:jc w:val="center"/>
+              <w:rPr>
+                <w:rFonts w:ascii="Arial" w:hAnsi="Arial" w:eastAsia="宋体" w:asciiTheme="minorBidi" w:hAnsiTheme="minorBidi" w:eastAsiaTheme="majorEastAsia"/>
+                <w:b w:val="0"/>
+                <w:bCs w:val="0"/>
+                <w:sz w:val="24"/>
+                <w:szCs w:val="24"/>
+              </w:rPr>
+            </w:pPr>
+            <w:r>
+              <w:rPr>
+                <w:rFonts w:ascii="Arial" w:hAnsi="Arial" w:eastAsia="宋体" w:cs="Arial" w:asciiTheme="minorBidi" w:hAnsiTheme="minorBidi" w:eastAsiaTheme="majorEastAsia" w:csTheme="majorBidi"/>
+                <w:b/>
+                <w:bCs/>
+                <w:kern w:val="0"/>
+                <w:sz w:val="24"/>
+                <w:szCs w:val="24"/>
+                <w:rtl/>
               </w:rPr>
               <w:t>العنوان</w:t>
             </w:r>
@@ -881,35 +1009,45 @@
           <w:tcPr>
             <w:tcW w:w="3971" w:type="dxa"/>
             <w:gridSpan w:val="3"/>
-            <w:tcBorders/>
-            <w:shd w:color="auto" w:fill="FFFFFF" w:themeFill="background1" w:val="clear"/>
-          </w:tcPr>
-          <w:p>
-            <w:pPr>
-              <w:pStyle w:val="Normal"/>
-              <w:widowControl/>
-              <w:spacing w:lineRule="auto" w:line="240" w:before="0" w:after="0"/>
-              <w:jc w:val="center"/>
-              <w:cnfStyle w:val="000000000000" w:firstRow="0" w:lastRow="0" w:firstColumn="0" w:lastColumn="0" w:oddVBand="0" w:evenVBand="0" w:oddHBand="0" w:evenHBand="0" w:firstRowFirstColumn="0" w:firstRowLastColumn="0" w:lastRowFirstColumn="0" w:lastRowLastColumn="0"/>
+            <w:tcBorders>
+              <w:top w:val="single" w:sz="8" w:space="0" w:color="4F81BD"/>
+              <w:left w:val="single" w:sz="8" w:space="0" w:color="4F81BD"/>
+              <w:bottom w:val="single" w:sz="8" w:space="0" w:color="4F81BD"/>
+              <w:right w:val="single" w:sz="8" w:space="0" w:color="4F81BD"/>
+              <w:insideV w:val="single" w:sz="8" w:space="0" w:color="auto"/>
+            </w:tcBorders>
+            <w:shd w:val="clear" w:themeFill="background1"/>
+            <w:tcMar>
+              <w:top w:w="0" w:type="dxa"/>
+              <w:left w:w="108" w:type="dxa"/>
+              <w:bottom w:w="0" w:type="dxa"/>
+              <w:right w:w="108" w:type="dxa"/>
+            </w:tcMar>
+          </w:tcPr>
+          <w:p>
+            <w:pPr>
+              <w:pStyle w:val="Normal"/>
+              <w:widowControl/>
+              <w:spacing w:before="0" w:after="0" w:line="240" w:lineRule="auto"/>
+              <w:bidi/>
+              <w:jc w:val="center"/>
               <w:rPr>
                 <w:rFonts w:ascii="Arial" w:hAnsi="Arial" w:asciiTheme="minorBidi" w:hAnsiTheme="minorBidi"/>
                 <w:b/>
                 <w:bCs/>
                 <w:sz w:val="28"/>
                 <w:szCs w:val="28"/>
-                <w:lang w:bidi="ar-EG"/>
-              </w:rPr>
-            </w:pPr>
-            <w:r>
-              <w:rPr>
-                <w:rFonts w:asciiTheme="minorBidi" w:hAnsiTheme="minorBidi" w:ascii="Arial" w:hAnsi="Arial"/>
+              </w:rPr>
+            </w:pPr>
+            <w:r>
+              <w:rPr>
+                <w:rFonts w:ascii="Arial" w:hAnsi="Arial" w:asciiTheme="minorBidi" w:hAnsiTheme="minorBidi"/>
                 <w:b/>
                 <w:bCs/>
                 <w:kern w:val="0"/>
                 <w:sz w:val="28"/>
                 <w:szCs w:val="28"/>
-                <w:rtl w:val="true"/>
-                <w:lang w:val="en-US" w:eastAsia="en-US" w:bidi="ar-EG"/>
+                <w:rtl/>
               </w:rPr>
             </w:r>
           </w:p>
@@ -918,35 +1056,44 @@
           <w:tcPr>
             <w:tcW w:w="1691" w:type="dxa"/>
             <w:gridSpan w:val="2"/>
-            <w:tcBorders/>
-          </w:tcPr>
-          <w:p>
-            <w:pPr>
-              <w:pStyle w:val="Normal"/>
-              <w:widowControl/>
-              <w:spacing w:lineRule="auto" w:line="240" w:before="0" w:after="0"/>
-              <w:jc w:val="center"/>
-              <w:cnfStyle w:val="000000000000" w:firstRow="0" w:lastRow="0" w:firstColumn="0" w:lastColumn="0" w:oddVBand="0" w:evenVBand="0" w:oddHBand="0" w:evenHBand="0" w:firstRowFirstColumn="0" w:firstRowLastColumn="0" w:lastRowFirstColumn="0" w:lastRowLastColumn="0"/>
-              <w:rPr>
-                <w:rFonts w:ascii="Arial" w:hAnsi="Arial" w:asciiTheme="minorBidi" w:hAnsiTheme="minorBidi"/>
-                <w:b/>
-                <w:bCs/>
-                <w:sz w:val="24"/>
-                <w:szCs w:val="24"/>
-                <w:lang w:bidi="ar-EG"/>
-              </w:rPr>
-            </w:pPr>
-            <w:r>
-              <w:rPr>
-                <w:rFonts w:ascii="Arial" w:hAnsi="Arial" w:asciiTheme="minorBidi" w:hAnsiTheme="minorBidi"/>
-                <w:b/>
-                <w:b/>
-                <w:bCs/>
-                <w:kern w:val="0"/>
-                <w:sz w:val="24"/>
-                <w:szCs w:val="24"/>
-                <w:rtl w:val="true"/>
-                <w:lang w:val="en-US" w:eastAsia="en-US" w:bidi="ar-EG"/>
+            <w:tcBorders>
+              <w:top w:val="single" w:sz="8" w:space="0" w:color="4F81BD"/>
+              <w:left w:val="single" w:sz="8" w:space="0" w:color="4F81BD"/>
+              <w:bottom w:val="single" w:sz="8" w:space="0" w:color="4F81BD"/>
+              <w:right w:val="single" w:sz="8" w:space="0" w:color="4F81BD"/>
+              <w:insideV w:val="single" w:sz="8" w:space="0" w:color="auto"/>
+            </w:tcBorders>
+            <w:tcMar>
+              <w:top w:w="0" w:type="dxa"/>
+              <w:left w:w="108" w:type="dxa"/>
+              <w:bottom w:w="0" w:type="dxa"/>
+              <w:right w:w="108" w:type="dxa"/>
+            </w:tcMar>
+          </w:tcPr>
+          <w:p>
+            <w:pPr>
+              <w:pStyle w:val="Normal"/>
+              <w:widowControl/>
+              <w:spacing w:before="0" w:after="0" w:line="240" w:lineRule="auto"/>
+              <w:bidi/>
+              <w:jc w:val="center"/>
+              <w:rPr>
+                <w:rFonts w:ascii="Arial" w:hAnsi="Arial" w:asciiTheme="minorBidi" w:hAnsiTheme="minorBidi"/>
+                <w:b/>
+                <w:bCs/>
+                <w:sz w:val="24"/>
+                <w:szCs w:val="24"/>
+              </w:rPr>
+            </w:pPr>
+            <w:r>
+              <w:rPr>
+                <w:rFonts w:ascii="Arial" w:hAnsi="Arial" w:eastAsia="Calibri" w:cs="Arial" w:asciiTheme="minorBidi" w:hAnsiTheme="minorBidi" w:eastAsiaTheme="minorHAnsi" w:csTheme="minorBidi"/>
+                <w:b/>
+                <w:bCs/>
+                <w:kern w:val="0"/>
+                <w:sz w:val="24"/>
+                <w:szCs w:val="24"/>
+                <w:rtl/>
               </w:rPr>
               <w:t>المساحة</w:t>
             </w:r>
@@ -956,49 +1103,57 @@
           <w:tcPr>
             <w:tcW w:w="3925" w:type="dxa"/>
             <w:gridSpan w:val="2"/>
-            <w:tcBorders/>
-            <w:shd w:color="auto" w:fill="FFFFFF" w:themeFill="background1" w:val="clear"/>
-          </w:tcPr>
-          <w:p>
-            <w:pPr>
-              <w:pStyle w:val="Normal"/>
-              <w:widowControl/>
-              <w:spacing w:lineRule="auto" w:line="240" w:before="0" w:after="0"/>
-              <w:jc w:val="center"/>
-              <w:cnfStyle w:val="000000000000" w:firstRow="0" w:lastRow="0" w:firstColumn="0" w:lastColumn="0" w:oddVBand="0" w:evenVBand="0" w:oddHBand="0" w:evenHBand="0" w:firstRowFirstColumn="0" w:firstRowLastColumn="0" w:lastRowFirstColumn="0" w:lastRowLastColumn="0"/>
+            <w:tcBorders>
+              <w:top w:val="single" w:sz="8" w:space="0" w:color="4F81BD"/>
+              <w:left w:val="single" w:sz="8" w:space="0" w:color="4F81BD"/>
+              <w:bottom w:val="single" w:sz="8" w:space="0" w:color="4F81BD"/>
+              <w:right w:val="single" w:sz="8" w:space="0" w:color="4F81BD"/>
+              <w:insideV w:val="single" w:sz="8" w:space="0" w:color="auto"/>
+            </w:tcBorders>
+            <w:shd w:val="clear" w:themeFill="background1"/>
+            <w:tcMar>
+              <w:top w:w="0" w:type="dxa"/>
+              <w:left w:w="108" w:type="dxa"/>
+              <w:bottom w:w="0" w:type="dxa"/>
+              <w:right w:w="108" w:type="dxa"/>
+            </w:tcMar>
+          </w:tcPr>
+          <w:p>
+            <w:pPr>
+              <w:pStyle w:val="Normal"/>
+              <w:widowControl/>
+              <w:spacing w:before="0" w:after="0" w:line="240" w:lineRule="auto"/>
+              <w:bidi/>
+              <w:jc w:val="center"/>
               <w:rPr>
                 <w:rFonts w:ascii="Arial" w:hAnsi="Arial" w:asciiTheme="minorBidi" w:hAnsiTheme="minorBidi"/>
                 <w:b/>
                 <w:bCs/>
                 <w:sz w:val="28"/>
                 <w:szCs w:val="28"/>
-                <w:lang w:bidi="ar-EG"/>
-              </w:rPr>
-            </w:pPr>
-            <w:r>
-              <w:rPr>
-                <w:rFonts w:ascii="Arial" w:hAnsi="Arial" w:hint="cs" w:asciiTheme="minorBidi" w:hAnsiTheme="minorBidi"/>
-                <w:b/>
+              </w:rPr>
+            </w:pPr>
+            <w:r>
+              <w:rPr>
+                <w:rFonts w:ascii="Arial" w:hAnsi="Arial" w:eastAsia="Calibri" w:cs="Arial" w:asciiTheme="minorBidi" w:hAnsiTheme="minorBidi" w:eastAsiaTheme="minorHAnsi" w:csTheme="minorBidi"/>
                 <w:b/>
                 <w:bCs/>
                 <w:kern w:val="0"/>
                 <w:sz w:val="28"/>
                 <w:szCs w:val="28"/>
-                <w:rtl w:val="true"/>
-                <w:lang w:val="en-US" w:eastAsia="en-US" w:bidi="ar-EG"/>
+                <w:rtl/>
               </w:rPr>
               <w:t>م</w:t>
             </w:r>
             <w:r>
               <w:rPr>
-                <w:rFonts w:hint="cs" w:ascii="Arial" w:hAnsi="Arial" w:asciiTheme="minorBidi" w:hAnsiTheme="minorBidi"/>
+                <w:rFonts w:ascii="Arial" w:hAnsi="Arial" w:eastAsia="Calibri" w:cs="Arial" w:asciiTheme="minorBidi" w:hAnsiTheme="minorBidi" w:eastAsiaTheme="minorHAnsi" w:csTheme="minorBidi"/>
                 <w:b/>
                 <w:bCs/>
                 <w:kern w:val="0"/>
                 <w:sz w:val="28"/>
                 <w:szCs w:val="28"/>
                 <w:vertAlign w:val="superscript"/>
-                <w:lang w:val="en-US" w:eastAsia="en-US" w:bidi="ar-EG"/>
               </w:rPr>
               <w:t>2</w:t>
             </w:r>
@@ -1011,63 +1166,67 @@
         </w:trPr>
         <w:tc>
           <w:tcPr>
-            <w:cnfStyle w:val="001000000000" w:firstRow="0" w:lastRow="0" w:firstColumn="1" w:lastColumn="0" w:oddVBand="0" w:evenVBand="0" w:oddHBand="0" w:evenHBand="0" w:firstRowFirstColumn="0" w:firstRowLastColumn="0" w:lastRowFirstColumn="0" w:lastRowLastColumn="0"/>
+            <w:cnfStyle w:val="001000000000"/>
             <w:tcW w:w="1581" w:type="dxa"/>
-            <w:tcBorders/>
-            <w:shd w:color="auto" w:fill="D3DFEE" w:themeFill="accent1" w:themeFillTint="3f" w:val="clear"/>
-          </w:tcPr>
-          <w:p>
-            <w:pPr>
-              <w:pStyle w:val="Normal"/>
-              <w:widowControl/>
-              <w:spacing w:lineRule="auto" w:line="240" w:before="0" w:after="0"/>
-              <w:jc w:val="center"/>
-              <w:rPr>
-                <w:rFonts w:ascii="Arial" w:hAnsi="Arial" w:eastAsia="宋体" w:asciiTheme="minorBidi" w:eastAsiaTheme="majorEastAsia" w:hAnsiTheme="minorBidi"/>
-                <w:sz w:val="24"/>
-                <w:szCs w:val="24"/>
-                <w:lang w:bidi="ar-EG"/>
-              </w:rPr>
-            </w:pPr>
-            <w:r>
-              <w:rPr>
-                <w:rFonts w:ascii="Arial" w:hAnsi="Arial" w:eastAsia="宋体" w:asciiTheme="minorBidi" w:eastAsiaTheme="majorEastAsia" w:hAnsiTheme="minorBidi"/>
-                <w:b/>
-                <w:b/>
-                <w:bCs/>
-                <w:kern w:val="0"/>
-                <w:sz w:val="24"/>
-                <w:szCs w:val="24"/>
-                <w:rtl w:val="true"/>
-                <w:lang w:val="en-US" w:eastAsia="en-US" w:bidi="ar-EG"/>
+            <w:tcBorders>
+              <w:top w:val="single" w:sz="8" w:space="0" w:color="4F81BD"/>
+              <w:left w:val="single" w:sz="8" w:space="0" w:color="4F81BD"/>
+              <w:bottom w:val="single" w:sz="8" w:space="0" w:color="4F81BD"/>
+              <w:right w:val="single" w:sz="8" w:space="0" w:color="4F81BD"/>
+              <w:insideV w:val="single" w:sz="8" w:space="0" w:color="auto"/>
+            </w:tcBorders>
+            <w:shd w:val="clear" w:themeFill="accent1" w:themeFillTint="3f"/>
+            <w:tcMar>
+              <w:top w:w="0" w:type="dxa"/>
+              <w:left w:w="108" w:type="dxa"/>
+              <w:bottom w:w="0" w:type="dxa"/>
+              <w:right w:w="108" w:type="dxa"/>
+            </w:tcMar>
+          </w:tcPr>
+          <w:p>
+            <w:pPr>
+              <w:pStyle w:val="Normal"/>
+              <w:widowControl/>
+              <w:spacing w:before="0" w:after="0" w:line="240" w:lineRule="auto"/>
+              <w:bidi/>
+              <w:jc w:val="center"/>
+              <w:rPr>
+                <w:rFonts w:ascii="Arial" w:hAnsi="Arial" w:eastAsia="宋体" w:asciiTheme="minorBidi" w:hAnsiTheme="minorBidi" w:eastAsiaTheme="majorEastAsia"/>
+                <w:sz w:val="24"/>
+                <w:szCs w:val="24"/>
+              </w:rPr>
+            </w:pPr>
+            <w:r>
+              <w:rPr>
+                <w:rFonts w:ascii="Arial" w:hAnsi="Arial" w:eastAsia="宋体" w:cs="Arial" w:asciiTheme="minorBidi" w:hAnsiTheme="minorBidi" w:eastAsiaTheme="majorEastAsia" w:csTheme="majorBidi"/>
+                <w:b/>
+                <w:bCs/>
+                <w:kern w:val="0"/>
+                <w:sz w:val="24"/>
+                <w:szCs w:val="24"/>
+                <w:rtl/>
               </w:rPr>
               <w:t>وصف</w:t>
             </w:r>
             <w:r>
               <w:rPr>
-                <w:rFonts w:ascii="Arial" w:hAnsi="Arial" w:eastAsia="宋体" w:asciiTheme="minorBidi" w:eastAsiaTheme="majorEastAsia" w:hAnsiTheme="minorBidi"/>
-                <w:b w:val="false"/>
-                <w:b w:val="false"/>
-                <w:bCs w:val="false"/>
-                <w:kern w:val="0"/>
-                <w:sz w:val="24"/>
-                <w:szCs w:val="24"/>
-                <w:rtl w:val="true"/>
-                <w:lang w:val="en-US" w:eastAsia="en-US" w:bidi="ar-EG"/>
+                <w:rFonts w:ascii="Arial" w:hAnsi="Arial" w:eastAsia="宋体" w:cs="Arial" w:asciiTheme="minorBidi" w:hAnsiTheme="minorBidi" w:eastAsiaTheme="majorEastAsia" w:csTheme="majorBidi"/>
+                <w:kern w:val="0"/>
+                <w:sz w:val="24"/>
+                <w:szCs w:val="24"/>
+                <w:rtl/>
               </w:rPr>
               <w:t xml:space="preserve"> </w:t>
             </w:r>
             <w:r>
               <w:rPr>
-                <w:rFonts w:ascii="Arial" w:hAnsi="Arial" w:eastAsia="宋体" w:asciiTheme="minorBidi" w:eastAsiaTheme="majorEastAsia" w:hAnsiTheme="minorBidi"/>
-                <w:b/>
-                <w:b/>
-                <w:bCs/>
-                <w:kern w:val="0"/>
-                <w:sz w:val="24"/>
-                <w:szCs w:val="24"/>
-                <w:rtl w:val="true"/>
-                <w:lang w:val="en-US" w:eastAsia="en-US" w:bidi="ar-EG"/>
+                <w:rFonts w:ascii="Arial" w:hAnsi="Arial" w:eastAsia="宋体" w:cs="Arial" w:asciiTheme="minorBidi" w:hAnsiTheme="minorBidi" w:eastAsiaTheme="majorEastAsia" w:csTheme="majorBidi"/>
+                <w:b/>
+                <w:bCs/>
+                <w:kern w:val="0"/>
+                <w:sz w:val="24"/>
+                <w:szCs w:val="24"/>
+                <w:rtl/>
               </w:rPr>
               <w:t>التعامل</w:t>
             </w:r>
@@ -1077,35 +1236,45 @@
           <w:tcPr>
             <w:tcW w:w="3971" w:type="dxa"/>
             <w:gridSpan w:val="3"/>
-            <w:tcBorders/>
-            <w:shd w:color="auto" w:fill="FFFFFF" w:themeFill="background1" w:val="clear"/>
-          </w:tcPr>
-          <w:p>
-            <w:pPr>
-              <w:pStyle w:val="Normal"/>
-              <w:widowControl/>
-              <w:spacing w:lineRule="auto" w:line="240" w:before="0" w:after="0"/>
-              <w:jc w:val="center"/>
-              <w:cnfStyle w:val="000000000000" w:firstRow="0" w:lastRow="0" w:firstColumn="0" w:lastColumn="0" w:oddVBand="0" w:evenVBand="0" w:oddHBand="0" w:evenHBand="0" w:firstRowFirstColumn="0" w:firstRowLastColumn="0" w:lastRowFirstColumn="0" w:lastRowLastColumn="0"/>
-              <w:rPr>
-                <w:rFonts w:ascii="Arial" w:hAnsi="Arial" w:asciiTheme="minorBidi" w:hAnsiTheme="minorBidi"/>
-                <w:b/>
-                <w:bCs/>
-                <w:sz w:val="24"/>
-                <w:szCs w:val="24"/>
-                <w:lang w:bidi="ar-EG"/>
-              </w:rPr>
-            </w:pPr>
-            <w:r>
-              <w:rPr>
-                <w:rFonts w:asciiTheme="minorBidi" w:hAnsiTheme="minorBidi" w:ascii="Arial" w:hAnsi="Arial"/>
-                <w:b/>
-                <w:bCs/>
-                <w:kern w:val="0"/>
-                <w:sz w:val="24"/>
-                <w:szCs w:val="24"/>
-                <w:rtl w:val="true"/>
-                <w:lang w:val="en-US" w:eastAsia="en-US" w:bidi="ar-EG"/>
+            <w:tcBorders>
+              <w:top w:val="single" w:sz="8" w:space="0" w:color="4F81BD"/>
+              <w:left w:val="single" w:sz="8" w:space="0" w:color="4F81BD"/>
+              <w:bottom w:val="single" w:sz="8" w:space="0" w:color="4F81BD"/>
+              <w:right w:val="single" w:sz="8" w:space="0" w:color="4F81BD"/>
+              <w:insideV w:val="single" w:sz="8" w:space="0" w:color="auto"/>
+            </w:tcBorders>
+            <w:shd w:val="clear" w:themeFill="background1"/>
+            <w:tcMar>
+              <w:top w:w="0" w:type="dxa"/>
+              <w:left w:w="108" w:type="dxa"/>
+              <w:bottom w:w="0" w:type="dxa"/>
+              <w:right w:w="108" w:type="dxa"/>
+            </w:tcMar>
+          </w:tcPr>
+          <w:p>
+            <w:pPr>
+              <w:pStyle w:val="Normal"/>
+              <w:widowControl/>
+              <w:spacing w:before="0" w:after="0" w:line="240" w:lineRule="auto"/>
+              <w:bidi/>
+              <w:jc w:val="center"/>
+              <w:rPr>
+                <w:rFonts w:ascii="Arial" w:hAnsi="Arial" w:asciiTheme="minorBidi" w:hAnsiTheme="minorBidi"/>
+                <w:b/>
+                <w:bCs/>
+                <w:sz w:val="24"/>
+                <w:szCs w:val="24"/>
+              </w:rPr>
+            </w:pPr>
+            <w:r>
+              <w:rPr>
+                <w:rFonts w:ascii="Arial" w:hAnsi="Arial" w:asciiTheme="minorBidi" w:hAnsiTheme="minorBidi"/>
+                <w:b/>
+                <w:bCs/>
+                <w:kern w:val="0"/>
+                <w:sz w:val="24"/>
+                <w:szCs w:val="24"/>
+                <w:rtl/>
               </w:rPr>
             </w:r>
           </w:p>
@@ -1114,36 +1283,45 @@
           <w:tcPr>
             <w:tcW w:w="1691" w:type="dxa"/>
             <w:gridSpan w:val="2"/>
-            <w:tcBorders/>
-            <w:shd w:color="auto" w:fill="D3DFEE" w:themeFill="accent1" w:themeFillTint="3f" w:val="clear"/>
-          </w:tcPr>
-          <w:p>
-            <w:pPr>
-              <w:pStyle w:val="Normal"/>
-              <w:widowControl/>
-              <w:spacing w:lineRule="auto" w:line="240" w:before="0" w:after="0"/>
-              <w:jc w:val="center"/>
-              <w:cnfStyle w:val="000000000000" w:firstRow="0" w:lastRow="0" w:firstColumn="0" w:lastColumn="0" w:oddVBand="0" w:evenVBand="0" w:oddHBand="0" w:evenHBand="0" w:firstRowFirstColumn="0" w:firstRowLastColumn="0" w:lastRowFirstColumn="0" w:lastRowLastColumn="0"/>
-              <w:rPr>
-                <w:rFonts w:ascii="Arial" w:hAnsi="Arial" w:asciiTheme="minorBidi" w:hAnsiTheme="minorBidi"/>
-                <w:b/>
-                <w:bCs/>
-                <w:sz w:val="24"/>
-                <w:szCs w:val="24"/>
-                <w:lang w:bidi="ar-EG"/>
-              </w:rPr>
-            </w:pPr>
-            <w:r>
-              <w:rPr>
-                <w:rFonts w:ascii="Arial" w:hAnsi="Arial" w:asciiTheme="minorBidi" w:hAnsiTheme="minorBidi"/>
-                <w:b/>
-                <w:b/>
-                <w:bCs/>
-                <w:kern w:val="0"/>
-                <w:sz w:val="24"/>
-                <w:szCs w:val="24"/>
-                <w:rtl w:val="true"/>
-                <w:lang w:val="en-US" w:eastAsia="en-US" w:bidi="ar-EG"/>
+            <w:tcBorders>
+              <w:top w:val="single" w:sz="8" w:space="0" w:color="4F81BD"/>
+              <w:left w:val="single" w:sz="8" w:space="0" w:color="4F81BD"/>
+              <w:bottom w:val="single" w:sz="8" w:space="0" w:color="4F81BD"/>
+              <w:right w:val="single" w:sz="8" w:space="0" w:color="4F81BD"/>
+              <w:insideV w:val="single" w:sz="8" w:space="0" w:color="auto"/>
+            </w:tcBorders>
+            <w:shd w:val="clear" w:themeFill="accent1" w:themeFillTint="3f"/>
+            <w:tcMar>
+              <w:top w:w="0" w:type="dxa"/>
+              <w:left w:w="108" w:type="dxa"/>
+              <w:bottom w:w="0" w:type="dxa"/>
+              <w:right w:w="108" w:type="dxa"/>
+            </w:tcMar>
+          </w:tcPr>
+          <w:p>
+            <w:pPr>
+              <w:pStyle w:val="Normal"/>
+              <w:widowControl/>
+              <w:spacing w:before="0" w:after="0" w:line="240" w:lineRule="auto"/>
+              <w:bidi/>
+              <w:jc w:val="center"/>
+              <w:rPr>
+                <w:rFonts w:ascii="Arial" w:hAnsi="Arial" w:asciiTheme="minorBidi" w:hAnsiTheme="minorBidi"/>
+                <w:b/>
+                <w:bCs/>
+                <w:sz w:val="24"/>
+                <w:szCs w:val="24"/>
+              </w:rPr>
+            </w:pPr>
+            <w:r>
+              <w:rPr>
+                <w:rFonts w:ascii="Arial" w:hAnsi="Arial" w:eastAsia="Calibri" w:cs="Arial" w:asciiTheme="minorBidi" w:hAnsiTheme="minorBidi" w:eastAsiaTheme="minorHAnsi" w:csTheme="minorBidi"/>
+                <w:b/>
+                <w:bCs/>
+                <w:kern w:val="0"/>
+                <w:sz w:val="24"/>
+                <w:szCs w:val="24"/>
+                <w:rtl/>
               </w:rPr>
               <w:t>وصف الموقع</w:t>
             </w:r>
@@ -1153,35 +1331,45 @@
           <w:tcPr>
             <w:tcW w:w="3925" w:type="dxa"/>
             <w:gridSpan w:val="2"/>
-            <w:tcBorders/>
-            <w:shd w:color="auto" w:fill="FFFFFF" w:themeFill="background1" w:val="clear"/>
-          </w:tcPr>
-          <w:p>
-            <w:pPr>
-              <w:pStyle w:val="Normal"/>
-              <w:widowControl/>
-              <w:spacing w:lineRule="auto" w:line="240" w:before="0" w:after="0"/>
-              <w:jc w:val="center"/>
-              <w:cnfStyle w:val="000000000000" w:firstRow="0" w:lastRow="0" w:firstColumn="0" w:lastColumn="0" w:oddVBand="0" w:evenVBand="0" w:oddHBand="0" w:evenHBand="0" w:firstRowFirstColumn="0" w:firstRowLastColumn="0" w:lastRowFirstColumn="0" w:lastRowLastColumn="0"/>
+            <w:tcBorders>
+              <w:top w:val="single" w:sz="8" w:space="0" w:color="4F81BD"/>
+              <w:left w:val="single" w:sz="8" w:space="0" w:color="4F81BD"/>
+              <w:bottom w:val="single" w:sz="8" w:space="0" w:color="4F81BD"/>
+              <w:right w:val="single" w:sz="8" w:space="0" w:color="4F81BD"/>
+              <w:insideV w:val="single" w:sz="8" w:space="0" w:color="auto"/>
+            </w:tcBorders>
+            <w:shd w:val="clear" w:themeFill="background1"/>
+            <w:tcMar>
+              <w:top w:w="0" w:type="dxa"/>
+              <w:left w:w="108" w:type="dxa"/>
+              <w:bottom w:w="0" w:type="dxa"/>
+              <w:right w:w="108" w:type="dxa"/>
+            </w:tcMar>
+          </w:tcPr>
+          <w:p>
+            <w:pPr>
+              <w:pStyle w:val="Normal"/>
+              <w:widowControl/>
+              <w:spacing w:before="0" w:after="0" w:line="240" w:lineRule="auto"/>
+              <w:bidi/>
+              <w:jc w:val="center"/>
               <w:rPr>
                 <w:rFonts w:ascii="Arial" w:hAnsi="Arial" w:asciiTheme="minorBidi" w:hAnsiTheme="minorBidi"/>
                 <w:b/>
                 <w:bCs/>
                 <w:sz w:val="28"/>
                 <w:szCs w:val="28"/>
-                <w:lang w:bidi="ar-EG"/>
-              </w:rPr>
-            </w:pPr>
-            <w:r>
-              <w:rPr>
-                <w:rFonts w:asciiTheme="minorBidi" w:hAnsiTheme="minorBidi" w:ascii="Arial" w:hAnsi="Arial"/>
+              </w:rPr>
+            </w:pPr>
+            <w:r>
+              <w:rPr>
+                <w:rFonts w:ascii="Arial" w:hAnsi="Arial" w:asciiTheme="minorBidi" w:hAnsiTheme="minorBidi"/>
                 <w:b/>
                 <w:bCs/>
                 <w:kern w:val="0"/>
                 <w:sz w:val="28"/>
                 <w:szCs w:val="28"/>
-                <w:rtl w:val="true"/>
-                <w:lang w:val="en-US" w:eastAsia="en-US" w:bidi="ar-EG"/>
+                <w:rtl/>
               </w:rPr>
             </w:r>
           </w:p>
@@ -1193,38 +1381,46 @@
         </w:trPr>
         <w:tc>
           <w:tcPr>
-            <w:cnfStyle w:val="001000000000" w:firstRow="0" w:lastRow="0" w:firstColumn="1" w:lastColumn="0" w:oddVBand="0" w:evenVBand="0" w:oddHBand="0" w:evenHBand="0" w:firstRowFirstColumn="0" w:firstRowLastColumn="0" w:lastRowFirstColumn="0" w:lastRowLastColumn="0"/>
+            <w:cnfStyle w:val="001000000000"/>
             <w:tcW w:w="6596" w:type="dxa"/>
             <w:gridSpan w:val="5"/>
             <w:vMerge w:val="restart"/>
-            <w:tcBorders/>
-            <w:shd w:color="auto" w:fill="D9D9D9" w:themeFill="background1" w:themeFillShade="d9" w:val="clear"/>
-          </w:tcPr>
-          <w:p>
-            <w:pPr>
-              <w:pStyle w:val="Normal"/>
-              <w:widowControl/>
-              <w:bidi w:val="0"/>
-              <w:spacing w:lineRule="auto" w:line="240" w:before="0" w:after="0"/>
-              <w:jc w:val="center"/>
-              <w:rPr>
-                <w:rFonts w:ascii="Arial" w:hAnsi="Arial" w:eastAsia="宋体" w:asciiTheme="minorBidi" w:eastAsiaTheme="majorEastAsia" w:hAnsiTheme="minorBidi"/>
+            <w:tcBorders>
+              <w:top w:val="single" w:sz="8" w:space="0" w:color="4F81BD"/>
+              <w:left w:val="single" w:sz="8" w:space="0" w:color="4F81BD"/>
+              <w:bottom w:val="single" w:sz="8" w:space="0" w:color="4F81BD"/>
+              <w:right w:val="single" w:sz="8" w:space="0" w:color="4F81BD"/>
+              <w:insideV w:val="single" w:sz="8" w:space="0" w:color="auto"/>
+            </w:tcBorders>
+            <w:shd w:val="clear" w:themeFill="background1" w:themeFillShade="d9"/>
+            <w:tcMar>
+              <w:top w:w="0" w:type="dxa"/>
+              <w:left w:w="108" w:type="dxa"/>
+              <w:bottom w:w="0" w:type="dxa"/>
+              <w:right w:w="108" w:type="dxa"/>
+            </w:tcMar>
+          </w:tcPr>
+          <w:p>
+            <w:pPr>
+              <w:pStyle w:val="Normal"/>
+              <w:widowControl/>
+              <w:spacing w:before="0" w:after="0" w:line="240" w:lineRule="auto"/>
+              <w:jc w:val="center"/>
+              <w:rPr>
+                <w:rFonts w:ascii="Arial" w:hAnsi="Arial" w:eastAsia="宋体" w:asciiTheme="minorBidi" w:hAnsiTheme="minorBidi" w:eastAsiaTheme="majorEastAsia"/>
                 <w:sz w:val="28"/>
                 <w:szCs w:val="28"/>
-                <w:lang w:bidi="ar-EG"/>
-              </w:rPr>
-            </w:pPr>
-            <w:r>
-              <w:rPr>
-                <w:rFonts w:ascii="Arial" w:hAnsi="Arial" w:eastAsia="宋体" w:asciiTheme="minorBidi" w:eastAsiaTheme="majorEastAsia" w:hAnsiTheme="minorBidi"/>
-                <w:b/>
+              </w:rPr>
+            </w:pPr>
+            <w:r>
+              <w:rPr>
+                <w:rFonts w:ascii="Arial" w:hAnsi="Arial" w:eastAsia="宋体" w:cs="Arial" w:asciiTheme="minorBidi" w:hAnsiTheme="minorBidi" w:eastAsiaTheme="majorEastAsia" w:csTheme="majorBidi"/>
                 <w:b/>
                 <w:bCs/>
                 <w:kern w:val="0"/>
                 <w:sz w:val="28"/>
                 <w:szCs w:val="28"/>
-                <w:rtl w:val="true"/>
-                <w:lang w:val="en-US" w:eastAsia="en-US" w:bidi="ar-EG"/>
+                <w:rtl/>
               </w:rPr>
               <w:t>الحدود والابعاد على الطبيعه</w:t>
             </w:r>
@@ -1234,36 +1430,45 @@
           <w:tcPr>
             <w:tcW w:w="4572" w:type="dxa"/>
             <w:gridSpan w:val="3"/>
-            <w:tcBorders/>
-            <w:shd w:color="auto" w:fill="D9D9D9" w:themeFill="background1" w:themeFillShade="d9" w:val="clear"/>
-          </w:tcPr>
-          <w:p>
-            <w:pPr>
-              <w:pStyle w:val="Normal"/>
-              <w:widowControl/>
-              <w:spacing w:lineRule="auto" w:line="240" w:before="0" w:after="0"/>
-              <w:jc w:val="center"/>
-              <w:cnfStyle w:val="000000000000" w:firstRow="0" w:lastRow="0" w:firstColumn="0" w:lastColumn="0" w:oddVBand="0" w:evenVBand="0" w:oddHBand="0" w:evenHBand="0" w:firstRowFirstColumn="0" w:firstRowLastColumn="0" w:lastRowFirstColumn="0" w:lastRowLastColumn="0"/>
+            <w:tcBorders>
+              <w:top w:val="single" w:sz="8" w:space="0" w:color="4F81BD"/>
+              <w:left w:val="single" w:sz="8" w:space="0" w:color="4F81BD"/>
+              <w:bottom w:val="single" w:sz="8" w:space="0" w:color="4F81BD"/>
+              <w:right w:val="single" w:sz="8" w:space="0" w:color="4F81BD"/>
+              <w:insideV w:val="single" w:sz="8" w:space="0" w:color="auto"/>
+            </w:tcBorders>
+            <w:shd w:val="clear" w:themeFill="background1" w:themeFillShade="d9"/>
+            <w:tcMar>
+              <w:top w:w="0" w:type="dxa"/>
+              <w:left w:w="108" w:type="dxa"/>
+              <w:bottom w:w="0" w:type="dxa"/>
+              <w:right w:w="108" w:type="dxa"/>
+            </w:tcMar>
+          </w:tcPr>
+          <w:p>
+            <w:pPr>
+              <w:pStyle w:val="Normal"/>
+              <w:widowControl/>
+              <w:spacing w:before="0" w:after="0" w:line="240" w:lineRule="auto"/>
+              <w:bidi/>
+              <w:jc w:val="center"/>
               <w:rPr>
                 <w:rFonts w:ascii="Arial" w:hAnsi="Arial" w:asciiTheme="minorBidi" w:hAnsiTheme="minorBidi"/>
                 <w:b/>
                 <w:bCs/>
                 <w:sz w:val="28"/>
                 <w:szCs w:val="28"/>
-                <w:lang w:bidi="ar-EG"/>
-              </w:rPr>
-            </w:pPr>
-            <w:r>
-              <w:rPr>
-                <w:rFonts w:ascii="Arial" w:hAnsi="Arial" w:asciiTheme="minorBidi" w:hAnsiTheme="minorBidi"/>
-                <w:b/>
+              </w:rPr>
+            </w:pPr>
+            <w:r>
+              <w:rPr>
+                <w:rFonts w:ascii="Arial" w:hAnsi="Arial" w:eastAsia="Calibri" w:cs="Arial" w:asciiTheme="minorBidi" w:hAnsiTheme="minorBidi" w:eastAsiaTheme="minorHAnsi" w:csTheme="minorBidi"/>
                 <w:b/>
                 <w:bCs/>
                 <w:kern w:val="0"/>
                 <w:sz w:val="28"/>
                 <w:szCs w:val="28"/>
-                <w:rtl w:val="true"/>
-                <w:lang w:val="en-US" w:eastAsia="en-US" w:bidi="ar-EG"/>
+                <w:rtl/>
               </w:rPr>
               <w:t>إحداثيات الموقع</w:t>
             </w:r>
@@ -1276,72 +1481,69 @@
         </w:trPr>
         <w:tc>
           <w:tcPr>
-            <w:cnfStyle w:val="001000000000" w:firstRow="0" w:lastRow="0" w:firstColumn="1" w:lastColumn="0" w:oddVBand="0" w:evenVBand="0" w:oddHBand="0" w:evenHBand="0" w:firstRowFirstColumn="0" w:firstRowLastColumn="0" w:lastRowFirstColumn="0" w:lastRowLastColumn="0"/>
+            <w:cnfStyle w:val="001000000000"/>
             <w:tcW w:w="6596" w:type="dxa"/>
             <w:gridSpan w:val="5"/>
-            <w:vMerge w:val="continue"/>
-            <w:tcBorders/>
-            <w:shd w:color="auto" w:fill="D9D9D9" w:themeFill="background1" w:themeFillShade="d9" w:val="clear"/>
-          </w:tcPr>
-          <w:p>
-            <w:pPr>
-              <w:pStyle w:val="Normal"/>
-              <w:widowControl/>
-              <w:spacing w:lineRule="auto" w:line="240" w:before="0" w:after="0"/>
-              <w:jc w:val="center"/>
-              <w:rPr>
-                <w:rFonts w:ascii="Arial" w:hAnsi="Arial" w:eastAsia="宋体" w:asciiTheme="minorBidi" w:eastAsiaTheme="majorEastAsia" w:hAnsiTheme="minorBidi"/>
-                <w:sz w:val="24"/>
-                <w:szCs w:val="24"/>
-                <w:lang w:bidi="ar-EG"/>
-              </w:rPr>
-            </w:pPr>
-            <w:r>
-              <w:rPr>
-                <w:rFonts w:eastAsia="宋体" w:eastAsiaTheme="majorEastAsia" w:ascii="Arial" w:hAnsi="Arial"/>
-                <w:b/>
-                <w:bCs/>
-                <w:kern w:val="0"/>
-                <w:sz w:val="24"/>
-                <w:szCs w:val="24"/>
-                <w:rtl w:val="true"/>
-                <w:lang w:val="en-US" w:eastAsia="en-US" w:bidi="ar-EG"/>
-              </w:rPr>
-            </w:r>
-          </w:p>
+            <w:vMerge/>
+            <w:tcBorders>
+              <w:top w:val="single" w:sz="8" w:space="0" w:color="4F81BD"/>
+              <w:left w:val="single" w:sz="8" w:space="0" w:color="4F81BD"/>
+              <w:bottom w:val="single" w:sz="8" w:space="0" w:color="4F81BD"/>
+              <w:right w:val="single" w:sz="8" w:space="0" w:color="4F81BD"/>
+              <w:insideV w:val="single" w:sz="8" w:space="0" w:color="auto"/>
+            </w:tcBorders>
+            <w:shd w:val="clear" w:themeFill="background1" w:themeFillShade="d9"/>
+            <w:tcMar>
+              <w:top w:w="0" w:type="dxa"/>
+              <w:left w:w="108" w:type="dxa"/>
+              <w:bottom w:w="0" w:type="dxa"/>
+              <w:right w:w="108" w:type="dxa"/>
+            </w:tcMar>
+          </w:tcPr>
+          <w:p/>
         </w:tc>
         <w:tc>
           <w:tcPr>
             <w:tcW w:w="2196" w:type="dxa"/>
             <w:gridSpan w:val="2"/>
-            <w:tcBorders/>
-            <w:shd w:color="auto" w:fill="D3DFEE" w:themeFill="accent1" w:themeFillTint="3f" w:val="clear"/>
-          </w:tcPr>
-          <w:p>
-            <w:pPr>
-              <w:pStyle w:val="Normal"/>
-              <w:widowControl/>
-              <w:spacing w:lineRule="auto" w:line="240" w:before="0" w:after="0"/>
-              <w:jc w:val="center"/>
-              <w:cnfStyle w:val="000000000000" w:firstRow="0" w:lastRow="0" w:firstColumn="0" w:lastColumn="0" w:oddVBand="0" w:evenVBand="0" w:oddHBand="0" w:evenHBand="0" w:firstRowFirstColumn="0" w:firstRowLastColumn="0" w:lastRowFirstColumn="0" w:lastRowLastColumn="0"/>
-              <w:rPr>
-                <w:rFonts w:ascii="Arial" w:hAnsi="Arial" w:asciiTheme="minorBidi" w:hAnsiTheme="minorBidi"/>
-                <w:b/>
-                <w:bCs/>
-                <w:sz w:val="24"/>
-                <w:szCs w:val="24"/>
-                <w:lang w:bidi="ar-EG"/>
-              </w:rPr>
-            </w:pPr>
-            <w:r>
-              <w:rPr>
-                <w:rFonts w:ascii="Arial" w:hAnsi="Arial" w:asciiTheme="minorBidi" w:hAnsiTheme="minorBidi"/>
-                <w:b/>
-                <w:bCs/>
-                <w:kern w:val="0"/>
-                <w:sz w:val="24"/>
-                <w:szCs w:val="24"/>
-                <w:lang w:val="en-US" w:eastAsia="en-US" w:bidi="ar-EG"/>
+            <w:tcBorders>
+              <w:top w:val="single" w:sz="8" w:space="0" w:color="4F81BD"/>
+              <w:left w:val="single" w:sz="8" w:space="0" w:color="4F81BD"/>
+              <w:bottom w:val="single" w:sz="8" w:space="0" w:color="4F81BD"/>
+              <w:right w:val="single" w:sz="8" w:space="0" w:color="4F81BD"/>
+              <w:insideV w:val="single" w:sz="8" w:space="0" w:color="auto"/>
+            </w:tcBorders>
+            <w:shd w:val="clear" w:themeFill="accent1" w:themeFillTint="3f"/>
+            <w:tcMar>
+              <w:top w:w="0" w:type="dxa"/>
+              <w:left w:w="108" w:type="dxa"/>
+              <w:bottom w:w="0" w:type="dxa"/>
+              <w:right w:w="108" w:type="dxa"/>
+            </w:tcMar>
+          </w:tcPr>
+          <w:p>
+            <w:pPr>
+              <w:pStyle w:val="Normal"/>
+              <w:widowControl/>
+              <w:spacing w:before="0" w:after="0" w:line="240" w:lineRule="auto"/>
+              <w:bidi/>
+              <w:jc w:val="center"/>
+              <w:rPr>
+                <w:rFonts w:ascii="Arial" w:hAnsi="Arial" w:asciiTheme="minorBidi" w:hAnsiTheme="minorBidi"/>
+                <w:b/>
+                <w:bCs/>
+                <w:sz w:val="24"/>
+                <w:szCs w:val="24"/>
+              </w:rPr>
+            </w:pPr>
+            <w:r>
+              <w:rPr>
+                <w:rFonts w:ascii="Arial" w:hAnsi="Arial" w:eastAsia="Calibri" w:cs="Arial" w:asciiTheme="minorBidi" w:hAnsiTheme="minorBidi" w:eastAsiaTheme="minorHAnsi" w:csTheme="minorBidi"/>
+                <w:b/>
+                <w:bCs/>
+                <w:kern w:val="0"/>
+                <w:sz w:val="24"/>
+                <w:szCs w:val="24"/>
               </w:rPr>
               <w:t>LONG(E)</w:t>
             </w:r>
@@ -1350,34 +1552,44 @@
         <w:tc>
           <w:tcPr>
             <w:tcW w:w="2376" w:type="dxa"/>
-            <w:tcBorders/>
-            <w:shd w:color="auto" w:fill="D3DFEE" w:themeFill="accent1" w:themeFillTint="3f" w:val="clear"/>
-          </w:tcPr>
-          <w:p>
-            <w:pPr>
-              <w:pStyle w:val="Normal"/>
-              <w:widowControl/>
-              <w:spacing w:lineRule="auto" w:line="240" w:before="0" w:after="0"/>
-              <w:jc w:val="center"/>
-              <w:cnfStyle w:val="000000000000" w:firstRow="0" w:lastRow="0" w:firstColumn="0" w:lastColumn="0" w:oddVBand="0" w:evenVBand="0" w:oddHBand="0" w:evenHBand="0" w:firstRowFirstColumn="0" w:firstRowLastColumn="0" w:lastRowFirstColumn="0" w:lastRowLastColumn="0"/>
-              <w:rPr>
-                <w:rFonts w:ascii="Arial" w:hAnsi="Arial" w:asciiTheme="minorBidi" w:hAnsiTheme="minorBidi"/>
-                <w:b/>
-                <w:bCs/>
-                <w:sz w:val="24"/>
-                <w:szCs w:val="24"/>
-                <w:lang w:bidi="ar-EG"/>
-              </w:rPr>
-            </w:pPr>
-            <w:r>
-              <w:rPr>
-                <w:rFonts w:ascii="Arial" w:hAnsi="Arial" w:asciiTheme="minorBidi" w:hAnsiTheme="minorBidi"/>
-                <w:b/>
-                <w:bCs/>
-                <w:kern w:val="0"/>
-                <w:sz w:val="24"/>
-                <w:szCs w:val="24"/>
-                <w:lang w:val="en-US" w:eastAsia="en-US" w:bidi="ar-EG"/>
+            <w:tcBorders>
+              <w:top w:val="single" w:sz="8" w:space="0" w:color="4F81BD"/>
+              <w:left w:val="single" w:sz="8" w:space="0" w:color="4F81BD"/>
+              <w:bottom w:val="single" w:sz="8" w:space="0" w:color="4F81BD"/>
+              <w:right w:val="single" w:sz="8" w:space="0" w:color="4F81BD"/>
+              <w:insideV w:val="single" w:sz="8" w:space="0" w:color="auto"/>
+            </w:tcBorders>
+            <w:shd w:val="clear" w:themeFill="accent1" w:themeFillTint="3f"/>
+            <w:tcMar>
+              <w:top w:w="0" w:type="dxa"/>
+              <w:left w:w="108" w:type="dxa"/>
+              <w:bottom w:w="0" w:type="dxa"/>
+              <w:right w:w="108" w:type="dxa"/>
+            </w:tcMar>
+          </w:tcPr>
+          <w:p>
+            <w:pPr>
+              <w:pStyle w:val="Normal"/>
+              <w:widowControl/>
+              <w:spacing w:before="0" w:after="0" w:line="240" w:lineRule="auto"/>
+              <w:bidi/>
+              <w:jc w:val="center"/>
+              <w:rPr>
+                <w:rFonts w:ascii="Arial" w:hAnsi="Arial" w:asciiTheme="minorBidi" w:hAnsiTheme="minorBidi"/>
+                <w:b/>
+                <w:bCs/>
+                <w:sz w:val="24"/>
+                <w:szCs w:val="24"/>
+              </w:rPr>
+            </w:pPr>
+            <w:r>
+              <w:rPr>
+                <w:rFonts w:ascii="Arial" w:hAnsi="Arial" w:eastAsia="Calibri" w:cs="Arial" w:asciiTheme="minorBidi" w:hAnsiTheme="minorBidi" w:eastAsiaTheme="minorHAnsi" w:csTheme="minorBidi"/>
+                <w:b/>
+                <w:bCs/>
+                <w:kern w:val="0"/>
+                <w:sz w:val="24"/>
+                <w:szCs w:val="24"/>
               </w:rPr>
               <w:t>LAT(N)</w:t>
             </w:r>
@@ -1390,35 +1602,45 @@
         </w:trPr>
         <w:tc>
           <w:tcPr>
-            <w:cnfStyle w:val="001000000000" w:firstRow="0" w:lastRow="0" w:firstColumn="1" w:lastColumn="0" w:oddVBand="0" w:evenVBand="0" w:oddHBand="0" w:evenHBand="0" w:firstRowFirstColumn="0" w:firstRowLastColumn="0" w:lastRowFirstColumn="0" w:lastRowLastColumn="0"/>
+            <w:cnfStyle w:val="001000000000"/>
             <w:tcW w:w="1581" w:type="dxa"/>
-            <w:tcBorders/>
-            <w:shd w:color="auto" w:fill="F2F2F2" w:themeFill="background1" w:themeFillShade="f2" w:val="clear"/>
-          </w:tcPr>
-          <w:p>
-            <w:pPr>
-              <w:pStyle w:val="Normal"/>
-              <w:widowControl/>
-              <w:spacing w:lineRule="auto" w:line="240" w:before="0" w:after="0"/>
-              <w:jc w:val="center"/>
-              <w:rPr>
-                <w:rFonts w:ascii="Arial" w:hAnsi="Arial" w:eastAsia="宋体" w:asciiTheme="minorBidi" w:eastAsiaTheme="majorEastAsia" w:hAnsiTheme="minorBidi"/>
-                <w:sz w:val="24"/>
-                <w:szCs w:val="24"/>
-                <w:lang w:bidi="ar-EG"/>
-              </w:rPr>
-            </w:pPr>
-            <w:r>
-              <w:rPr>
-                <w:rFonts w:ascii="Arial" w:hAnsi="Arial" w:eastAsia="宋体" w:asciiTheme="minorBidi" w:eastAsiaTheme="majorEastAsia" w:hAnsiTheme="minorBidi"/>
-                <w:b/>
-                <w:b/>
-                <w:bCs/>
-                <w:kern w:val="0"/>
-                <w:sz w:val="24"/>
-                <w:szCs w:val="24"/>
-                <w:rtl w:val="true"/>
-                <w:lang w:val="en-US" w:eastAsia="en-US" w:bidi="ar-EG"/>
+            <w:tcBorders>
+              <w:top w:val="single" w:sz="8" w:space="0" w:color="4F81BD"/>
+              <w:left w:val="single" w:sz="8" w:space="0" w:color="4F81BD"/>
+              <w:bottom w:val="single" w:sz="8" w:space="0" w:color="4F81BD"/>
+              <w:right w:val="single" w:sz="8" w:space="0" w:color="4F81BD"/>
+              <w:insideV w:val="single" w:sz="8" w:space="0" w:color="auto"/>
+            </w:tcBorders>
+            <w:shd w:val="clear" w:themeFill="background1" w:themeFillShade="f2"/>
+            <w:tcMar>
+              <w:top w:w="0" w:type="dxa"/>
+              <w:left w:w="108" w:type="dxa"/>
+              <w:bottom w:w="0" w:type="dxa"/>
+              <w:right w:w="108" w:type="dxa"/>
+            </w:tcMar>
+          </w:tcPr>
+          <w:p>
+            <w:pPr>
+              <w:pStyle w:val="Normal"/>
+              <w:widowControl/>
+              <w:spacing w:before="0" w:after="0" w:line="240" w:lineRule="auto"/>
+              <w:bidi/>
+              <w:jc w:val="center"/>
+              <w:rPr>
+                <w:rFonts w:ascii="Arial" w:hAnsi="Arial" w:eastAsia="宋体" w:asciiTheme="minorBidi" w:hAnsiTheme="minorBidi" w:eastAsiaTheme="majorEastAsia"/>
+                <w:sz w:val="24"/>
+                <w:szCs w:val="24"/>
+              </w:rPr>
+            </w:pPr>
+            <w:r>
+              <w:rPr>
+                <w:rFonts w:ascii="Arial" w:hAnsi="Arial" w:eastAsia="宋体" w:cs="Arial" w:asciiTheme="minorBidi" w:hAnsiTheme="minorBidi" w:eastAsiaTheme="majorEastAsia" w:csTheme="majorBidi"/>
+                <w:b/>
+                <w:bCs/>
+                <w:kern w:val="0"/>
+                <w:sz w:val="24"/>
+                <w:szCs w:val="24"/>
+                <w:rtl/>
               </w:rPr>
               <w:t>الحد البحري</w:t>
             </w:r>
@@ -1427,34 +1649,44 @@
         <w:tc>
           <w:tcPr>
             <w:tcW w:w="3029" w:type="dxa"/>
-            <w:tcBorders/>
-          </w:tcPr>
-          <w:p>
-            <w:pPr>
-              <w:pStyle w:val="Normal"/>
-              <w:widowControl/>
-              <w:spacing w:lineRule="auto" w:line="240" w:before="0" w:after="0"/>
-              <w:jc w:val="center"/>
-              <w:cnfStyle w:val="000000000000" w:firstRow="0" w:lastRow="0" w:firstColumn="0" w:lastColumn="0" w:oddVBand="0" w:evenVBand="0" w:oddHBand="0" w:evenHBand="0" w:firstRowFirstColumn="0" w:firstRowLastColumn="0" w:lastRowFirstColumn="0" w:lastRowLastColumn="0"/>
-              <w:rPr>
-                <w:rFonts w:ascii="Arial" w:hAnsi="Arial" w:asciiTheme="minorBidi" w:hAnsiTheme="minorBidi"/>
-                <w:b/>
-                <w:bCs/>
-                <w:sz w:val="24"/>
-                <w:szCs w:val="24"/>
-                <w:lang w:bidi="ar-EG"/>
-              </w:rPr>
-            </w:pPr>
-            <w:r>
-              <w:rPr>
-                <w:rFonts w:asciiTheme="minorBidi" w:hAnsiTheme="minorBidi" w:ascii="Arial" w:hAnsi="Arial"/>
-                <w:b/>
-                <w:bCs/>
-                <w:kern w:val="0"/>
-                <w:sz w:val="24"/>
-                <w:szCs w:val="24"/>
-                <w:rtl w:val="true"/>
-                <w:lang w:val="en-US" w:eastAsia="en-US" w:bidi="ar-EG"/>
+            <w:tcBorders>
+              <w:top w:val="single" w:sz="8" w:space="0" w:color="4F81BD"/>
+              <w:left w:val="single" w:sz="8" w:space="0" w:color="4F81BD"/>
+              <w:bottom w:val="single" w:sz="8" w:space="0" w:color="4F81BD"/>
+              <w:right w:val="single" w:sz="8" w:space="0" w:color="4F81BD"/>
+              <w:insideV w:val="single" w:sz="8" w:space="0" w:color="auto"/>
+            </w:tcBorders>
+            <w:tcMar>
+              <w:top w:w="0" w:type="dxa"/>
+              <w:left w:w="108" w:type="dxa"/>
+              <w:bottom w:w="0" w:type="dxa"/>
+              <w:right w:w="108" w:type="dxa"/>
+            </w:tcMar>
+          </w:tcPr>
+          <w:p>
+            <w:pPr>
+              <w:pStyle w:val="Normal"/>
+              <w:widowControl/>
+              <w:spacing w:before="0" w:after="0" w:line="240" w:lineRule="auto"/>
+              <w:bidi/>
+              <w:jc w:val="center"/>
+              <w:rPr>
+                <w:rFonts w:ascii="Arial" w:hAnsi="Arial" w:asciiTheme="minorBidi" w:hAnsiTheme="minorBidi"/>
+                <w:b/>
+                <w:bCs/>
+                <w:sz w:val="24"/>
+                <w:szCs w:val="24"/>
+              </w:rPr>
+            </w:pPr>
+            <w:r>
+              <w:rPr>
+                <w:rFonts w:ascii="Arial" w:hAnsi="Arial" w:asciiTheme="minorBidi" w:hAnsiTheme="minorBidi"/>
+                <w:b/>
+                <w:bCs/>
+                <w:kern w:val="0"/>
+                <w:sz w:val="24"/>
+                <w:szCs w:val="24"/>
+                <w:rtl/>
               </w:rPr>
             </w:r>
           </w:p>
@@ -1462,36 +1694,45 @@
         <w:tc>
           <w:tcPr>
             <w:tcW w:w="797" w:type="dxa"/>
-            <w:tcBorders/>
-            <w:shd w:color="auto" w:fill="F2F2F2" w:themeFill="background1" w:themeFillShade="f2" w:val="clear"/>
-          </w:tcPr>
-          <w:p>
-            <w:pPr>
-              <w:pStyle w:val="Normal"/>
-              <w:widowControl/>
-              <w:spacing w:lineRule="auto" w:line="240" w:before="0" w:after="0"/>
-              <w:jc w:val="center"/>
-              <w:cnfStyle w:val="000000000000" w:firstRow="0" w:lastRow="0" w:firstColumn="0" w:lastColumn="0" w:oddVBand="0" w:evenVBand="0" w:oddHBand="0" w:evenHBand="0" w:firstRowFirstColumn="0" w:firstRowLastColumn="0" w:lastRowFirstColumn="0" w:lastRowLastColumn="0"/>
-              <w:rPr>
-                <w:rFonts w:ascii="Arial" w:hAnsi="Arial" w:asciiTheme="minorBidi" w:hAnsiTheme="minorBidi"/>
-                <w:b/>
-                <w:bCs/>
-                <w:sz w:val="24"/>
-                <w:szCs w:val="24"/>
-                <w:lang w:bidi="ar-EG"/>
-              </w:rPr>
-            </w:pPr>
-            <w:r>
-              <w:rPr>
-                <w:rFonts w:ascii="Arial" w:hAnsi="Arial" w:asciiTheme="minorBidi" w:hAnsiTheme="minorBidi"/>
-                <w:b/>
-                <w:b/>
-                <w:bCs/>
-                <w:kern w:val="0"/>
-                <w:sz w:val="24"/>
-                <w:szCs w:val="24"/>
-                <w:rtl w:val="true"/>
-                <w:lang w:val="en-US" w:eastAsia="en-US" w:bidi="ar-EG"/>
+            <w:tcBorders>
+              <w:top w:val="single" w:sz="8" w:space="0" w:color="4F81BD"/>
+              <w:left w:val="single" w:sz="8" w:space="0" w:color="4F81BD"/>
+              <w:bottom w:val="single" w:sz="8" w:space="0" w:color="4F81BD"/>
+              <w:right w:val="single" w:sz="8" w:space="0" w:color="4F81BD"/>
+              <w:insideV w:val="single" w:sz="8" w:space="0" w:color="auto"/>
+            </w:tcBorders>
+            <w:shd w:val="clear" w:themeFill="background1" w:themeFillShade="f2"/>
+            <w:tcMar>
+              <w:top w:w="0" w:type="dxa"/>
+              <w:left w:w="108" w:type="dxa"/>
+              <w:bottom w:w="0" w:type="dxa"/>
+              <w:right w:w="108" w:type="dxa"/>
+            </w:tcMar>
+          </w:tcPr>
+          <w:p>
+            <w:pPr>
+              <w:pStyle w:val="Normal"/>
+              <w:widowControl/>
+              <w:spacing w:before="0" w:after="0" w:line="240" w:lineRule="auto"/>
+              <w:bidi/>
+              <w:jc w:val="center"/>
+              <w:rPr>
+                <w:rFonts w:ascii="Arial" w:hAnsi="Arial" w:asciiTheme="minorBidi" w:hAnsiTheme="minorBidi"/>
+                <w:b/>
+                <w:bCs/>
+                <w:sz w:val="24"/>
+                <w:szCs w:val="24"/>
+              </w:rPr>
+            </w:pPr>
+            <w:r>
+              <w:rPr>
+                <w:rFonts w:ascii="Arial" w:hAnsi="Arial" w:eastAsia="Calibri" w:cs="Arial" w:asciiTheme="minorBidi" w:hAnsiTheme="minorBidi" w:eastAsiaTheme="minorHAnsi" w:csTheme="minorBidi"/>
+                <w:b/>
+                <w:bCs/>
+                <w:kern w:val="0"/>
+                <w:sz w:val="24"/>
+                <w:szCs w:val="24"/>
+                <w:rtl/>
               </w:rPr>
               <w:t>بطول</w:t>
             </w:r>
@@ -1501,34 +1742,44 @@
           <w:tcPr>
             <w:tcW w:w="1189" w:type="dxa"/>
             <w:gridSpan w:val="2"/>
-            <w:tcBorders/>
-          </w:tcPr>
-          <w:p>
-            <w:pPr>
-              <w:pStyle w:val="Normal"/>
-              <w:widowControl/>
-              <w:spacing w:lineRule="auto" w:line="240" w:before="0" w:after="0"/>
-              <w:jc w:val="center"/>
-              <w:cnfStyle w:val="000000000000" w:firstRow="0" w:lastRow="0" w:firstColumn="0" w:lastColumn="0" w:oddVBand="0" w:evenVBand="0" w:oddHBand="0" w:evenHBand="0" w:firstRowFirstColumn="0" w:firstRowLastColumn="0" w:lastRowFirstColumn="0" w:lastRowLastColumn="0"/>
-              <w:rPr>
-                <w:rFonts w:ascii="Arial" w:hAnsi="Arial" w:asciiTheme="minorBidi" w:hAnsiTheme="minorBidi"/>
-                <w:b/>
-                <w:bCs/>
-                <w:sz w:val="24"/>
-                <w:szCs w:val="24"/>
-                <w:lang w:bidi="ar-EG"/>
-              </w:rPr>
-            </w:pPr>
-            <w:r>
-              <w:rPr>
-                <w:rFonts w:asciiTheme="minorBidi" w:hAnsiTheme="minorBidi" w:ascii="Arial" w:hAnsi="Arial"/>
-                <w:b/>
-                <w:bCs/>
-                <w:kern w:val="0"/>
-                <w:sz w:val="24"/>
-                <w:szCs w:val="24"/>
-                <w:rtl w:val="true"/>
-                <w:lang w:val="en-US" w:eastAsia="en-US" w:bidi="ar-EG"/>
+            <w:tcBorders>
+              <w:top w:val="single" w:sz="8" w:space="0" w:color="4F81BD"/>
+              <w:left w:val="single" w:sz="8" w:space="0" w:color="4F81BD"/>
+              <w:bottom w:val="single" w:sz="8" w:space="0" w:color="4F81BD"/>
+              <w:right w:val="single" w:sz="8" w:space="0" w:color="4F81BD"/>
+              <w:insideV w:val="single" w:sz="8" w:space="0" w:color="auto"/>
+            </w:tcBorders>
+            <w:tcMar>
+              <w:top w:w="0" w:type="dxa"/>
+              <w:left w:w="108" w:type="dxa"/>
+              <w:bottom w:w="0" w:type="dxa"/>
+              <w:right w:w="108" w:type="dxa"/>
+            </w:tcMar>
+          </w:tcPr>
+          <w:p>
+            <w:pPr>
+              <w:pStyle w:val="Normal"/>
+              <w:widowControl/>
+              <w:spacing w:before="0" w:after="0" w:line="240" w:lineRule="auto"/>
+              <w:bidi/>
+              <w:jc w:val="center"/>
+              <w:rPr>
+                <w:rFonts w:ascii="Arial" w:hAnsi="Arial" w:asciiTheme="minorBidi" w:hAnsiTheme="minorBidi"/>
+                <w:b/>
+                <w:bCs/>
+                <w:sz w:val="24"/>
+                <w:szCs w:val="24"/>
+              </w:rPr>
+            </w:pPr>
+            <w:r>
+              <w:rPr>
+                <w:rFonts w:ascii="Arial" w:hAnsi="Arial" w:asciiTheme="minorBidi" w:hAnsiTheme="minorBidi"/>
+                <w:b/>
+                <w:bCs/>
+                <w:kern w:val="0"/>
+                <w:sz w:val="24"/>
+                <w:szCs w:val="24"/>
+                <w:rtl/>
               </w:rPr>
             </w:r>
           </w:p>
@@ -1537,34 +1788,44 @@
           <w:tcPr>
             <w:tcW w:w="2196" w:type="dxa"/>
             <w:gridSpan w:val="2"/>
-            <w:tcBorders/>
-          </w:tcPr>
-          <w:p>
-            <w:pPr>
-              <w:pStyle w:val="Normal"/>
-              <w:widowControl/>
-              <w:spacing w:lineRule="auto" w:line="240" w:before="0" w:after="0"/>
-              <w:jc w:val="center"/>
-              <w:cnfStyle w:val="000000000000" w:firstRow="0" w:lastRow="0" w:firstColumn="0" w:lastColumn="0" w:oddVBand="0" w:evenVBand="0" w:oddHBand="0" w:evenHBand="0" w:firstRowFirstColumn="0" w:firstRowLastColumn="0" w:lastRowFirstColumn="0" w:lastRowLastColumn="0"/>
-              <w:rPr>
-                <w:rFonts w:ascii="Arial" w:hAnsi="Arial" w:asciiTheme="minorBidi" w:hAnsiTheme="minorBidi"/>
-                <w:b/>
-                <w:bCs/>
-                <w:sz w:val="24"/>
-                <w:szCs w:val="24"/>
-                <w:lang w:bidi="ar-EG"/>
-              </w:rPr>
-            </w:pPr>
-            <w:r>
-              <w:rPr>
-                <w:rFonts w:asciiTheme="minorBidi" w:hAnsiTheme="minorBidi" w:ascii="Arial" w:hAnsi="Arial"/>
-                <w:b/>
-                <w:bCs/>
-                <w:kern w:val="0"/>
-                <w:sz w:val="24"/>
-                <w:szCs w:val="24"/>
-                <w:rtl w:val="true"/>
-                <w:lang w:val="en-US" w:eastAsia="en-US" w:bidi="ar-EG"/>
+            <w:tcBorders>
+              <w:top w:val="single" w:sz="8" w:space="0" w:color="4F81BD"/>
+              <w:left w:val="single" w:sz="8" w:space="0" w:color="4F81BD"/>
+              <w:bottom w:val="single" w:sz="8" w:space="0" w:color="4F81BD"/>
+              <w:right w:val="single" w:sz="8" w:space="0" w:color="4F81BD"/>
+              <w:insideV w:val="single" w:sz="8" w:space="0" w:color="auto"/>
+            </w:tcBorders>
+            <w:tcMar>
+              <w:top w:w="0" w:type="dxa"/>
+              <w:left w:w="108" w:type="dxa"/>
+              <w:bottom w:w="0" w:type="dxa"/>
+              <w:right w:w="108" w:type="dxa"/>
+            </w:tcMar>
+          </w:tcPr>
+          <w:p>
+            <w:pPr>
+              <w:pStyle w:val="Normal"/>
+              <w:widowControl/>
+              <w:spacing w:before="0" w:after="0" w:line="240" w:lineRule="auto"/>
+              <w:bidi/>
+              <w:jc w:val="center"/>
+              <w:rPr>
+                <w:rFonts w:ascii="Arial" w:hAnsi="Arial" w:asciiTheme="minorBidi" w:hAnsiTheme="minorBidi"/>
+                <w:b/>
+                <w:bCs/>
+                <w:sz w:val="24"/>
+                <w:szCs w:val="24"/>
+              </w:rPr>
+            </w:pPr>
+            <w:r>
+              <w:rPr>
+                <w:rFonts w:ascii="Arial" w:hAnsi="Arial" w:asciiTheme="minorBidi" w:hAnsiTheme="minorBidi"/>
+                <w:b/>
+                <w:bCs/>
+                <w:kern w:val="0"/>
+                <w:sz w:val="24"/>
+                <w:szCs w:val="24"/>
+                <w:rtl/>
               </w:rPr>
             </w:r>
           </w:p>
@@ -1572,34 +1833,44 @@
         <w:tc>
           <w:tcPr>
             <w:tcW w:w="2376" w:type="dxa"/>
-            <w:tcBorders/>
-          </w:tcPr>
-          <w:p>
-            <w:pPr>
-              <w:pStyle w:val="Normal"/>
-              <w:widowControl/>
-              <w:spacing w:lineRule="auto" w:line="240" w:before="0" w:after="0"/>
-              <w:jc w:val="center"/>
-              <w:cnfStyle w:val="000000000000" w:firstRow="0" w:lastRow="0" w:firstColumn="0" w:lastColumn="0" w:oddVBand="0" w:evenVBand="0" w:oddHBand="0" w:evenHBand="0" w:firstRowFirstColumn="0" w:firstRowLastColumn="0" w:lastRowFirstColumn="0" w:lastRowLastColumn="0"/>
-              <w:rPr>
-                <w:rFonts w:ascii="Arial" w:hAnsi="Arial" w:asciiTheme="minorBidi" w:hAnsiTheme="minorBidi"/>
-                <w:b/>
-                <w:bCs/>
-                <w:sz w:val="24"/>
-                <w:szCs w:val="24"/>
-                <w:lang w:bidi="ar-EG"/>
-              </w:rPr>
-            </w:pPr>
-            <w:r>
-              <w:rPr>
-                <w:rFonts w:asciiTheme="minorBidi" w:hAnsiTheme="minorBidi" w:ascii="Arial" w:hAnsi="Arial"/>
-                <w:b/>
-                <w:bCs/>
-                <w:kern w:val="0"/>
-                <w:sz w:val="24"/>
-                <w:szCs w:val="24"/>
-                <w:rtl w:val="true"/>
-                <w:lang w:val="en-US" w:eastAsia="en-US" w:bidi="ar-EG"/>
+            <w:tcBorders>
+              <w:top w:val="single" w:sz="8" w:space="0" w:color="4F81BD"/>
+              <w:left w:val="single" w:sz="8" w:space="0" w:color="4F81BD"/>
+              <w:bottom w:val="single" w:sz="8" w:space="0" w:color="4F81BD"/>
+              <w:right w:val="single" w:sz="8" w:space="0" w:color="4F81BD"/>
+              <w:insideV w:val="single" w:sz="8" w:space="0" w:color="auto"/>
+            </w:tcBorders>
+            <w:tcMar>
+              <w:top w:w="0" w:type="dxa"/>
+              <w:left w:w="108" w:type="dxa"/>
+              <w:bottom w:w="0" w:type="dxa"/>
+              <w:right w:w="108" w:type="dxa"/>
+            </w:tcMar>
+          </w:tcPr>
+          <w:p>
+            <w:pPr>
+              <w:pStyle w:val="Normal"/>
+              <w:widowControl/>
+              <w:spacing w:before="0" w:after="0" w:line="240" w:lineRule="auto"/>
+              <w:bidi/>
+              <w:jc w:val="center"/>
+              <w:rPr>
+                <w:rFonts w:ascii="Arial" w:hAnsi="Arial" w:asciiTheme="minorBidi" w:hAnsiTheme="minorBidi"/>
+                <w:b/>
+                <w:bCs/>
+                <w:sz w:val="24"/>
+                <w:szCs w:val="24"/>
+              </w:rPr>
+            </w:pPr>
+            <w:r>
+              <w:rPr>
+                <w:rFonts w:ascii="Arial" w:hAnsi="Arial" w:asciiTheme="minorBidi" w:hAnsiTheme="minorBidi"/>
+                <w:b/>
+                <w:bCs/>
+                <w:kern w:val="0"/>
+                <w:sz w:val="24"/>
+                <w:szCs w:val="24"/>
+                <w:rtl/>
               </w:rPr>
             </w:r>
           </w:p>
@@ -1611,35 +1882,45 @@
         </w:trPr>
         <w:tc>
           <w:tcPr>
-            <w:cnfStyle w:val="001000000000" w:firstRow="0" w:lastRow="0" w:firstColumn="1" w:lastColumn="0" w:oddVBand="0" w:evenVBand="0" w:oddHBand="0" w:evenHBand="0" w:firstRowFirstColumn="0" w:firstRowLastColumn="0" w:lastRowFirstColumn="0" w:lastRowLastColumn="0"/>
+            <w:cnfStyle w:val="001000000000"/>
             <w:tcW w:w="1581" w:type="dxa"/>
-            <w:tcBorders/>
-            <w:shd w:color="auto" w:fill="D3DFEE" w:themeFill="accent1" w:themeFillTint="3f" w:val="clear"/>
-          </w:tcPr>
-          <w:p>
-            <w:pPr>
-              <w:pStyle w:val="Normal"/>
-              <w:widowControl/>
-              <w:spacing w:lineRule="auto" w:line="240" w:before="0" w:after="0"/>
-              <w:jc w:val="center"/>
-              <w:rPr>
-                <w:rFonts w:ascii="Arial" w:hAnsi="Arial" w:eastAsia="宋体" w:asciiTheme="minorBidi" w:eastAsiaTheme="majorEastAsia" w:hAnsiTheme="minorBidi"/>
-                <w:sz w:val="24"/>
-                <w:szCs w:val="24"/>
-                <w:lang w:bidi="ar-EG"/>
-              </w:rPr>
-            </w:pPr>
-            <w:r>
-              <w:rPr>
-                <w:rFonts w:ascii="Arial" w:hAnsi="Arial" w:eastAsia="宋体" w:asciiTheme="minorBidi" w:eastAsiaTheme="majorEastAsia" w:hAnsiTheme="minorBidi"/>
-                <w:b/>
-                <w:b/>
-                <w:bCs/>
-                <w:kern w:val="0"/>
-                <w:sz w:val="24"/>
-                <w:szCs w:val="24"/>
-                <w:rtl w:val="true"/>
-                <w:lang w:val="en-US" w:eastAsia="en-US" w:bidi="ar-EG"/>
+            <w:tcBorders>
+              <w:top w:val="single" w:sz="8" w:space="0" w:color="4F81BD"/>
+              <w:left w:val="single" w:sz="8" w:space="0" w:color="4F81BD"/>
+              <w:bottom w:val="single" w:sz="8" w:space="0" w:color="4F81BD"/>
+              <w:right w:val="single" w:sz="8" w:space="0" w:color="4F81BD"/>
+              <w:insideV w:val="single" w:sz="8" w:space="0" w:color="auto"/>
+            </w:tcBorders>
+            <w:shd w:val="clear" w:themeFill="accent1" w:themeFillTint="3f"/>
+            <w:tcMar>
+              <w:top w:w="0" w:type="dxa"/>
+              <w:left w:w="108" w:type="dxa"/>
+              <w:bottom w:w="0" w:type="dxa"/>
+              <w:right w:w="108" w:type="dxa"/>
+            </w:tcMar>
+          </w:tcPr>
+          <w:p>
+            <w:pPr>
+              <w:pStyle w:val="Normal"/>
+              <w:widowControl/>
+              <w:spacing w:before="0" w:after="0" w:line="240" w:lineRule="auto"/>
+              <w:bidi/>
+              <w:jc w:val="center"/>
+              <w:rPr>
+                <w:rFonts w:ascii="Arial" w:hAnsi="Arial" w:eastAsia="宋体" w:asciiTheme="minorBidi" w:hAnsiTheme="minorBidi" w:eastAsiaTheme="majorEastAsia"/>
+                <w:sz w:val="24"/>
+                <w:szCs w:val="24"/>
+              </w:rPr>
+            </w:pPr>
+            <w:r>
+              <w:rPr>
+                <w:rFonts w:ascii="Arial" w:hAnsi="Arial" w:eastAsia="宋体" w:cs="Arial" w:asciiTheme="minorBidi" w:hAnsiTheme="minorBidi" w:eastAsiaTheme="majorEastAsia" w:csTheme="majorBidi"/>
+                <w:b/>
+                <w:bCs/>
+                <w:kern w:val="0"/>
+                <w:sz w:val="24"/>
+                <w:szCs w:val="24"/>
+                <w:rtl/>
               </w:rPr>
               <w:t>الحد الشرقي</w:t>
             </w:r>
@@ -1648,35 +1929,45 @@
         <w:tc>
           <w:tcPr>
             <w:tcW w:w="3029" w:type="dxa"/>
-            <w:tcBorders/>
-            <w:shd w:color="auto" w:fill="FFFFFF" w:themeFill="background1" w:val="clear"/>
-          </w:tcPr>
-          <w:p>
-            <w:pPr>
-              <w:pStyle w:val="Normal"/>
-              <w:widowControl/>
-              <w:spacing w:lineRule="auto" w:line="240" w:before="0" w:after="0"/>
-              <w:jc w:val="center"/>
-              <w:cnfStyle w:val="000000000000" w:firstRow="0" w:lastRow="0" w:firstColumn="0" w:lastColumn="0" w:oddVBand="0" w:evenVBand="0" w:oddHBand="0" w:evenHBand="0" w:firstRowFirstColumn="0" w:firstRowLastColumn="0" w:lastRowFirstColumn="0" w:lastRowLastColumn="0"/>
-              <w:rPr>
-                <w:rFonts w:ascii="Arial" w:hAnsi="Arial" w:asciiTheme="minorBidi" w:hAnsiTheme="minorBidi"/>
-                <w:b/>
-                <w:bCs/>
-                <w:sz w:val="24"/>
-                <w:szCs w:val="24"/>
-                <w:lang w:bidi="ar-EG"/>
-              </w:rPr>
-            </w:pPr>
-            <w:r>
-              <w:rPr>
-                <w:rFonts w:asciiTheme="minorBidi" w:hAnsiTheme="minorBidi" w:ascii="Arial" w:hAnsi="Arial"/>
-                <w:b/>
-                <w:bCs/>
-                <w:kern w:val="0"/>
-                <w:sz w:val="24"/>
-                <w:szCs w:val="24"/>
-                <w:rtl w:val="true"/>
-                <w:lang w:val="en-US" w:eastAsia="en-US" w:bidi="ar-EG"/>
+            <w:tcBorders>
+              <w:top w:val="single" w:sz="8" w:space="0" w:color="4F81BD"/>
+              <w:left w:val="single" w:sz="8" w:space="0" w:color="4F81BD"/>
+              <w:bottom w:val="single" w:sz="8" w:space="0" w:color="4F81BD"/>
+              <w:right w:val="single" w:sz="8" w:space="0" w:color="4F81BD"/>
+              <w:insideV w:val="single" w:sz="8" w:space="0" w:color="auto"/>
+            </w:tcBorders>
+            <w:shd w:val="clear" w:themeFill="background1"/>
+            <w:tcMar>
+              <w:top w:w="0" w:type="dxa"/>
+              <w:left w:w="108" w:type="dxa"/>
+              <w:bottom w:w="0" w:type="dxa"/>
+              <w:right w:w="108" w:type="dxa"/>
+            </w:tcMar>
+          </w:tcPr>
+          <w:p>
+            <w:pPr>
+              <w:pStyle w:val="Normal"/>
+              <w:widowControl/>
+              <w:spacing w:before="0" w:after="0" w:line="240" w:lineRule="auto"/>
+              <w:bidi/>
+              <w:jc w:val="center"/>
+              <w:rPr>
+                <w:rFonts w:ascii="Arial" w:hAnsi="Arial" w:asciiTheme="minorBidi" w:hAnsiTheme="minorBidi"/>
+                <w:b/>
+                <w:bCs/>
+                <w:sz w:val="24"/>
+                <w:szCs w:val="24"/>
+              </w:rPr>
+            </w:pPr>
+            <w:r>
+              <w:rPr>
+                <w:rFonts w:ascii="Arial" w:hAnsi="Arial" w:asciiTheme="minorBidi" w:hAnsiTheme="minorBidi"/>
+                <w:b/>
+                <w:bCs/>
+                <w:kern w:val="0"/>
+                <w:sz w:val="24"/>
+                <w:szCs w:val="24"/>
+                <w:rtl/>
               </w:rPr>
             </w:r>
           </w:p>
@@ -1684,36 +1975,45 @@
         <w:tc>
           <w:tcPr>
             <w:tcW w:w="797" w:type="dxa"/>
-            <w:tcBorders/>
-            <w:shd w:color="auto" w:fill="D3DFEE" w:themeFill="accent1" w:themeFillTint="3f" w:val="clear"/>
-          </w:tcPr>
-          <w:p>
-            <w:pPr>
-              <w:pStyle w:val="Normal"/>
-              <w:widowControl/>
-              <w:spacing w:lineRule="auto" w:line="240" w:before="0" w:after="0"/>
-              <w:jc w:val="center"/>
-              <w:cnfStyle w:val="000000000000" w:firstRow="0" w:lastRow="0" w:firstColumn="0" w:lastColumn="0" w:oddVBand="0" w:evenVBand="0" w:oddHBand="0" w:evenHBand="0" w:firstRowFirstColumn="0" w:firstRowLastColumn="0" w:lastRowFirstColumn="0" w:lastRowLastColumn="0"/>
-              <w:rPr>
-                <w:rFonts w:ascii="Arial" w:hAnsi="Arial" w:asciiTheme="minorBidi" w:hAnsiTheme="minorBidi"/>
-                <w:b/>
-                <w:bCs/>
-                <w:sz w:val="24"/>
-                <w:szCs w:val="24"/>
-                <w:lang w:bidi="ar-EG"/>
-              </w:rPr>
-            </w:pPr>
-            <w:r>
-              <w:rPr>
-                <w:rFonts w:ascii="Arial" w:hAnsi="Arial" w:asciiTheme="minorBidi" w:hAnsiTheme="minorBidi"/>
-                <w:b/>
-                <w:b/>
-                <w:bCs/>
-                <w:kern w:val="0"/>
-                <w:sz w:val="24"/>
-                <w:szCs w:val="24"/>
-                <w:rtl w:val="true"/>
-                <w:lang w:val="en-US" w:eastAsia="en-US" w:bidi="ar-EG"/>
+            <w:tcBorders>
+              <w:top w:val="single" w:sz="8" w:space="0" w:color="4F81BD"/>
+              <w:left w:val="single" w:sz="8" w:space="0" w:color="4F81BD"/>
+              <w:bottom w:val="single" w:sz="8" w:space="0" w:color="4F81BD"/>
+              <w:right w:val="single" w:sz="8" w:space="0" w:color="4F81BD"/>
+              <w:insideV w:val="single" w:sz="8" w:space="0" w:color="auto"/>
+            </w:tcBorders>
+            <w:shd w:val="clear" w:themeFill="accent1" w:themeFillTint="3f"/>
+            <w:tcMar>
+              <w:top w:w="0" w:type="dxa"/>
+              <w:left w:w="108" w:type="dxa"/>
+              <w:bottom w:w="0" w:type="dxa"/>
+              <w:right w:w="108" w:type="dxa"/>
+            </w:tcMar>
+          </w:tcPr>
+          <w:p>
+            <w:pPr>
+              <w:pStyle w:val="Normal"/>
+              <w:widowControl/>
+              <w:spacing w:before="0" w:after="0" w:line="240" w:lineRule="auto"/>
+              <w:bidi/>
+              <w:jc w:val="center"/>
+              <w:rPr>
+                <w:rFonts w:ascii="Arial" w:hAnsi="Arial" w:asciiTheme="minorBidi" w:hAnsiTheme="minorBidi"/>
+                <w:b/>
+                <w:bCs/>
+                <w:sz w:val="24"/>
+                <w:szCs w:val="24"/>
+              </w:rPr>
+            </w:pPr>
+            <w:r>
+              <w:rPr>
+                <w:rFonts w:ascii="Arial" w:hAnsi="Arial" w:eastAsia="Calibri" w:cs="Arial" w:asciiTheme="minorBidi" w:hAnsiTheme="minorBidi" w:eastAsiaTheme="minorHAnsi" w:csTheme="minorBidi"/>
+                <w:b/>
+                <w:bCs/>
+                <w:kern w:val="0"/>
+                <w:sz w:val="24"/>
+                <w:szCs w:val="24"/>
+                <w:rtl/>
               </w:rPr>
               <w:t>بطول</w:t>
             </w:r>
@@ -1723,35 +2023,45 @@
           <w:tcPr>
             <w:tcW w:w="1189" w:type="dxa"/>
             <w:gridSpan w:val="2"/>
-            <w:tcBorders/>
-            <w:shd w:color="auto" w:fill="FFFFFF" w:themeFill="background1" w:val="clear"/>
-          </w:tcPr>
-          <w:p>
-            <w:pPr>
-              <w:pStyle w:val="Normal"/>
-              <w:widowControl/>
-              <w:spacing w:lineRule="auto" w:line="240" w:before="0" w:after="0"/>
-              <w:jc w:val="center"/>
-              <w:cnfStyle w:val="000000000000" w:firstRow="0" w:lastRow="0" w:firstColumn="0" w:lastColumn="0" w:oddVBand="0" w:evenVBand="0" w:oddHBand="0" w:evenHBand="0" w:firstRowFirstColumn="0" w:firstRowLastColumn="0" w:lastRowFirstColumn="0" w:lastRowLastColumn="0"/>
-              <w:rPr>
-                <w:rFonts w:ascii="Arial" w:hAnsi="Arial" w:asciiTheme="minorBidi" w:hAnsiTheme="minorBidi"/>
-                <w:b/>
-                <w:bCs/>
-                <w:sz w:val="24"/>
-                <w:szCs w:val="24"/>
-                <w:lang w:bidi="ar-EG"/>
-              </w:rPr>
-            </w:pPr>
-            <w:r>
-              <w:rPr>
-                <w:rFonts w:asciiTheme="minorBidi" w:hAnsiTheme="minorBidi" w:ascii="Arial" w:hAnsi="Arial"/>
-                <w:b/>
-                <w:bCs/>
-                <w:kern w:val="0"/>
-                <w:sz w:val="24"/>
-                <w:szCs w:val="24"/>
-                <w:rtl w:val="true"/>
-                <w:lang w:val="en-US" w:eastAsia="en-US" w:bidi="ar-EG"/>
+            <w:tcBorders>
+              <w:top w:val="single" w:sz="8" w:space="0" w:color="4F81BD"/>
+              <w:left w:val="single" w:sz="8" w:space="0" w:color="4F81BD"/>
+              <w:bottom w:val="single" w:sz="8" w:space="0" w:color="4F81BD"/>
+              <w:right w:val="single" w:sz="8" w:space="0" w:color="4F81BD"/>
+              <w:insideV w:val="single" w:sz="8" w:space="0" w:color="auto"/>
+            </w:tcBorders>
+            <w:shd w:val="clear" w:themeFill="background1"/>
+            <w:tcMar>
+              <w:top w:w="0" w:type="dxa"/>
+              <w:left w:w="108" w:type="dxa"/>
+              <w:bottom w:w="0" w:type="dxa"/>
+              <w:right w:w="108" w:type="dxa"/>
+            </w:tcMar>
+          </w:tcPr>
+          <w:p>
+            <w:pPr>
+              <w:pStyle w:val="Normal"/>
+              <w:widowControl/>
+              <w:spacing w:before="0" w:after="0" w:line="240" w:lineRule="auto"/>
+              <w:bidi/>
+              <w:jc w:val="center"/>
+              <w:rPr>
+                <w:rFonts w:ascii="Arial" w:hAnsi="Arial" w:asciiTheme="minorBidi" w:hAnsiTheme="minorBidi"/>
+                <w:b/>
+                <w:bCs/>
+                <w:sz w:val="24"/>
+                <w:szCs w:val="24"/>
+              </w:rPr>
+            </w:pPr>
+            <w:r>
+              <w:rPr>
+                <w:rFonts w:ascii="Arial" w:hAnsi="Arial" w:asciiTheme="minorBidi" w:hAnsiTheme="minorBidi"/>
+                <w:b/>
+                <w:bCs/>
+                <w:kern w:val="0"/>
+                <w:sz w:val="24"/>
+                <w:szCs w:val="24"/>
+                <w:rtl/>
               </w:rPr>
             </w:r>
           </w:p>
@@ -1760,35 +2070,45 @@
           <w:tcPr>
             <w:tcW w:w="2196" w:type="dxa"/>
             <w:gridSpan w:val="2"/>
-            <w:tcBorders/>
-            <w:shd w:color="auto" w:fill="F2F2F2" w:themeFill="background1" w:themeFillShade="f2" w:val="clear"/>
-          </w:tcPr>
-          <w:p>
-            <w:pPr>
-              <w:pStyle w:val="Normal"/>
-              <w:widowControl/>
-              <w:spacing w:lineRule="auto" w:line="240" w:before="0" w:after="0"/>
-              <w:jc w:val="center"/>
-              <w:cnfStyle w:val="000000000000" w:firstRow="0" w:lastRow="0" w:firstColumn="0" w:lastColumn="0" w:oddVBand="0" w:evenVBand="0" w:oddHBand="0" w:evenHBand="0" w:firstRowFirstColumn="0" w:firstRowLastColumn="0" w:lastRowFirstColumn="0" w:lastRowLastColumn="0"/>
-              <w:rPr>
-                <w:rFonts w:ascii="Arial" w:hAnsi="Arial" w:asciiTheme="minorBidi" w:hAnsiTheme="minorBidi"/>
-                <w:b/>
-                <w:bCs/>
-                <w:sz w:val="24"/>
-                <w:szCs w:val="24"/>
-                <w:lang w:bidi="ar-EG"/>
-              </w:rPr>
-            </w:pPr>
-            <w:r>
-              <w:rPr>
-                <w:rFonts w:asciiTheme="minorBidi" w:hAnsiTheme="minorBidi" w:ascii="Arial" w:hAnsi="Arial"/>
-                <w:b/>
-                <w:bCs/>
-                <w:kern w:val="0"/>
-                <w:sz w:val="24"/>
-                <w:szCs w:val="24"/>
-                <w:rtl w:val="true"/>
-                <w:lang w:val="en-US" w:eastAsia="en-US" w:bidi="ar-EG"/>
+            <w:tcBorders>
+              <w:top w:val="single" w:sz="8" w:space="0" w:color="4F81BD"/>
+              <w:left w:val="single" w:sz="8" w:space="0" w:color="4F81BD"/>
+              <w:bottom w:val="single" w:sz="8" w:space="0" w:color="4F81BD"/>
+              <w:right w:val="single" w:sz="8" w:space="0" w:color="4F81BD"/>
+              <w:insideV w:val="single" w:sz="8" w:space="0" w:color="auto"/>
+            </w:tcBorders>
+            <w:shd w:val="clear" w:themeFill="background1" w:themeFillShade="f2"/>
+            <w:tcMar>
+              <w:top w:w="0" w:type="dxa"/>
+              <w:left w:w="108" w:type="dxa"/>
+              <w:bottom w:w="0" w:type="dxa"/>
+              <w:right w:w="108" w:type="dxa"/>
+            </w:tcMar>
+          </w:tcPr>
+          <w:p>
+            <w:pPr>
+              <w:pStyle w:val="Normal"/>
+              <w:widowControl/>
+              <w:spacing w:before="0" w:after="0" w:line="240" w:lineRule="auto"/>
+              <w:bidi/>
+              <w:jc w:val="center"/>
+              <w:rPr>
+                <w:rFonts w:ascii="Arial" w:hAnsi="Arial" w:asciiTheme="minorBidi" w:hAnsiTheme="minorBidi"/>
+                <w:b/>
+                <w:bCs/>
+                <w:sz w:val="24"/>
+                <w:szCs w:val="24"/>
+              </w:rPr>
+            </w:pPr>
+            <w:r>
+              <w:rPr>
+                <w:rFonts w:ascii="Arial" w:hAnsi="Arial" w:asciiTheme="minorBidi" w:hAnsiTheme="minorBidi"/>
+                <w:b/>
+                <w:bCs/>
+                <w:kern w:val="0"/>
+                <w:sz w:val="24"/>
+                <w:szCs w:val="24"/>
+                <w:rtl/>
               </w:rPr>
             </w:r>
           </w:p>
@@ -1796,35 +2116,45 @@
         <w:tc>
           <w:tcPr>
             <w:tcW w:w="2376" w:type="dxa"/>
-            <w:tcBorders/>
-            <w:shd w:color="auto" w:fill="F2F2F2" w:themeFill="background1" w:themeFillShade="f2" w:val="clear"/>
-          </w:tcPr>
-          <w:p>
-            <w:pPr>
-              <w:pStyle w:val="Normal"/>
-              <w:widowControl/>
-              <w:spacing w:lineRule="auto" w:line="240" w:before="0" w:after="0"/>
-              <w:jc w:val="center"/>
-              <w:cnfStyle w:val="000000000000" w:firstRow="0" w:lastRow="0" w:firstColumn="0" w:lastColumn="0" w:oddVBand="0" w:evenVBand="0" w:oddHBand="0" w:evenHBand="0" w:firstRowFirstColumn="0" w:firstRowLastColumn="0" w:lastRowFirstColumn="0" w:lastRowLastColumn="0"/>
-              <w:rPr>
-                <w:rFonts w:ascii="Arial" w:hAnsi="Arial" w:asciiTheme="minorBidi" w:hAnsiTheme="minorBidi"/>
-                <w:b/>
-                <w:bCs/>
-                <w:sz w:val="24"/>
-                <w:szCs w:val="24"/>
-                <w:lang w:bidi="ar-EG"/>
-              </w:rPr>
-            </w:pPr>
-            <w:r>
-              <w:rPr>
-                <w:rFonts w:asciiTheme="minorBidi" w:hAnsiTheme="minorBidi" w:ascii="Arial" w:hAnsi="Arial"/>
-                <w:b/>
-                <w:bCs/>
-                <w:kern w:val="0"/>
-                <w:sz w:val="24"/>
-                <w:szCs w:val="24"/>
-                <w:rtl w:val="true"/>
-                <w:lang w:val="en-US" w:eastAsia="en-US" w:bidi="ar-EG"/>
+            <w:tcBorders>
+              <w:top w:val="single" w:sz="8" w:space="0" w:color="4F81BD"/>
+              <w:left w:val="single" w:sz="8" w:space="0" w:color="4F81BD"/>
+              <w:bottom w:val="single" w:sz="8" w:space="0" w:color="4F81BD"/>
+              <w:right w:val="single" w:sz="8" w:space="0" w:color="4F81BD"/>
+              <w:insideV w:val="single" w:sz="8" w:space="0" w:color="auto"/>
+            </w:tcBorders>
+            <w:shd w:val="clear" w:themeFill="background1" w:themeFillShade="f2"/>
+            <w:tcMar>
+              <w:top w:w="0" w:type="dxa"/>
+              <w:left w:w="108" w:type="dxa"/>
+              <w:bottom w:w="0" w:type="dxa"/>
+              <w:right w:w="108" w:type="dxa"/>
+            </w:tcMar>
+          </w:tcPr>
+          <w:p>
+            <w:pPr>
+              <w:pStyle w:val="Normal"/>
+              <w:widowControl/>
+              <w:spacing w:before="0" w:after="0" w:line="240" w:lineRule="auto"/>
+              <w:bidi/>
+              <w:jc w:val="center"/>
+              <w:rPr>
+                <w:rFonts w:ascii="Arial" w:hAnsi="Arial" w:asciiTheme="minorBidi" w:hAnsiTheme="minorBidi"/>
+                <w:b/>
+                <w:bCs/>
+                <w:sz w:val="24"/>
+                <w:szCs w:val="24"/>
+              </w:rPr>
+            </w:pPr>
+            <w:r>
+              <w:rPr>
+                <w:rFonts w:ascii="Arial" w:hAnsi="Arial" w:asciiTheme="minorBidi" w:hAnsiTheme="minorBidi"/>
+                <w:b/>
+                <w:bCs/>
+                <w:kern w:val="0"/>
+                <w:sz w:val="24"/>
+                <w:szCs w:val="24"/>
+                <w:rtl/>
               </w:rPr>
             </w:r>
           </w:p>
@@ -1836,35 +2166,45 @@
         </w:trPr>
         <w:tc>
           <w:tcPr>
-            <w:cnfStyle w:val="001000000000" w:firstRow="0" w:lastRow="0" w:firstColumn="1" w:lastColumn="0" w:oddVBand="0" w:evenVBand="0" w:oddHBand="0" w:evenHBand="0" w:firstRowFirstColumn="0" w:firstRowLastColumn="0" w:lastRowFirstColumn="0" w:lastRowLastColumn="0"/>
+            <w:cnfStyle w:val="001000000000"/>
             <w:tcW w:w="1581" w:type="dxa"/>
-            <w:tcBorders/>
-            <w:shd w:color="auto" w:fill="F2F2F2" w:themeFill="background1" w:themeFillShade="f2" w:val="clear"/>
-          </w:tcPr>
-          <w:p>
-            <w:pPr>
-              <w:pStyle w:val="Normal"/>
-              <w:widowControl/>
-              <w:spacing w:lineRule="auto" w:line="240" w:before="0" w:after="0"/>
-              <w:jc w:val="center"/>
-              <w:rPr>
-                <w:rFonts w:ascii="Arial" w:hAnsi="Arial" w:eastAsia="宋体" w:asciiTheme="minorBidi" w:eastAsiaTheme="majorEastAsia" w:hAnsiTheme="minorBidi"/>
-                <w:sz w:val="24"/>
-                <w:szCs w:val="24"/>
-                <w:lang w:bidi="ar-EG"/>
-              </w:rPr>
-            </w:pPr>
-            <w:r>
-              <w:rPr>
-                <w:rFonts w:ascii="Arial" w:hAnsi="Arial" w:eastAsia="宋体" w:asciiTheme="minorBidi" w:eastAsiaTheme="majorEastAsia" w:hAnsiTheme="minorBidi"/>
-                <w:b/>
-                <w:b/>
-                <w:bCs/>
-                <w:kern w:val="0"/>
-                <w:sz w:val="24"/>
-                <w:szCs w:val="24"/>
-                <w:rtl w:val="true"/>
-                <w:lang w:val="en-US" w:eastAsia="en-US" w:bidi="ar-EG"/>
+            <w:tcBorders>
+              <w:top w:val="single" w:sz="8" w:space="0" w:color="4F81BD"/>
+              <w:left w:val="single" w:sz="8" w:space="0" w:color="4F81BD"/>
+              <w:bottom w:val="single" w:sz="8" w:space="0" w:color="4F81BD"/>
+              <w:right w:val="single" w:sz="8" w:space="0" w:color="4F81BD"/>
+              <w:insideV w:val="single" w:sz="8" w:space="0" w:color="auto"/>
+            </w:tcBorders>
+            <w:shd w:val="clear" w:themeFill="background1" w:themeFillShade="f2"/>
+            <w:tcMar>
+              <w:top w:w="0" w:type="dxa"/>
+              <w:left w:w="108" w:type="dxa"/>
+              <w:bottom w:w="0" w:type="dxa"/>
+              <w:right w:w="108" w:type="dxa"/>
+            </w:tcMar>
+          </w:tcPr>
+          <w:p>
+            <w:pPr>
+              <w:pStyle w:val="Normal"/>
+              <w:widowControl/>
+              <w:spacing w:before="0" w:after="0" w:line="240" w:lineRule="auto"/>
+              <w:bidi/>
+              <w:jc w:val="center"/>
+              <w:rPr>
+                <w:rFonts w:ascii="Arial" w:hAnsi="Arial" w:eastAsia="宋体" w:asciiTheme="minorBidi" w:hAnsiTheme="minorBidi" w:eastAsiaTheme="majorEastAsia"/>
+                <w:sz w:val="24"/>
+                <w:szCs w:val="24"/>
+              </w:rPr>
+            </w:pPr>
+            <w:r>
+              <w:rPr>
+                <w:rFonts w:ascii="Arial" w:hAnsi="Arial" w:eastAsia="宋体" w:cs="Arial" w:asciiTheme="minorBidi" w:hAnsiTheme="minorBidi" w:eastAsiaTheme="majorEastAsia" w:csTheme="majorBidi"/>
+                <w:b/>
+                <w:bCs/>
+                <w:kern w:val="0"/>
+                <w:sz w:val="24"/>
+                <w:szCs w:val="24"/>
+                <w:rtl/>
               </w:rPr>
               <w:t>الحد القبلي</w:t>
             </w:r>
@@ -1873,34 +2213,44 @@
         <w:tc>
           <w:tcPr>
             <w:tcW w:w="3029" w:type="dxa"/>
-            <w:tcBorders/>
-          </w:tcPr>
-          <w:p>
-            <w:pPr>
-              <w:pStyle w:val="Normal"/>
-              <w:widowControl/>
-              <w:spacing w:lineRule="auto" w:line="240" w:before="0" w:after="0"/>
-              <w:jc w:val="center"/>
-              <w:cnfStyle w:val="000000000000" w:firstRow="0" w:lastRow="0" w:firstColumn="0" w:lastColumn="0" w:oddVBand="0" w:evenVBand="0" w:oddHBand="0" w:evenHBand="0" w:firstRowFirstColumn="0" w:firstRowLastColumn="0" w:lastRowFirstColumn="0" w:lastRowLastColumn="0"/>
-              <w:rPr>
-                <w:rFonts w:ascii="Arial" w:hAnsi="Arial" w:asciiTheme="minorBidi" w:hAnsiTheme="minorBidi"/>
-                <w:b/>
-                <w:bCs/>
-                <w:sz w:val="24"/>
-                <w:szCs w:val="24"/>
-                <w:lang w:bidi="ar-EG"/>
-              </w:rPr>
-            </w:pPr>
-            <w:r>
-              <w:rPr>
-                <w:rFonts w:asciiTheme="minorBidi" w:hAnsiTheme="minorBidi" w:ascii="Arial" w:hAnsi="Arial"/>
-                <w:b/>
-                <w:bCs/>
-                <w:kern w:val="0"/>
-                <w:sz w:val="24"/>
-                <w:szCs w:val="24"/>
-                <w:rtl w:val="true"/>
-                <w:lang w:val="en-US" w:eastAsia="en-US" w:bidi="ar-EG"/>
+            <w:tcBorders>
+              <w:top w:val="single" w:sz="8" w:space="0" w:color="4F81BD"/>
+              <w:left w:val="single" w:sz="8" w:space="0" w:color="4F81BD"/>
+              <w:bottom w:val="single" w:sz="8" w:space="0" w:color="4F81BD"/>
+              <w:right w:val="single" w:sz="8" w:space="0" w:color="4F81BD"/>
+              <w:insideV w:val="single" w:sz="8" w:space="0" w:color="auto"/>
+            </w:tcBorders>
+            <w:tcMar>
+              <w:top w:w="0" w:type="dxa"/>
+              <w:left w:w="108" w:type="dxa"/>
+              <w:bottom w:w="0" w:type="dxa"/>
+              <w:right w:w="108" w:type="dxa"/>
+            </w:tcMar>
+          </w:tcPr>
+          <w:p>
+            <w:pPr>
+              <w:pStyle w:val="Normal"/>
+              <w:widowControl/>
+              <w:spacing w:before="0" w:after="0" w:line="240" w:lineRule="auto"/>
+              <w:bidi/>
+              <w:jc w:val="center"/>
+              <w:rPr>
+                <w:rFonts w:ascii="Arial" w:hAnsi="Arial" w:asciiTheme="minorBidi" w:hAnsiTheme="minorBidi"/>
+                <w:b/>
+                <w:bCs/>
+                <w:sz w:val="24"/>
+                <w:szCs w:val="24"/>
+              </w:rPr>
+            </w:pPr>
+            <w:r>
+              <w:rPr>
+                <w:rFonts w:ascii="Arial" w:hAnsi="Arial" w:asciiTheme="minorBidi" w:hAnsiTheme="minorBidi"/>
+                <w:b/>
+                <w:bCs/>
+                <w:kern w:val="0"/>
+                <w:sz w:val="24"/>
+                <w:szCs w:val="24"/>
+                <w:rtl/>
               </w:rPr>
             </w:r>
           </w:p>
@@ -1908,36 +2258,45 @@
         <w:tc>
           <w:tcPr>
             <w:tcW w:w="797" w:type="dxa"/>
-            <w:tcBorders/>
-            <w:shd w:color="auto" w:fill="F2F2F2" w:themeFill="background1" w:themeFillShade="f2" w:val="clear"/>
-          </w:tcPr>
-          <w:p>
-            <w:pPr>
-              <w:pStyle w:val="Normal"/>
-              <w:widowControl/>
-              <w:spacing w:lineRule="auto" w:line="240" w:before="0" w:after="0"/>
-              <w:jc w:val="center"/>
-              <w:cnfStyle w:val="000000000000" w:firstRow="0" w:lastRow="0" w:firstColumn="0" w:lastColumn="0" w:oddVBand="0" w:evenVBand="0" w:oddHBand="0" w:evenHBand="0" w:firstRowFirstColumn="0" w:firstRowLastColumn="0" w:lastRowFirstColumn="0" w:lastRowLastColumn="0"/>
-              <w:rPr>
-                <w:rFonts w:ascii="Arial" w:hAnsi="Arial" w:asciiTheme="minorBidi" w:hAnsiTheme="minorBidi"/>
-                <w:b/>
-                <w:bCs/>
-                <w:sz w:val="24"/>
-                <w:szCs w:val="24"/>
-                <w:lang w:bidi="ar-EG"/>
-              </w:rPr>
-            </w:pPr>
-            <w:r>
-              <w:rPr>
-                <w:rFonts w:ascii="Arial" w:hAnsi="Arial" w:asciiTheme="minorBidi" w:hAnsiTheme="minorBidi"/>
-                <w:b/>
-                <w:b/>
-                <w:bCs/>
-                <w:kern w:val="0"/>
-                <w:sz w:val="24"/>
-                <w:szCs w:val="24"/>
-                <w:rtl w:val="true"/>
-                <w:lang w:val="en-US" w:eastAsia="en-US" w:bidi="ar-EG"/>
+            <w:tcBorders>
+              <w:top w:val="single" w:sz="8" w:space="0" w:color="4F81BD"/>
+              <w:left w:val="single" w:sz="8" w:space="0" w:color="4F81BD"/>
+              <w:bottom w:val="single" w:sz="8" w:space="0" w:color="4F81BD"/>
+              <w:right w:val="single" w:sz="8" w:space="0" w:color="4F81BD"/>
+              <w:insideV w:val="single" w:sz="8" w:space="0" w:color="auto"/>
+            </w:tcBorders>
+            <w:shd w:val="clear" w:themeFill="background1" w:themeFillShade="f2"/>
+            <w:tcMar>
+              <w:top w:w="0" w:type="dxa"/>
+              <w:left w:w="108" w:type="dxa"/>
+              <w:bottom w:w="0" w:type="dxa"/>
+              <w:right w:w="108" w:type="dxa"/>
+            </w:tcMar>
+          </w:tcPr>
+          <w:p>
+            <w:pPr>
+              <w:pStyle w:val="Normal"/>
+              <w:widowControl/>
+              <w:spacing w:before="0" w:after="0" w:line="240" w:lineRule="auto"/>
+              <w:bidi/>
+              <w:jc w:val="center"/>
+              <w:rPr>
+                <w:rFonts w:ascii="Arial" w:hAnsi="Arial" w:asciiTheme="minorBidi" w:hAnsiTheme="minorBidi"/>
+                <w:b/>
+                <w:bCs/>
+                <w:sz w:val="24"/>
+                <w:szCs w:val="24"/>
+              </w:rPr>
+            </w:pPr>
+            <w:r>
+              <w:rPr>
+                <w:rFonts w:ascii="Arial" w:hAnsi="Arial" w:eastAsia="Calibri" w:cs="Arial" w:asciiTheme="minorBidi" w:hAnsiTheme="minorBidi" w:eastAsiaTheme="minorHAnsi" w:csTheme="minorBidi"/>
+                <w:b/>
+                <w:bCs/>
+                <w:kern w:val="0"/>
+                <w:sz w:val="24"/>
+                <w:szCs w:val="24"/>
+                <w:rtl/>
               </w:rPr>
               <w:t>بطول</w:t>
             </w:r>
@@ -1947,34 +2306,44 @@
           <w:tcPr>
             <w:tcW w:w="1189" w:type="dxa"/>
             <w:gridSpan w:val="2"/>
-            <w:tcBorders/>
-          </w:tcPr>
-          <w:p>
-            <w:pPr>
-              <w:pStyle w:val="Normal"/>
-              <w:widowControl/>
-              <w:spacing w:lineRule="auto" w:line="240" w:before="0" w:after="0"/>
-              <w:jc w:val="center"/>
-              <w:cnfStyle w:val="000000000000" w:firstRow="0" w:lastRow="0" w:firstColumn="0" w:lastColumn="0" w:oddVBand="0" w:evenVBand="0" w:oddHBand="0" w:evenHBand="0" w:firstRowFirstColumn="0" w:firstRowLastColumn="0" w:lastRowFirstColumn="0" w:lastRowLastColumn="0"/>
-              <w:rPr>
-                <w:rFonts w:ascii="Arial" w:hAnsi="Arial" w:asciiTheme="minorBidi" w:hAnsiTheme="minorBidi"/>
-                <w:b/>
-                <w:bCs/>
-                <w:sz w:val="24"/>
-                <w:szCs w:val="24"/>
-                <w:lang w:bidi="ar-EG"/>
-              </w:rPr>
-            </w:pPr>
-            <w:r>
-              <w:rPr>
-                <w:rFonts w:asciiTheme="minorBidi" w:hAnsiTheme="minorBidi" w:ascii="Arial" w:hAnsi="Arial"/>
-                <w:b/>
-                <w:bCs/>
-                <w:kern w:val="0"/>
-                <w:sz w:val="24"/>
-                <w:szCs w:val="24"/>
-                <w:rtl w:val="true"/>
-                <w:lang w:val="en-US" w:eastAsia="en-US" w:bidi="ar-EG"/>
+            <w:tcBorders>
+              <w:top w:val="single" w:sz="8" w:space="0" w:color="4F81BD"/>
+              <w:left w:val="single" w:sz="8" w:space="0" w:color="4F81BD"/>
+              <w:bottom w:val="single" w:sz="8" w:space="0" w:color="4F81BD"/>
+              <w:right w:val="single" w:sz="8" w:space="0" w:color="4F81BD"/>
+              <w:insideV w:val="single" w:sz="8" w:space="0" w:color="auto"/>
+            </w:tcBorders>
+            <w:tcMar>
+              <w:top w:w="0" w:type="dxa"/>
+              <w:left w:w="108" w:type="dxa"/>
+              <w:bottom w:w="0" w:type="dxa"/>
+              <w:right w:w="108" w:type="dxa"/>
+            </w:tcMar>
+          </w:tcPr>
+          <w:p>
+            <w:pPr>
+              <w:pStyle w:val="Normal"/>
+              <w:widowControl/>
+              <w:spacing w:before="0" w:after="0" w:line="240" w:lineRule="auto"/>
+              <w:bidi/>
+              <w:jc w:val="center"/>
+              <w:rPr>
+                <w:rFonts w:ascii="Arial" w:hAnsi="Arial" w:asciiTheme="minorBidi" w:hAnsiTheme="minorBidi"/>
+                <w:b/>
+                <w:bCs/>
+                <w:sz w:val="24"/>
+                <w:szCs w:val="24"/>
+              </w:rPr>
+            </w:pPr>
+            <w:r>
+              <w:rPr>
+                <w:rFonts w:ascii="Arial" w:hAnsi="Arial" w:asciiTheme="minorBidi" w:hAnsiTheme="minorBidi"/>
+                <w:b/>
+                <w:bCs/>
+                <w:kern w:val="0"/>
+                <w:sz w:val="24"/>
+                <w:szCs w:val="24"/>
+                <w:rtl/>
               </w:rPr>
             </w:r>
           </w:p>
@@ -1983,34 +2352,44 @@
           <w:tcPr>
             <w:tcW w:w="2196" w:type="dxa"/>
             <w:gridSpan w:val="2"/>
-            <w:tcBorders/>
-          </w:tcPr>
-          <w:p>
-            <w:pPr>
-              <w:pStyle w:val="Normal"/>
-              <w:widowControl/>
-              <w:spacing w:lineRule="auto" w:line="240" w:before="0" w:after="0"/>
-              <w:jc w:val="center"/>
-              <w:cnfStyle w:val="000000000000" w:firstRow="0" w:lastRow="0" w:firstColumn="0" w:lastColumn="0" w:oddVBand="0" w:evenVBand="0" w:oddHBand="0" w:evenHBand="0" w:firstRowFirstColumn="0" w:firstRowLastColumn="0" w:lastRowFirstColumn="0" w:lastRowLastColumn="0"/>
-              <w:rPr>
-                <w:rFonts w:ascii="Arial" w:hAnsi="Arial" w:asciiTheme="minorBidi" w:hAnsiTheme="minorBidi"/>
-                <w:b/>
-                <w:bCs/>
-                <w:sz w:val="24"/>
-                <w:szCs w:val="24"/>
-                <w:lang w:bidi="ar-EG"/>
-              </w:rPr>
-            </w:pPr>
-            <w:r>
-              <w:rPr>
-                <w:rFonts w:asciiTheme="minorBidi" w:hAnsiTheme="minorBidi" w:ascii="Arial" w:hAnsi="Arial"/>
-                <w:b/>
-                <w:bCs/>
-                <w:kern w:val="0"/>
-                <w:sz w:val="24"/>
-                <w:szCs w:val="24"/>
-                <w:rtl w:val="true"/>
-                <w:lang w:val="en-US" w:eastAsia="en-US" w:bidi="ar-EG"/>
+            <w:tcBorders>
+              <w:top w:val="single" w:sz="8" w:space="0" w:color="4F81BD"/>
+              <w:left w:val="single" w:sz="8" w:space="0" w:color="4F81BD"/>
+              <w:bottom w:val="single" w:sz="8" w:space="0" w:color="4F81BD"/>
+              <w:right w:val="single" w:sz="8" w:space="0" w:color="4F81BD"/>
+              <w:insideV w:val="single" w:sz="8" w:space="0" w:color="auto"/>
+            </w:tcBorders>
+            <w:tcMar>
+              <w:top w:w="0" w:type="dxa"/>
+              <w:left w:w="108" w:type="dxa"/>
+              <w:bottom w:w="0" w:type="dxa"/>
+              <w:right w:w="108" w:type="dxa"/>
+            </w:tcMar>
+          </w:tcPr>
+          <w:p>
+            <w:pPr>
+              <w:pStyle w:val="Normal"/>
+              <w:widowControl/>
+              <w:spacing w:before="0" w:after="0" w:line="240" w:lineRule="auto"/>
+              <w:bidi/>
+              <w:jc w:val="center"/>
+              <w:rPr>
+                <w:rFonts w:ascii="Arial" w:hAnsi="Arial" w:asciiTheme="minorBidi" w:hAnsiTheme="minorBidi"/>
+                <w:b/>
+                <w:bCs/>
+                <w:sz w:val="24"/>
+                <w:szCs w:val="24"/>
+              </w:rPr>
+            </w:pPr>
+            <w:r>
+              <w:rPr>
+                <w:rFonts w:ascii="Arial" w:hAnsi="Arial" w:asciiTheme="minorBidi" w:hAnsiTheme="minorBidi"/>
+                <w:b/>
+                <w:bCs/>
+                <w:kern w:val="0"/>
+                <w:sz w:val="24"/>
+                <w:szCs w:val="24"/>
+                <w:rtl/>
               </w:rPr>
             </w:r>
           </w:p>
@@ -2018,34 +2397,44 @@
         <w:tc>
           <w:tcPr>
             <w:tcW w:w="2376" w:type="dxa"/>
-            <w:tcBorders/>
-          </w:tcPr>
-          <w:p>
-            <w:pPr>
-              <w:pStyle w:val="Normal"/>
-              <w:widowControl/>
-              <w:spacing w:lineRule="auto" w:line="240" w:before="0" w:after="0"/>
-              <w:jc w:val="center"/>
-              <w:cnfStyle w:val="000000000000" w:firstRow="0" w:lastRow="0" w:firstColumn="0" w:lastColumn="0" w:oddVBand="0" w:evenVBand="0" w:oddHBand="0" w:evenHBand="0" w:firstRowFirstColumn="0" w:firstRowLastColumn="0" w:lastRowFirstColumn="0" w:lastRowLastColumn="0"/>
-              <w:rPr>
-                <w:rFonts w:ascii="Arial" w:hAnsi="Arial" w:asciiTheme="minorBidi" w:hAnsiTheme="minorBidi"/>
-                <w:b/>
-                <w:bCs/>
-                <w:sz w:val="24"/>
-                <w:szCs w:val="24"/>
-                <w:lang w:bidi="ar-EG"/>
-              </w:rPr>
-            </w:pPr>
-            <w:r>
-              <w:rPr>
-                <w:rFonts w:asciiTheme="minorBidi" w:hAnsiTheme="minorBidi" w:ascii="Arial" w:hAnsi="Arial"/>
-                <w:b/>
-                <w:bCs/>
-                <w:kern w:val="0"/>
-                <w:sz w:val="24"/>
-                <w:szCs w:val="24"/>
-                <w:rtl w:val="true"/>
-                <w:lang w:val="en-US" w:eastAsia="en-US" w:bidi="ar-EG"/>
+            <w:tcBorders>
+              <w:top w:val="single" w:sz="8" w:space="0" w:color="4F81BD"/>
+              <w:left w:val="single" w:sz="8" w:space="0" w:color="4F81BD"/>
+              <w:bottom w:val="single" w:sz="8" w:space="0" w:color="4F81BD"/>
+              <w:right w:val="single" w:sz="8" w:space="0" w:color="4F81BD"/>
+              <w:insideV w:val="single" w:sz="8" w:space="0" w:color="auto"/>
+            </w:tcBorders>
+            <w:tcMar>
+              <w:top w:w="0" w:type="dxa"/>
+              <w:left w:w="108" w:type="dxa"/>
+              <w:bottom w:w="0" w:type="dxa"/>
+              <w:right w:w="108" w:type="dxa"/>
+            </w:tcMar>
+          </w:tcPr>
+          <w:p>
+            <w:pPr>
+              <w:pStyle w:val="Normal"/>
+              <w:widowControl/>
+              <w:spacing w:before="0" w:after="0" w:line="240" w:lineRule="auto"/>
+              <w:bidi/>
+              <w:jc w:val="center"/>
+              <w:rPr>
+                <w:rFonts w:ascii="Arial" w:hAnsi="Arial" w:asciiTheme="minorBidi" w:hAnsiTheme="minorBidi"/>
+                <w:b/>
+                <w:bCs/>
+                <w:sz w:val="24"/>
+                <w:szCs w:val="24"/>
+              </w:rPr>
+            </w:pPr>
+            <w:r>
+              <w:rPr>
+                <w:rFonts w:ascii="Arial" w:hAnsi="Arial" w:asciiTheme="minorBidi" w:hAnsiTheme="minorBidi"/>
+                <w:b/>
+                <w:bCs/>
+                <w:kern w:val="0"/>
+                <w:sz w:val="24"/>
+                <w:szCs w:val="24"/>
+                <w:rtl/>
               </w:rPr>
             </w:r>
           </w:p>
@@ -2057,35 +2446,45 @@
         </w:trPr>
         <w:tc>
           <w:tcPr>
-            <w:cnfStyle w:val="001000000000" w:firstRow="0" w:lastRow="0" w:firstColumn="1" w:lastColumn="0" w:oddVBand="0" w:evenVBand="0" w:oddHBand="0" w:evenHBand="0" w:firstRowFirstColumn="0" w:firstRowLastColumn="0" w:lastRowFirstColumn="0" w:lastRowLastColumn="0"/>
+            <w:cnfStyle w:val="001000000000"/>
             <w:tcW w:w="1581" w:type="dxa"/>
-            <w:tcBorders/>
-            <w:shd w:color="auto" w:fill="D3DFEE" w:themeFill="accent1" w:themeFillTint="3f" w:val="clear"/>
-          </w:tcPr>
-          <w:p>
-            <w:pPr>
-              <w:pStyle w:val="Normal"/>
-              <w:widowControl/>
-              <w:spacing w:lineRule="auto" w:line="240" w:before="0" w:after="0"/>
-              <w:jc w:val="center"/>
-              <w:rPr>
-                <w:rFonts w:ascii="Arial" w:hAnsi="Arial" w:eastAsia="宋体" w:asciiTheme="minorBidi" w:eastAsiaTheme="majorEastAsia" w:hAnsiTheme="minorBidi"/>
-                <w:sz w:val="24"/>
-                <w:szCs w:val="24"/>
-                <w:lang w:bidi="ar-EG"/>
-              </w:rPr>
-            </w:pPr>
-            <w:r>
-              <w:rPr>
-                <w:rFonts w:ascii="Arial" w:hAnsi="Arial" w:eastAsia="宋体" w:asciiTheme="minorBidi" w:eastAsiaTheme="majorEastAsia" w:hAnsiTheme="minorBidi"/>
-                <w:b/>
-                <w:b/>
-                <w:bCs/>
-                <w:kern w:val="0"/>
-                <w:sz w:val="24"/>
-                <w:szCs w:val="24"/>
-                <w:rtl w:val="true"/>
-                <w:lang w:val="en-US" w:eastAsia="en-US" w:bidi="ar-EG"/>
+            <w:tcBorders>
+              <w:top w:val="single" w:sz="8" w:space="0" w:color="4F81BD"/>
+              <w:left w:val="single" w:sz="8" w:space="0" w:color="4F81BD"/>
+              <w:bottom w:val="single" w:sz="8" w:space="0" w:color="4F81BD"/>
+              <w:right w:val="single" w:sz="8" w:space="0" w:color="4F81BD"/>
+              <w:insideV w:val="single" w:sz="8" w:space="0" w:color="auto"/>
+            </w:tcBorders>
+            <w:shd w:val="clear" w:themeFill="accent1" w:themeFillTint="3f"/>
+            <w:tcMar>
+              <w:top w:w="0" w:type="dxa"/>
+              <w:left w:w="108" w:type="dxa"/>
+              <w:bottom w:w="0" w:type="dxa"/>
+              <w:right w:w="108" w:type="dxa"/>
+            </w:tcMar>
+          </w:tcPr>
+          <w:p>
+            <w:pPr>
+              <w:pStyle w:val="Normal"/>
+              <w:widowControl/>
+              <w:spacing w:before="0" w:after="0" w:line="240" w:lineRule="auto"/>
+              <w:bidi/>
+              <w:jc w:val="center"/>
+              <w:rPr>
+                <w:rFonts w:ascii="Arial" w:hAnsi="Arial" w:eastAsia="宋体" w:asciiTheme="minorBidi" w:hAnsiTheme="minorBidi" w:eastAsiaTheme="majorEastAsia"/>
+                <w:sz w:val="24"/>
+                <w:szCs w:val="24"/>
+              </w:rPr>
+            </w:pPr>
+            <w:r>
+              <w:rPr>
+                <w:rFonts w:ascii="Arial" w:hAnsi="Arial" w:eastAsia="宋体" w:cs="Arial" w:asciiTheme="minorBidi" w:hAnsiTheme="minorBidi" w:eastAsiaTheme="majorEastAsia" w:csTheme="majorBidi"/>
+                <w:b/>
+                <w:bCs/>
+                <w:kern w:val="0"/>
+                <w:sz w:val="24"/>
+                <w:szCs w:val="24"/>
+                <w:rtl/>
               </w:rPr>
               <w:t>الحد الغربي</w:t>
             </w:r>
@@ -2094,35 +2493,45 @@
         <w:tc>
           <w:tcPr>
             <w:tcW w:w="3029" w:type="dxa"/>
-            <w:tcBorders/>
-            <w:shd w:color="auto" w:fill="FFFFFF" w:themeFill="background1" w:val="clear"/>
-          </w:tcPr>
-          <w:p>
-            <w:pPr>
-              <w:pStyle w:val="Normal"/>
-              <w:widowControl/>
-              <w:spacing w:lineRule="auto" w:line="240" w:before="0" w:after="0"/>
-              <w:jc w:val="center"/>
-              <w:cnfStyle w:val="000000000000" w:firstRow="0" w:lastRow="0" w:firstColumn="0" w:lastColumn="0" w:oddVBand="0" w:evenVBand="0" w:oddHBand="0" w:evenHBand="0" w:firstRowFirstColumn="0" w:firstRowLastColumn="0" w:lastRowFirstColumn="0" w:lastRowLastColumn="0"/>
-              <w:rPr>
-                <w:rFonts w:ascii="Arial" w:hAnsi="Arial" w:asciiTheme="minorBidi" w:hAnsiTheme="minorBidi"/>
-                <w:b/>
-                <w:bCs/>
-                <w:sz w:val="24"/>
-                <w:szCs w:val="24"/>
-                <w:lang w:bidi="ar-EG"/>
-              </w:rPr>
-            </w:pPr>
-            <w:r>
-              <w:rPr>
-                <w:rFonts w:asciiTheme="minorBidi" w:hAnsiTheme="minorBidi" w:ascii="Arial" w:hAnsi="Arial"/>
-                <w:b/>
-                <w:bCs/>
-                <w:kern w:val="0"/>
-                <w:sz w:val="24"/>
-                <w:szCs w:val="24"/>
-                <w:rtl w:val="true"/>
-                <w:lang w:val="en-US" w:eastAsia="en-US" w:bidi="ar-EG"/>
+            <w:tcBorders>
+              <w:top w:val="single" w:sz="8" w:space="0" w:color="4F81BD"/>
+              <w:left w:val="single" w:sz="8" w:space="0" w:color="4F81BD"/>
+              <w:bottom w:val="single" w:sz="8" w:space="0" w:color="4F81BD"/>
+              <w:right w:val="single" w:sz="8" w:space="0" w:color="4F81BD"/>
+              <w:insideV w:val="single" w:sz="8" w:space="0" w:color="auto"/>
+            </w:tcBorders>
+            <w:shd w:val="clear" w:themeFill="background1"/>
+            <w:tcMar>
+              <w:top w:w="0" w:type="dxa"/>
+              <w:left w:w="108" w:type="dxa"/>
+              <w:bottom w:w="0" w:type="dxa"/>
+              <w:right w:w="108" w:type="dxa"/>
+            </w:tcMar>
+          </w:tcPr>
+          <w:p>
+            <w:pPr>
+              <w:pStyle w:val="Normal"/>
+              <w:widowControl/>
+              <w:spacing w:before="0" w:after="0" w:line="240" w:lineRule="auto"/>
+              <w:bidi/>
+              <w:jc w:val="center"/>
+              <w:rPr>
+                <w:rFonts w:ascii="Arial" w:hAnsi="Arial" w:asciiTheme="minorBidi" w:hAnsiTheme="minorBidi"/>
+                <w:b/>
+                <w:bCs/>
+                <w:sz w:val="24"/>
+                <w:szCs w:val="24"/>
+              </w:rPr>
+            </w:pPr>
+            <w:r>
+              <w:rPr>
+                <w:rFonts w:ascii="Arial" w:hAnsi="Arial" w:asciiTheme="minorBidi" w:hAnsiTheme="minorBidi"/>
+                <w:b/>
+                <w:bCs/>
+                <w:kern w:val="0"/>
+                <w:sz w:val="24"/>
+                <w:szCs w:val="24"/>
+                <w:rtl/>
               </w:rPr>
             </w:r>
           </w:p>
@@ -2130,36 +2539,45 @@
         <w:tc>
           <w:tcPr>
             <w:tcW w:w="797" w:type="dxa"/>
-            <w:tcBorders/>
-            <w:shd w:color="auto" w:fill="D3DFEE" w:themeFill="accent1" w:themeFillTint="3f" w:val="clear"/>
-          </w:tcPr>
-          <w:p>
-            <w:pPr>
-              <w:pStyle w:val="Normal"/>
-              <w:widowControl/>
-              <w:spacing w:lineRule="auto" w:line="240" w:before="0" w:after="0"/>
-              <w:jc w:val="center"/>
-              <w:cnfStyle w:val="000000000000" w:firstRow="0" w:lastRow="0" w:firstColumn="0" w:lastColumn="0" w:oddVBand="0" w:evenVBand="0" w:oddHBand="0" w:evenHBand="0" w:firstRowFirstColumn="0" w:firstRowLastColumn="0" w:lastRowFirstColumn="0" w:lastRowLastColumn="0"/>
-              <w:rPr>
-                <w:rFonts w:ascii="Arial" w:hAnsi="Arial" w:asciiTheme="minorBidi" w:hAnsiTheme="minorBidi"/>
-                <w:b/>
-                <w:bCs/>
-                <w:sz w:val="24"/>
-                <w:szCs w:val="24"/>
-                <w:lang w:bidi="ar-EG"/>
-              </w:rPr>
-            </w:pPr>
-            <w:r>
-              <w:rPr>
-                <w:rFonts w:ascii="Arial" w:hAnsi="Arial" w:asciiTheme="minorBidi" w:hAnsiTheme="minorBidi"/>
-                <w:b/>
-                <w:b/>
-                <w:bCs/>
-                <w:kern w:val="0"/>
-                <w:sz w:val="24"/>
-                <w:szCs w:val="24"/>
-                <w:rtl w:val="true"/>
-                <w:lang w:val="en-US" w:eastAsia="en-US" w:bidi="ar-EG"/>
+            <w:tcBorders>
+              <w:top w:val="single" w:sz="8" w:space="0" w:color="4F81BD"/>
+              <w:left w:val="single" w:sz="8" w:space="0" w:color="4F81BD"/>
+              <w:bottom w:val="single" w:sz="8" w:space="0" w:color="4F81BD"/>
+              <w:right w:val="single" w:sz="8" w:space="0" w:color="4F81BD"/>
+              <w:insideV w:val="single" w:sz="8" w:space="0" w:color="auto"/>
+            </w:tcBorders>
+            <w:shd w:val="clear" w:themeFill="accent1" w:themeFillTint="3f"/>
+            <w:tcMar>
+              <w:top w:w="0" w:type="dxa"/>
+              <w:left w:w="108" w:type="dxa"/>
+              <w:bottom w:w="0" w:type="dxa"/>
+              <w:right w:w="108" w:type="dxa"/>
+            </w:tcMar>
+          </w:tcPr>
+          <w:p>
+            <w:pPr>
+              <w:pStyle w:val="Normal"/>
+              <w:widowControl/>
+              <w:spacing w:before="0" w:after="0" w:line="240" w:lineRule="auto"/>
+              <w:bidi/>
+              <w:jc w:val="center"/>
+              <w:rPr>
+                <w:rFonts w:ascii="Arial" w:hAnsi="Arial" w:asciiTheme="minorBidi" w:hAnsiTheme="minorBidi"/>
+                <w:b/>
+                <w:bCs/>
+                <w:sz w:val="24"/>
+                <w:szCs w:val="24"/>
+              </w:rPr>
+            </w:pPr>
+            <w:r>
+              <w:rPr>
+                <w:rFonts w:ascii="Arial" w:hAnsi="Arial" w:eastAsia="Calibri" w:cs="Arial" w:asciiTheme="minorBidi" w:hAnsiTheme="minorBidi" w:eastAsiaTheme="minorHAnsi" w:csTheme="minorBidi"/>
+                <w:b/>
+                <w:bCs/>
+                <w:kern w:val="0"/>
+                <w:sz w:val="24"/>
+                <w:szCs w:val="24"/>
+                <w:rtl/>
               </w:rPr>
               <w:t>بطول</w:t>
             </w:r>
@@ -2169,35 +2587,45 @@
           <w:tcPr>
             <w:tcW w:w="1189" w:type="dxa"/>
             <w:gridSpan w:val="2"/>
-            <w:tcBorders/>
-            <w:shd w:color="auto" w:fill="FFFFFF" w:themeFill="background1" w:val="clear"/>
-          </w:tcPr>
-          <w:p>
-            <w:pPr>
-              <w:pStyle w:val="Normal"/>
-              <w:widowControl/>
-              <w:spacing w:lineRule="auto" w:line="240" w:before="0" w:after="0"/>
-              <w:jc w:val="center"/>
-              <w:cnfStyle w:val="000000000000" w:firstRow="0" w:lastRow="0" w:firstColumn="0" w:lastColumn="0" w:oddVBand="0" w:evenVBand="0" w:oddHBand="0" w:evenHBand="0" w:firstRowFirstColumn="0" w:firstRowLastColumn="0" w:lastRowFirstColumn="0" w:lastRowLastColumn="0"/>
-              <w:rPr>
-                <w:rFonts w:ascii="Arial" w:hAnsi="Arial" w:asciiTheme="minorBidi" w:hAnsiTheme="minorBidi"/>
-                <w:b/>
-                <w:bCs/>
-                <w:sz w:val="24"/>
-                <w:szCs w:val="24"/>
-                <w:lang w:bidi="ar-EG"/>
-              </w:rPr>
-            </w:pPr>
-            <w:r>
-              <w:rPr>
-                <w:rFonts w:asciiTheme="minorBidi" w:hAnsiTheme="minorBidi" w:ascii="Arial" w:hAnsi="Arial"/>
-                <w:b/>
-                <w:bCs/>
-                <w:kern w:val="0"/>
-                <w:sz w:val="24"/>
-                <w:szCs w:val="24"/>
-                <w:rtl w:val="true"/>
-                <w:lang w:val="en-US" w:eastAsia="en-US" w:bidi="ar-EG"/>
+            <w:tcBorders>
+              <w:top w:val="single" w:sz="8" w:space="0" w:color="4F81BD"/>
+              <w:left w:val="single" w:sz="8" w:space="0" w:color="4F81BD"/>
+              <w:bottom w:val="single" w:sz="8" w:space="0" w:color="4F81BD"/>
+              <w:right w:val="single" w:sz="8" w:space="0" w:color="4F81BD"/>
+              <w:insideV w:val="single" w:sz="8" w:space="0" w:color="auto"/>
+            </w:tcBorders>
+            <w:shd w:val="clear" w:themeFill="background1"/>
+            <w:tcMar>
+              <w:top w:w="0" w:type="dxa"/>
+              <w:left w:w="108" w:type="dxa"/>
+              <w:bottom w:w="0" w:type="dxa"/>
+              <w:right w:w="108" w:type="dxa"/>
+            </w:tcMar>
+          </w:tcPr>
+          <w:p>
+            <w:pPr>
+              <w:pStyle w:val="Normal"/>
+              <w:widowControl/>
+              <w:spacing w:before="0" w:after="0" w:line="240" w:lineRule="auto"/>
+              <w:bidi/>
+              <w:jc w:val="center"/>
+              <w:rPr>
+                <w:rFonts w:ascii="Arial" w:hAnsi="Arial" w:asciiTheme="minorBidi" w:hAnsiTheme="minorBidi"/>
+                <w:b/>
+                <w:bCs/>
+                <w:sz w:val="24"/>
+                <w:szCs w:val="24"/>
+              </w:rPr>
+            </w:pPr>
+            <w:r>
+              <w:rPr>
+                <w:rFonts w:ascii="Arial" w:hAnsi="Arial" w:asciiTheme="minorBidi" w:hAnsiTheme="minorBidi"/>
+                <w:b/>
+                <w:bCs/>
+                <w:kern w:val="0"/>
+                <w:sz w:val="24"/>
+                <w:szCs w:val="24"/>
+                <w:rtl/>
               </w:rPr>
             </w:r>
           </w:p>
@@ -2206,35 +2634,45 @@
           <w:tcPr>
             <w:tcW w:w="2196" w:type="dxa"/>
             <w:gridSpan w:val="2"/>
-            <w:tcBorders/>
-            <w:shd w:color="auto" w:fill="F2F2F2" w:themeFill="background1" w:themeFillShade="f2" w:val="clear"/>
-          </w:tcPr>
-          <w:p>
-            <w:pPr>
-              <w:pStyle w:val="Normal"/>
-              <w:widowControl/>
-              <w:spacing w:lineRule="auto" w:line="240" w:before="0" w:after="0"/>
-              <w:jc w:val="center"/>
-              <w:cnfStyle w:val="000000000000" w:firstRow="0" w:lastRow="0" w:firstColumn="0" w:lastColumn="0" w:oddVBand="0" w:evenVBand="0" w:oddHBand="0" w:evenHBand="0" w:firstRowFirstColumn="0" w:firstRowLastColumn="0" w:lastRowFirstColumn="0" w:lastRowLastColumn="0"/>
-              <w:rPr>
-                <w:rFonts w:ascii="Arial" w:hAnsi="Arial" w:asciiTheme="minorBidi" w:hAnsiTheme="minorBidi"/>
-                <w:b/>
-                <w:bCs/>
-                <w:sz w:val="24"/>
-                <w:szCs w:val="24"/>
-                <w:lang w:bidi="ar-EG"/>
-              </w:rPr>
-            </w:pPr>
-            <w:r>
-              <w:rPr>
-                <w:rFonts w:asciiTheme="minorBidi" w:hAnsiTheme="minorBidi" w:ascii="Arial" w:hAnsi="Arial"/>
-                <w:b/>
-                <w:bCs/>
-                <w:kern w:val="0"/>
-                <w:sz w:val="24"/>
-                <w:szCs w:val="24"/>
-                <w:rtl w:val="true"/>
-                <w:lang w:val="en-US" w:eastAsia="en-US" w:bidi="ar-EG"/>
+            <w:tcBorders>
+              <w:top w:val="single" w:sz="8" w:space="0" w:color="4F81BD"/>
+              <w:left w:val="single" w:sz="8" w:space="0" w:color="4F81BD"/>
+              <w:bottom w:val="single" w:sz="8" w:space="0" w:color="4F81BD"/>
+              <w:right w:val="single" w:sz="8" w:space="0" w:color="4F81BD"/>
+              <w:insideV w:val="single" w:sz="8" w:space="0" w:color="auto"/>
+            </w:tcBorders>
+            <w:shd w:val="clear" w:themeFill="background1" w:themeFillShade="f2"/>
+            <w:tcMar>
+              <w:top w:w="0" w:type="dxa"/>
+              <w:left w:w="108" w:type="dxa"/>
+              <w:bottom w:w="0" w:type="dxa"/>
+              <w:right w:w="108" w:type="dxa"/>
+            </w:tcMar>
+          </w:tcPr>
+          <w:p>
+            <w:pPr>
+              <w:pStyle w:val="Normal"/>
+              <w:widowControl/>
+              <w:spacing w:before="0" w:after="0" w:line="240" w:lineRule="auto"/>
+              <w:bidi/>
+              <w:jc w:val="center"/>
+              <w:rPr>
+                <w:rFonts w:ascii="Arial" w:hAnsi="Arial" w:asciiTheme="minorBidi" w:hAnsiTheme="minorBidi"/>
+                <w:b/>
+                <w:bCs/>
+                <w:sz w:val="24"/>
+                <w:szCs w:val="24"/>
+              </w:rPr>
+            </w:pPr>
+            <w:r>
+              <w:rPr>
+                <w:rFonts w:ascii="Arial" w:hAnsi="Arial" w:asciiTheme="minorBidi" w:hAnsiTheme="minorBidi"/>
+                <w:b/>
+                <w:bCs/>
+                <w:kern w:val="0"/>
+                <w:sz w:val="24"/>
+                <w:szCs w:val="24"/>
+                <w:rtl/>
               </w:rPr>
             </w:r>
           </w:p>
@@ -2242,35 +2680,45 @@
         <w:tc>
           <w:tcPr>
             <w:tcW w:w="2376" w:type="dxa"/>
-            <w:tcBorders/>
-            <w:shd w:color="auto" w:fill="F2F2F2" w:themeFill="background1" w:themeFillShade="f2" w:val="clear"/>
-          </w:tcPr>
-          <w:p>
-            <w:pPr>
-              <w:pStyle w:val="Normal"/>
-              <w:widowControl/>
-              <w:spacing w:lineRule="auto" w:line="240" w:before="0" w:after="0"/>
-              <w:jc w:val="center"/>
-              <w:cnfStyle w:val="000000000000" w:firstRow="0" w:lastRow="0" w:firstColumn="0" w:lastColumn="0" w:oddVBand="0" w:evenVBand="0" w:oddHBand="0" w:evenHBand="0" w:firstRowFirstColumn="0" w:firstRowLastColumn="0" w:lastRowFirstColumn="0" w:lastRowLastColumn="0"/>
-              <w:rPr>
-                <w:rFonts w:ascii="Arial" w:hAnsi="Arial" w:asciiTheme="minorBidi" w:hAnsiTheme="minorBidi"/>
-                <w:b/>
-                <w:bCs/>
-                <w:sz w:val="24"/>
-                <w:szCs w:val="24"/>
-                <w:lang w:bidi="ar-EG"/>
-              </w:rPr>
-            </w:pPr>
-            <w:r>
-              <w:rPr>
-                <w:rFonts w:asciiTheme="minorBidi" w:hAnsiTheme="minorBidi" w:ascii="Arial" w:hAnsi="Arial"/>
-                <w:b/>
-                <w:bCs/>
-                <w:kern w:val="0"/>
-                <w:sz w:val="24"/>
-                <w:szCs w:val="24"/>
-                <w:rtl w:val="true"/>
-                <w:lang w:val="en-US" w:eastAsia="en-US" w:bidi="ar-EG"/>
+            <w:tcBorders>
+              <w:top w:val="single" w:sz="8" w:space="0" w:color="4F81BD"/>
+              <w:left w:val="single" w:sz="8" w:space="0" w:color="4F81BD"/>
+              <w:bottom w:val="single" w:sz="8" w:space="0" w:color="4F81BD"/>
+              <w:right w:val="single" w:sz="8" w:space="0" w:color="4F81BD"/>
+              <w:insideV w:val="single" w:sz="8" w:space="0" w:color="auto"/>
+            </w:tcBorders>
+            <w:shd w:val="clear" w:themeFill="background1" w:themeFillShade="f2"/>
+            <w:tcMar>
+              <w:top w:w="0" w:type="dxa"/>
+              <w:left w:w="108" w:type="dxa"/>
+              <w:bottom w:w="0" w:type="dxa"/>
+              <w:right w:w="108" w:type="dxa"/>
+            </w:tcMar>
+          </w:tcPr>
+          <w:p>
+            <w:pPr>
+              <w:pStyle w:val="Normal"/>
+              <w:widowControl/>
+              <w:spacing w:before="0" w:after="0" w:line="240" w:lineRule="auto"/>
+              <w:bidi/>
+              <w:jc w:val="center"/>
+              <w:rPr>
+                <w:rFonts w:ascii="Arial" w:hAnsi="Arial" w:asciiTheme="minorBidi" w:hAnsiTheme="minorBidi"/>
+                <w:b/>
+                <w:bCs/>
+                <w:sz w:val="24"/>
+                <w:szCs w:val="24"/>
+              </w:rPr>
+            </w:pPr>
+            <w:r>
+              <w:rPr>
+                <w:rFonts w:ascii="Arial" w:hAnsi="Arial" w:asciiTheme="minorBidi" w:hAnsiTheme="minorBidi"/>
+                <w:b/>
+                <w:bCs/>
+                <w:kern w:val="0"/>
+                <w:sz w:val="24"/>
+                <w:szCs w:val="24"/>
+                <w:rtl/>
               </w:rPr>
             </w:r>
           </w:p>
@@ -2282,36 +2730,46 @@
         </w:trPr>
         <w:tc>
           <w:tcPr>
-            <w:cnfStyle w:val="001000000000" w:firstRow="0" w:lastRow="0" w:firstColumn="1" w:lastColumn="0" w:oddVBand="0" w:evenVBand="0" w:oddHBand="0" w:evenHBand="0" w:firstRowFirstColumn="0" w:firstRowLastColumn="0" w:lastRowFirstColumn="0" w:lastRowLastColumn="0"/>
+            <w:cnfStyle w:val="001000000000"/>
             <w:tcW w:w="5407" w:type="dxa"/>
             <w:gridSpan w:val="3"/>
-            <w:tcBorders/>
-            <w:shd w:color="auto" w:fill="D9D9D9" w:themeFill="background1" w:themeFillShade="d9" w:val="clear"/>
-          </w:tcPr>
-          <w:p>
-            <w:pPr>
-              <w:pStyle w:val="Normal"/>
-              <w:widowControl/>
-              <w:spacing w:lineRule="auto" w:line="240" w:before="0" w:after="0"/>
-              <w:jc w:val="center"/>
-              <w:rPr>
-                <w:rFonts w:ascii="Arial" w:hAnsi="Arial" w:eastAsia="宋体" w:asciiTheme="minorBidi" w:eastAsiaTheme="majorEastAsia" w:hAnsiTheme="minorBidi"/>
+            <w:tcBorders>
+              <w:top w:val="single" w:sz="8" w:space="0" w:color="4F81BD"/>
+              <w:left w:val="single" w:sz="8" w:space="0" w:color="4F81BD"/>
+              <w:bottom w:val="single" w:sz="8" w:space="0" w:color="4F81BD"/>
+              <w:right w:val="single" w:sz="8" w:space="0" w:color="4F81BD"/>
+              <w:insideV w:val="single" w:sz="8" w:space="0" w:color="auto"/>
+            </w:tcBorders>
+            <w:shd w:val="clear" w:themeFill="background1" w:themeFillShade="d9"/>
+            <w:tcMar>
+              <w:top w:w="0" w:type="dxa"/>
+              <w:left w:w="108" w:type="dxa"/>
+              <w:bottom w:w="0" w:type="dxa"/>
+              <w:right w:w="108" w:type="dxa"/>
+            </w:tcMar>
+          </w:tcPr>
+          <w:p>
+            <w:pPr>
+              <w:pStyle w:val="Normal"/>
+              <w:widowControl/>
+              <w:spacing w:before="0" w:after="0" w:line="240" w:lineRule="auto"/>
+              <w:bidi/>
+              <w:jc w:val="center"/>
+              <w:rPr>
+                <w:rFonts w:ascii="Arial" w:hAnsi="Arial" w:eastAsia="宋体" w:asciiTheme="minorBidi" w:hAnsiTheme="minorBidi" w:eastAsiaTheme="majorEastAsia"/>
                 <w:sz w:val="28"/>
                 <w:szCs w:val="28"/>
-                <w:lang w:bidi="ar-EG"/>
-              </w:rPr>
-            </w:pPr>
-            <w:r>
-              <w:rPr>
-                <w:rFonts w:ascii="Arial" w:hAnsi="Arial" w:eastAsia="宋体" w:asciiTheme="minorBidi" w:eastAsiaTheme="majorEastAsia" w:hAnsiTheme="minorBidi"/>
-                <w:b/>
+              </w:rPr>
+            </w:pPr>
+            <w:r>
+              <w:rPr>
+                <w:rFonts w:ascii="Arial" w:hAnsi="Arial" w:eastAsia="宋体" w:cs="Arial" w:asciiTheme="minorBidi" w:hAnsiTheme="minorBidi" w:eastAsiaTheme="majorEastAsia" w:csTheme="majorBidi"/>
                 <w:b/>
                 <w:bCs/>
                 <w:kern w:val="0"/>
                 <w:sz w:val="28"/>
                 <w:szCs w:val="28"/>
-                <w:rtl w:val="true"/>
-                <w:lang w:val="en-US" w:eastAsia="en-US" w:bidi="ar-EG"/>
+                <w:rtl/>
               </w:rPr>
               <w:t>كروكى الموقع</w:t>
             </w:r>
@@ -2321,36 +2779,45 @@
           <w:tcPr>
             <w:tcW w:w="5761" w:type="dxa"/>
             <w:gridSpan w:val="5"/>
-            <w:tcBorders/>
-            <w:shd w:color="auto" w:fill="D9D9D9" w:themeFill="background1" w:themeFillShade="d9" w:val="clear"/>
-          </w:tcPr>
-          <w:p>
-            <w:pPr>
-              <w:pStyle w:val="Normal"/>
-              <w:widowControl/>
-              <w:spacing w:lineRule="auto" w:line="240" w:before="0" w:after="0"/>
-              <w:jc w:val="center"/>
-              <w:cnfStyle w:val="000000000000" w:firstRow="0" w:lastRow="0" w:firstColumn="0" w:lastColumn="0" w:oddVBand="0" w:evenVBand="0" w:oddHBand="0" w:evenHBand="0" w:firstRowFirstColumn="0" w:firstRowLastColumn="0" w:lastRowFirstColumn="0" w:lastRowLastColumn="0"/>
+            <w:tcBorders>
+              <w:top w:val="single" w:sz="8" w:space="0" w:color="4F81BD"/>
+              <w:left w:val="single" w:sz="8" w:space="0" w:color="4F81BD"/>
+              <w:bottom w:val="single" w:sz="8" w:space="0" w:color="4F81BD"/>
+              <w:right w:val="single" w:sz="8" w:space="0" w:color="4F81BD"/>
+              <w:insideV w:val="single" w:sz="8" w:space="0" w:color="auto"/>
+            </w:tcBorders>
+            <w:shd w:val="clear" w:themeFill="background1" w:themeFillShade="d9"/>
+            <w:tcMar>
+              <w:top w:w="0" w:type="dxa"/>
+              <w:left w:w="108" w:type="dxa"/>
+              <w:bottom w:w="0" w:type="dxa"/>
+              <w:right w:w="108" w:type="dxa"/>
+            </w:tcMar>
+          </w:tcPr>
+          <w:p>
+            <w:pPr>
+              <w:pStyle w:val="Normal"/>
+              <w:widowControl/>
+              <w:spacing w:before="0" w:after="0" w:line="240" w:lineRule="auto"/>
+              <w:bidi/>
+              <w:jc w:val="center"/>
               <w:rPr>
                 <w:rFonts w:ascii="Arial" w:hAnsi="Arial" w:asciiTheme="minorBidi" w:hAnsiTheme="minorBidi"/>
                 <w:b/>
                 <w:bCs/>
                 <w:sz w:val="28"/>
                 <w:szCs w:val="28"/>
-                <w:lang w:bidi="ar-EG"/>
-              </w:rPr>
-            </w:pPr>
-            <w:r>
-              <w:rPr>
-                <w:rFonts w:ascii="Arial" w:hAnsi="Arial" w:asciiTheme="minorBidi" w:hAnsiTheme="minorBidi"/>
-                <w:b/>
+              </w:rPr>
+            </w:pPr>
+            <w:r>
+              <w:rPr>
+                <w:rFonts w:ascii="Arial" w:hAnsi="Arial" w:eastAsia="Calibri" w:cs="Arial" w:asciiTheme="minorBidi" w:hAnsiTheme="minorBidi" w:eastAsiaTheme="minorHAnsi" w:csTheme="minorBidi"/>
                 <w:b/>
                 <w:bCs/>
                 <w:kern w:val="0"/>
                 <w:sz w:val="28"/>
                 <w:szCs w:val="28"/>
-                <w:rtl w:val="true"/>
-                <w:lang w:val="en-US" w:eastAsia="en-US" w:bidi="ar-EG"/>
+                <w:rtl/>
               </w:rPr>
               <w:t>صورة فضائية</w:t>
             </w:r>
@@ -2363,35 +2830,46 @@
         </w:trPr>
         <w:tc>
           <w:tcPr>
-            <w:cnfStyle w:val="001000000000" w:firstRow="0" w:lastRow="0" w:firstColumn="1" w:lastColumn="0" w:oddVBand="0" w:evenVBand="0" w:oddHBand="0" w:evenHBand="0" w:firstRowFirstColumn="0" w:firstRowLastColumn="0" w:lastRowFirstColumn="0" w:lastRowLastColumn="0"/>
+            <w:cnfStyle w:val="001000000000"/>
             <w:tcW w:w="5407" w:type="dxa"/>
             <w:gridSpan w:val="3"/>
-            <w:tcBorders/>
-            <w:shd w:color="auto" w:fill="FFFFFF" w:themeFill="background1" w:val="clear"/>
-          </w:tcPr>
-          <w:p>
-            <w:pPr>
-              <w:pStyle w:val="Normal"/>
-              <w:widowControl/>
-              <w:spacing w:lineRule="auto" w:line="240" w:before="0" w:after="0"/>
-              <w:jc w:val="center"/>
-              <w:rPr>
-                <w:rFonts w:ascii="Arial" w:hAnsi="Arial" w:eastAsia="宋体" w:asciiTheme="minorBidi" w:eastAsiaTheme="majorEastAsia" w:hAnsiTheme="minorBidi"/>
+            <w:tcBorders>
+              <w:top w:val="single" w:sz="8" w:space="0" w:color="4F81BD"/>
+              <w:left w:val="single" w:sz="8" w:space="0" w:color="4F81BD"/>
+              <w:bottom w:val="single" w:sz="8" w:space="0" w:color="4F81BD"/>
+              <w:right w:val="single" w:sz="8" w:space="0" w:color="4F81BD"/>
+              <w:insideV w:val="single" w:sz="8" w:space="0" w:color="auto"/>
+            </w:tcBorders>
+            <w:shd w:val="clear" w:themeFill="background1"/>
+            <w:tcMar>
+              <w:top w:w="0" w:type="dxa"/>
+              <w:left w:w="108" w:type="dxa"/>
+              <w:bottom w:w="0" w:type="dxa"/>
+              <w:right w:w="108" w:type="dxa"/>
+            </w:tcMar>
+          </w:tcPr>
+          <w:p>
+            <w:pPr>
+              <w:pStyle w:val="Normal"/>
+              <w:widowControl/>
+              <w:spacing w:before="0" w:after="0" w:line="240" w:lineRule="auto"/>
+              <w:bidi/>
+              <w:jc w:val="center"/>
+              <w:rPr>
+                <w:rFonts w:ascii="Arial" w:hAnsi="Arial" w:eastAsia="宋体" w:asciiTheme="minorBidi" w:hAnsiTheme="minorBidi" w:eastAsiaTheme="majorEastAsia"/>
                 <w:sz w:val="36"/>
                 <w:szCs w:val="36"/>
-                <w:lang w:bidi="ar-EG"/>
-              </w:rPr>
-            </w:pPr>
-            <w:r>
-              <w:rPr>
-                <w:rFonts w:eastAsia="宋体" w:eastAsiaTheme="majorEastAsia" w:ascii="Arial" w:hAnsi="Arial"/>
+              </w:rPr>
+            </w:pPr>
+            <w:r>
+              <w:rPr>
+                <w:rFonts w:ascii="Arial" w:hAnsi="Arial" w:eastAsia="宋体" w:eastAsiaTheme="majorEastAsia"/>
                 <w:b/>
                 <w:bCs/>
                 <w:kern w:val="0"/>
                 <w:sz w:val="36"/>
                 <w:szCs w:val="36"/>
-                <w:rtl w:val="true"/>
-                <w:lang w:val="en-US" w:eastAsia="en-US" w:bidi="ar-EG"/>
+                <w:rtl/>
               </w:rPr>
             </w:r>
           </w:p>
@@ -2400,30 +2878,41 @@
           <w:tcPr>
             <w:tcW w:w="5761" w:type="dxa"/>
             <w:gridSpan w:val="5"/>
-            <w:tcBorders/>
-            <w:shd w:color="auto" w:fill="FFFFFF" w:themeFill="background1" w:val="clear"/>
-          </w:tcPr>
-          <w:p>
-            <w:pPr>
-              <w:pStyle w:val="Normal"/>
-              <w:widowControl/>
-              <w:spacing w:lineRule="auto" w:line="240" w:before="0" w:after="0"/>
-              <w:cnfStyle w:val="000000000000" w:firstRow="0" w:lastRow="0" w:firstColumn="0" w:lastColumn="0" w:oddVBand="0" w:evenVBand="0" w:oddHBand="0" w:evenHBand="0" w:firstRowFirstColumn="0" w:firstRowLastColumn="0" w:lastRowFirstColumn="0" w:lastRowLastColumn="0"/>
+            <w:tcBorders>
+              <w:top w:val="single" w:sz="8" w:space="0" w:color="4F81BD"/>
+              <w:left w:val="single" w:sz="8" w:space="0" w:color="4F81BD"/>
+              <w:bottom w:val="single" w:sz="8" w:space="0" w:color="4F81BD"/>
+              <w:right w:val="single" w:sz="8" w:space="0" w:color="4F81BD"/>
+              <w:insideV w:val="single" w:sz="8" w:space="0" w:color="auto"/>
+            </w:tcBorders>
+            <w:shd w:val="clear" w:themeFill="background1"/>
+            <w:tcMar>
+              <w:top w:w="0" w:type="dxa"/>
+              <w:left w:w="108" w:type="dxa"/>
+              <w:bottom w:w="0" w:type="dxa"/>
+              <w:right w:w="108" w:type="dxa"/>
+            </w:tcMar>
+          </w:tcPr>
+          <w:p>
+            <w:pPr>
+              <w:pStyle w:val="Normal"/>
+              <w:widowControl/>
+              <w:spacing w:before="0" w:after="0" w:line="240" w:lineRule="auto"/>
+              <w:bidi/>
+              <w:jc w:val="start"/>
               <w:rPr>
                 <w:rFonts w:ascii="Arial" w:hAnsi="Arial" w:asciiTheme="minorBidi" w:hAnsiTheme="minorBidi"/>
                 <w:sz w:val="20"/>
                 <w:szCs w:val="20"/>
-                <w:lang w:bidi="ar-EG"/>
-              </w:rPr>
-            </w:pPr>
-            <w:r>
-              <w:rPr>
-                <w:rFonts w:asciiTheme="minorBidi" w:hAnsiTheme="minorBidi" w:ascii="Arial" w:hAnsi="Arial"/>
+              </w:rPr>
+            </w:pPr>
+            <w:r>
+              <w:rPr>
+                <w:rFonts w:ascii="Arial" w:hAnsi="Arial" w:asciiTheme="minorBidi" w:hAnsiTheme="minorBidi"/>
                 <w:kern w:val="0"/>
                 <w:sz w:val="20"/>
                 <w:szCs w:val="20"/>
-                <w:rtl w:val="true"/>
-                <w:lang w:val="en-US" w:eastAsia="en-US" w:bidi="ar-EG"/>
+                <w:rtl/>
               </w:rPr>
             </w:r>
           </w:p>
@@ -2433,50 +2922,51 @@
     <w:p>
       <w:pPr>
         <w:pStyle w:val="ListParagraph"/>
+        <w:contextualSpacing/>
         <w:numPr>
           <w:ilvl w:val="0"/>
           <w:numId w:val="1"/>
         </w:numPr>
-        <w:spacing w:lineRule="auto" w:line="240" w:before="0" w:after="0"/>
-        <w:contextualSpacing/>
+        <w:spacing w:before="0" w:after="0" w:line="240" w:lineRule="auto"/>
+        <w:ind w:left="359" w:hanging="360"/>
+        <w:bidi/>
+        <w:jc w:val="start"/>
         <w:rPr>
           <w:rFonts w:ascii="Arial" w:hAnsi="Arial" w:asciiTheme="minorBidi" w:hAnsiTheme="minorBidi"/>
           <w:sz w:val="28"/>
           <w:szCs w:val="28"/>
-          <w:lang w:bidi="ar-EG"/>
         </w:rPr>
       </w:pPr>
       <w:r/>
       <w:r>
         <w:rPr>
-          <w:rFonts w:ascii="Arial" w:hAnsi="Arial" w:asciiTheme="minorBidi" w:hAnsiTheme="minorBidi"/>
-          <w:b/>
-          <w:b/>
-          <w:bCs/>
+          <w:rFonts w:ascii="Arial" w:hAnsi="Arial" w:eastAsia="Calibri" w:cs="Arial" w:asciiTheme="minorBidi" w:hAnsiTheme="minorBidi" w:eastAsiaTheme="minorHAnsi" w:csTheme="minorBidi"/>
+          <w:b/>
+          <w:bCs/>
+          <w:kern w:val="0"/>
           <w:sz w:val="28"/>
           <w:szCs w:val="28"/>
-          <w:rtl w:val="true"/>
-          <w:lang w:bidi="ar-EG"/>
+          <w:rtl/>
         </w:rPr>
         <w:t>بيانات الموقع على مسئولية مقدم الطلب</w:t>
       </w:r>
       <w:r>
         <w:rPr>
-          <w:rFonts w:ascii="Arial" w:hAnsi="Arial" w:asciiTheme="minorBidi" w:hAnsiTheme="minorBidi"/>
+          <w:rFonts w:ascii="Arial" w:hAnsi="Arial" w:eastAsia="Calibri" w:cs="Arial" w:asciiTheme="minorBidi" w:hAnsiTheme="minorBidi" w:eastAsiaTheme="minorHAnsi" w:csTheme="minorBidi"/>
+          <w:kern w:val="0"/>
           <w:sz w:val="28"/>
           <w:szCs w:val="28"/>
-          <w:rtl w:val="true"/>
-          <w:lang w:bidi="ar-EG"/>
+          <w:rtl/>
         </w:rPr>
         <w:t xml:space="preserve"> </w:t>
       </w:r>
       <w:r>
         <w:rPr>
-          <w:rFonts w:ascii="Arial" w:hAnsi="Arial" w:asciiTheme="minorBidi" w:hAnsiTheme="minorBidi"/>
+          <w:rFonts w:ascii="Arial" w:hAnsi="Arial" w:eastAsia="Calibri" w:cs="Arial" w:asciiTheme="minorBidi" w:hAnsiTheme="minorBidi" w:eastAsiaTheme="minorHAnsi" w:csTheme="minorBidi"/>
+          <w:kern w:val="0"/>
           <w:sz w:val="28"/>
           <w:szCs w:val="28"/>
-          <w:rtl w:val="true"/>
-          <w:lang w:bidi="ar-EG"/>
+          <w:rtl/>
         </w:rPr>
         <w:t>.</w:t>
       </w:r>
@@ -2484,43 +2974,44 @@
     <w:p>
       <w:pPr>
         <w:pStyle w:val="ListParagraph"/>
+        <w:contextualSpacing/>
         <w:numPr>
           <w:ilvl w:val="0"/>
           <w:numId w:val="1"/>
         </w:numPr>
-        <w:spacing w:lineRule="auto" w:line="240" w:before="0" w:after="0"/>
-        <w:contextualSpacing/>
+        <w:spacing w:before="0" w:after="0" w:line="240" w:lineRule="auto"/>
+        <w:ind w:left="359" w:hanging="360"/>
+        <w:bidi/>
+        <w:jc w:val="start"/>
         <w:rPr>
           <w:rFonts w:ascii="Arial" w:hAnsi="Arial" w:asciiTheme="minorBidi" w:hAnsiTheme="minorBidi"/>
           <w:b/>
           <w:bCs/>
           <w:sz w:val="28"/>
           <w:szCs w:val="28"/>
-          <w:lang w:bidi="ar-EG"/>
         </w:rPr>
       </w:pPr>
       <w:r>
         <w:rPr>
-          <w:rFonts w:ascii="Arial" w:hAnsi="Arial" w:asciiTheme="minorBidi" w:hAnsiTheme="minorBidi"/>
-          <w:b/>
-          <w:b/>
-          <w:bCs/>
+          <w:rFonts w:ascii="Arial" w:hAnsi="Arial" w:eastAsia="Calibri" w:cs="Arial" w:asciiTheme="minorBidi" w:hAnsiTheme="minorBidi" w:eastAsiaTheme="minorHAnsi" w:csTheme="minorBidi"/>
+          <w:b/>
+          <w:bCs/>
+          <w:kern w:val="0"/>
           <w:sz w:val="28"/>
           <w:szCs w:val="28"/>
-          <w:rtl w:val="true"/>
-          <w:lang w:bidi="ar-EG"/>
+          <w:rtl/>
         </w:rPr>
         <w:t xml:space="preserve">كافة البيانات الوصفية والجغرافية على مسئولية المختصين بالوحدة المحلية </w:t>
       </w:r>
       <w:r>
         <w:rPr>
-          <w:rFonts w:ascii="Arial" w:hAnsi="Arial" w:asciiTheme="minorBidi" w:hAnsiTheme="minorBidi"/>
-          <w:b/>
-          <w:bCs/>
+          <w:rFonts w:ascii="Arial" w:hAnsi="Arial" w:eastAsia="Calibri" w:cs="Arial" w:asciiTheme="minorBidi" w:hAnsiTheme="minorBidi" w:eastAsiaTheme="minorHAnsi" w:csTheme="minorBidi"/>
+          <w:b/>
+          <w:bCs/>
+          <w:kern w:val="0"/>
           <w:sz w:val="28"/>
           <w:szCs w:val="28"/>
-          <w:rtl w:val="true"/>
-          <w:lang w:bidi="ar-EG"/>
+          <w:rtl/>
         </w:rPr>
         <w:t>.</w:t>
       </w:r>
@@ -2528,43 +3019,44 @@
     <w:p>
       <w:pPr>
         <w:pStyle w:val="ListParagraph"/>
+        <w:contextualSpacing/>
         <w:numPr>
           <w:ilvl w:val="0"/>
           <w:numId w:val="1"/>
         </w:numPr>
-        <w:spacing w:lineRule="auto" w:line="240" w:before="0" w:after="0"/>
-        <w:contextualSpacing/>
+        <w:spacing w:before="0" w:after="0" w:line="240" w:lineRule="auto"/>
+        <w:ind w:left="359" w:hanging="360"/>
+        <w:bidi/>
+        <w:jc w:val="start"/>
         <w:rPr>
           <w:rFonts w:ascii="Arial" w:hAnsi="Arial" w:asciiTheme="minorBidi" w:hAnsiTheme="minorBidi"/>
           <w:b/>
           <w:bCs/>
           <w:sz w:val="28"/>
           <w:szCs w:val="28"/>
-          <w:lang w:bidi="ar-EG"/>
         </w:rPr>
       </w:pPr>
       <w:r>
         <w:rPr>
-          <w:rFonts w:ascii="Arial" w:hAnsi="Arial" w:asciiTheme="minorBidi" w:hAnsiTheme="minorBidi"/>
-          <w:b/>
-          <w:b/>
-          <w:bCs/>
+          <w:rFonts w:ascii="Arial" w:hAnsi="Arial" w:eastAsia="Calibri" w:cs="Arial" w:asciiTheme="minorBidi" w:hAnsiTheme="minorBidi" w:eastAsiaTheme="minorHAnsi" w:csTheme="minorBidi"/>
+          <w:b/>
+          <w:bCs/>
+          <w:kern w:val="0"/>
           <w:sz w:val="28"/>
           <w:szCs w:val="28"/>
-          <w:rtl w:val="true"/>
-          <w:lang w:bidi="ar-EG"/>
+          <w:rtl/>
         </w:rPr>
         <w:t xml:space="preserve">هذا النموذج لا يعتد به إلا للغرض الذى حرر من أجله </w:t>
       </w:r>
       <w:r>
         <w:rPr>
-          <w:rFonts w:ascii="Arial" w:hAnsi="Arial" w:asciiTheme="minorBidi" w:hAnsiTheme="minorBidi"/>
-          <w:b/>
-          <w:bCs/>
+          <w:rFonts w:ascii="Arial" w:hAnsi="Arial" w:eastAsia="Calibri" w:cs="Arial" w:asciiTheme="minorBidi" w:hAnsiTheme="minorBidi" w:eastAsiaTheme="minorHAnsi" w:csTheme="minorBidi"/>
+          <w:b/>
+          <w:bCs/>
+          <w:kern w:val="0"/>
           <w:sz w:val="28"/>
           <w:szCs w:val="28"/>
-          <w:rtl w:val="true"/>
-          <w:lang w:bidi="ar-EG"/>
+          <w:rtl/>
         </w:rPr>
         <w:t>.</w:t>
       </w:r>
@@ -2572,31 +3064,32 @@
     <w:p>
       <w:pPr>
         <w:pStyle w:val="ListParagraph"/>
+        <w:contextualSpacing/>
         <w:numPr>
           <w:ilvl w:val="0"/>
           <w:numId w:val="1"/>
         </w:numPr>
-        <w:spacing w:lineRule="auto" w:line="240" w:before="0" w:after="0"/>
-        <w:contextualSpacing/>
+        <w:spacing w:before="0" w:after="0" w:line="240" w:lineRule="auto"/>
+        <w:ind w:left="359" w:hanging="360"/>
+        <w:bidi/>
+        <w:jc w:val="start"/>
         <w:rPr>
           <w:rFonts w:ascii="Arial" w:hAnsi="Arial" w:asciiTheme="minorBidi" w:hAnsiTheme="minorBidi"/>
           <w:b/>
           <w:bCs/>
           <w:sz w:val="28"/>
           <w:szCs w:val="28"/>
-          <w:lang w:bidi="ar-EG"/>
         </w:rPr>
       </w:pPr>
       <w:r>
         <w:rPr>
-          <w:rFonts w:ascii="Arial" w:hAnsi="Arial" w:asciiTheme="minorBidi" w:hAnsiTheme="minorBidi"/>
-          <w:b/>
-          <w:b/>
-          <w:bCs/>
+          <w:rFonts w:ascii="Arial" w:hAnsi="Arial" w:eastAsia="Calibri" w:cs="Arial" w:asciiTheme="minorBidi" w:hAnsiTheme="minorBidi" w:eastAsiaTheme="minorHAnsi" w:csTheme="minorBidi"/>
+          <w:b/>
+          <w:bCs/>
+          <w:kern w:val="0"/>
           <w:sz w:val="28"/>
           <w:szCs w:val="28"/>
-          <w:rtl w:val="true"/>
-          <w:lang w:bidi="ar-EG"/>
+          <w:rtl/>
         </w:rPr>
         <w:t xml:space="preserve">الأعمال لم تختص بفحص الملكيات أو نظر سندات الملكية  </w:t>
       </w:r>
@@ -2604,43 +3097,44 @@
     <w:p>
       <w:pPr>
         <w:pStyle w:val="ListParagraph"/>
+        <w:contextualSpacing/>
         <w:numPr>
           <w:ilvl w:val="0"/>
           <w:numId w:val="1"/>
         </w:numPr>
-        <w:spacing w:lineRule="auto" w:line="240" w:before="0" w:after="0"/>
-        <w:contextualSpacing/>
+        <w:spacing w:before="0" w:after="0" w:line="240" w:lineRule="auto"/>
+        <w:ind w:left="359" w:hanging="360"/>
+        <w:bidi/>
+        <w:jc w:val="start"/>
         <w:rPr>
           <w:rFonts w:ascii="Arial" w:hAnsi="Arial" w:asciiTheme="minorBidi" w:hAnsiTheme="minorBidi"/>
           <w:b/>
           <w:bCs/>
           <w:sz w:val="28"/>
           <w:szCs w:val="28"/>
-          <w:lang w:bidi="ar-EG"/>
         </w:rPr>
       </w:pPr>
       <w:r>
         <w:rPr>
-          <w:rFonts w:ascii="Arial" w:hAnsi="Arial" w:asciiTheme="minorBidi" w:hAnsiTheme="minorBidi"/>
-          <w:b/>
-          <w:b/>
-          <w:bCs/>
+          <w:rFonts w:ascii="Arial" w:hAnsi="Arial" w:eastAsia="Calibri" w:cs="Arial" w:asciiTheme="minorBidi" w:hAnsiTheme="minorBidi" w:eastAsiaTheme="minorHAnsi" w:csTheme="minorBidi"/>
+          <w:b/>
+          <w:bCs/>
+          <w:kern w:val="0"/>
           <w:sz w:val="28"/>
           <w:szCs w:val="28"/>
-          <w:rtl w:val="true"/>
-          <w:lang w:bidi="ar-EG"/>
+          <w:rtl/>
         </w:rPr>
         <w:t xml:space="preserve">هذه الأعمال تعبر عن الواقع وقت إعداده </w:t>
       </w:r>
       <w:r>
         <w:rPr>
-          <w:rFonts w:ascii="Arial" w:hAnsi="Arial" w:asciiTheme="minorBidi" w:hAnsiTheme="minorBidi"/>
-          <w:b/>
-          <w:bCs/>
+          <w:rFonts w:ascii="Arial" w:hAnsi="Arial" w:eastAsia="Calibri" w:cs="Arial" w:asciiTheme="minorBidi" w:hAnsiTheme="minorBidi" w:eastAsiaTheme="minorHAnsi" w:csTheme="minorBidi"/>
+          <w:b/>
+          <w:bCs/>
+          <w:kern w:val="0"/>
           <w:sz w:val="28"/>
           <w:szCs w:val="28"/>
-          <w:rtl w:val="true"/>
-          <w:lang w:bidi="ar-EG"/>
+          <w:rtl/>
         </w:rPr>
         <w:t>.....</w:t>
       </w:r>
@@ -2648,9 +3142,11 @@
     <w:p>
       <w:pPr>
         <w:pStyle w:val="ListParagraph"/>
-        <w:spacing w:lineRule="auto" w:line="240" w:before="0" w:after="0"/>
-        <w:ind w:start="359"/>
         <w:contextualSpacing/>
+        <w:spacing w:before="0" w:after="0" w:line="240" w:lineRule="auto"/>
+        <w:ind w:left="359"/>
+        <w:bidi/>
+        <w:jc w:val="start"/>
         <w:rPr>
           <w:sz w:val="22"/>
           <w:szCs w:val="22"/>
@@ -2658,38 +3154,37 @@
       </w:pPr>
       <w:r>
         <w:rPr>
-          <w:rFonts w:hint="cs" w:ascii="Arial" w:hAnsi="Arial" w:asciiTheme="minorBidi" w:hAnsiTheme="minorBidi"/>
-          <w:b/>
-          <w:bCs/>
+          <w:rFonts w:ascii="Arial" w:hAnsi="Arial" w:eastAsia="Calibri" w:cs="Arial" w:asciiTheme="minorBidi" w:hAnsiTheme="minorBidi" w:eastAsiaTheme="minorHAnsi" w:csTheme="minorBidi"/>
+          <w:b/>
+          <w:bCs/>
+          <w:kern w:val="0"/>
           <w:sz w:val="22"/>
           <w:szCs w:val="22"/>
-          <w:rtl w:val="true"/>
-          <w:lang w:bidi="ar-EG"/>
+          <w:rtl/>
         </w:rPr>
         <w:t xml:space="preserve">                                      </w:t>
       </w:r>
       <w:r>
         <w:rPr>
-          <w:rFonts w:hint="cs" w:ascii="Arial" w:hAnsi="Arial" w:asciiTheme="minorBidi" w:hAnsiTheme="minorBidi"/>
-          <w:b/>
-          <w:bCs/>
+          <w:rFonts w:ascii="Arial" w:hAnsi="Arial" w:eastAsia="Calibri" w:cs="Arial" w:asciiTheme="minorBidi" w:hAnsiTheme="minorBidi" w:eastAsiaTheme="minorHAnsi" w:csTheme="minorBidi"/>
+          <w:b/>
+          <w:bCs/>
+          <w:kern w:val="0"/>
           <w:sz w:val="22"/>
           <w:szCs w:val="22"/>
-          <w:rtl w:val="true"/>
-          <w:lang w:bidi="ar-EG"/>
+          <w:rtl/>
         </w:rPr>
         <w:t xml:space="preserve">  </w:t>
       </w:r>
       <w:r>
         <w:rPr>
-          <w:rFonts w:ascii="Arial" w:hAnsi="Arial" w:hint="cs" w:asciiTheme="minorBidi" w:hAnsiTheme="minorBidi"/>
-          <w:b/>
-          <w:b/>
-          <w:bCs/>
+          <w:rFonts w:ascii="Arial" w:hAnsi="Arial" w:eastAsia="Calibri" w:cs="Arial" w:asciiTheme="minorBidi" w:hAnsiTheme="minorBidi" w:eastAsiaTheme="minorHAnsi" w:csTheme="minorBidi"/>
+          <w:b/>
+          <w:bCs/>
+          <w:kern w:val="0"/>
           <w:sz w:val="22"/>
           <w:szCs w:val="22"/>
-          <w:rtl w:val="true"/>
-          <w:lang w:bidi="ar-EG"/>
+          <w:rtl/>
         </w:rPr>
         <w:t xml:space="preserve">تم تحرير الشهادة في يوم          الموافق      </w:t>
       </w:r>
@@ -2697,91 +3192,91 @@
     <w:p>
       <w:pPr>
         <w:pStyle w:val="ListParagraph"/>
-        <w:spacing w:lineRule="auto" w:line="240" w:before="0" w:after="0"/>
-        <w:ind w:start="359"/>
         <w:contextualSpacing/>
-        <w:rPr>
-          <w:rFonts w:ascii="Arial" w:hAnsi="Arial" w:asciiTheme="minorBidi" w:hAnsiTheme="minorBidi" w:hint="cs"/>
+        <w:spacing w:before="0" w:after="0" w:line="240" w:lineRule="auto"/>
+        <w:ind w:left="359"/>
+        <w:bidi/>
+        <w:jc w:val="start"/>
+        <w:rPr>
+          <w:rFonts w:ascii="Arial" w:hAnsi="Arial" w:asciiTheme="minorBidi" w:hAnsiTheme="minorBidi"/>
           <w:b/>
           <w:bCs/>
           <w:sz w:val="22"/>
           <w:szCs w:val="22"/>
-          <w:lang w:bidi="ar-EG"/>
         </w:rPr>
       </w:pPr>
       <w:r>
         <w:rPr>
-          <w:rFonts w:asciiTheme="minorBidi" w:hAnsiTheme="minorBidi" w:hint="cs" w:ascii="Arial" w:hAnsi="Arial"/>
+          <w:rFonts w:ascii="Arial" w:hAnsi="Arial" w:asciiTheme="minorBidi" w:hAnsiTheme="minorBidi"/>
           <w:b/>
           <w:bCs/>
           <w:sz w:val="22"/>
           <w:szCs w:val="22"/>
-          <w:rtl w:val="true"/>
-          <w:lang w:bidi="ar-EG"/>
+          <w:rtl/>
         </w:rPr>
       </w:r>
     </w:p>
     <w:p>
       <w:pPr>
         <w:pStyle w:val="ListParagraph"/>
-        <w:spacing w:lineRule="auto" w:line="240" w:before="0" w:after="0"/>
-        <w:ind w:start="359"/>
         <w:contextualSpacing/>
+        <w:spacing w:before="0" w:after="0" w:line="240" w:lineRule="auto"/>
+        <w:ind w:left="359"/>
+        <w:bidi/>
+        <w:jc w:val="start"/>
         <w:rPr>
           <w:rFonts w:ascii="Arial" w:hAnsi="Arial" w:asciiTheme="minorBidi" w:hAnsiTheme="minorBidi"/>
           <w:b/>
           <w:bCs/>
           <w:sz w:val="28"/>
           <w:szCs w:val="28"/>
-          <w:lang w:bidi="ar-EG"/>
         </w:rPr>
       </w:pPr>
       <w:r>
         <w:rPr>
-          <w:rFonts w:ascii="Arial" w:hAnsi="Arial" w:asciiTheme="minorBidi" w:hAnsiTheme="minorBidi"/>
-          <w:b/>
-          <w:bCs/>
+          <w:rFonts w:ascii="Arial" w:hAnsi="Arial" w:eastAsia="Calibri" w:cs="Arial" w:asciiTheme="minorBidi" w:hAnsiTheme="minorBidi" w:eastAsiaTheme="minorHAnsi" w:csTheme="minorBidi"/>
+          <w:b/>
+          <w:bCs/>
+          <w:kern w:val="0"/>
           <w:sz w:val="28"/>
           <w:szCs w:val="28"/>
-          <w:rtl w:val="true"/>
-          <w:lang w:bidi="ar-EG"/>
+          <w:rtl/>
         </w:rPr>
         <w:t xml:space="preserve">                                                          </w:t>
       </w:r>
       <w:r>
         <w:rPr>
-          <w:rFonts w:hint="cs" w:ascii="Arial" w:hAnsi="Arial" w:asciiTheme="minorBidi" w:hAnsiTheme="minorBidi"/>
-          <w:b/>
-          <w:bCs/>
+          <w:rFonts w:ascii="Arial" w:hAnsi="Arial" w:eastAsia="Calibri" w:cs="Arial" w:asciiTheme="minorBidi" w:hAnsiTheme="minorBidi" w:eastAsiaTheme="minorHAnsi" w:csTheme="minorBidi"/>
+          <w:b/>
+          <w:bCs/>
+          <w:kern w:val="0"/>
           <w:sz w:val="28"/>
           <w:szCs w:val="28"/>
-          <w:rtl w:val="true"/>
-          <w:lang w:bidi="ar-EG"/>
+          <w:rtl/>
         </w:rPr>
         <w:t xml:space="preserve">  </w:t>
       </w:r>
       <w:r>
         <w:rPr>
-          <w:rFonts w:ascii="Arial" w:hAnsi="Arial" w:asciiTheme="minorBidi" w:hAnsiTheme="minorBidi"/>
-          <w:b/>
-          <w:bCs/>
+          <w:rFonts w:ascii="Arial" w:hAnsi="Arial" w:eastAsia="Calibri" w:cs="Arial" w:asciiTheme="minorBidi" w:hAnsiTheme="minorBidi" w:eastAsiaTheme="minorHAnsi" w:csTheme="minorBidi"/>
+          <w:b/>
+          <w:bCs/>
+          <w:kern w:val="0"/>
           <w:sz w:val="28"/>
           <w:szCs w:val="28"/>
-          <w:rtl w:val="true"/>
-          <w:lang w:bidi="ar-EG"/>
+          <w:rtl/>
         </w:rPr>
         <w:t xml:space="preserve">                                                    </w:t>
       </w:r>
       <w:r>
         <w:rPr>
-          <w:rFonts w:ascii="Arial" w:hAnsi="Arial" w:asciiTheme="minorBidi" w:hAnsiTheme="minorBidi"/>
-          <w:b/>
-          <w:b/>
-          <w:bCs/>
+          <w:rFonts w:ascii="Arial" w:hAnsi="Arial" w:eastAsia="Calibri" w:cs="Arial" w:asciiTheme="minorBidi" w:hAnsiTheme="minorBidi" w:eastAsiaTheme="minorHAnsi" w:csTheme="minorBidi"/>
+          <w:b/>
+          <w:bCs/>
+          <w:kern w:val="0"/>
           <w:sz w:val="28"/>
           <w:szCs w:val="28"/>
-          <w:rtl w:val="true"/>
-          <w:lang w:bidi="ar-EG"/>
+          <w:rtl/>
         </w:rPr>
         <w:t xml:space="preserve">يعتمد                                                                                                                                                                 </w:t>
       </w:r>
@@ -2789,144 +3284,136 @@
     <w:p>
       <w:pPr>
         <w:pStyle w:val="ListParagraph"/>
-        <w:spacing w:lineRule="auto" w:line="240" w:before="0" w:after="0"/>
-        <w:ind w:start="359"/>
         <w:contextualSpacing/>
+        <w:spacing w:before="0" w:after="0" w:line="240" w:lineRule="auto"/>
+        <w:ind w:left="359"/>
+        <w:bidi/>
+        <w:jc w:val="start"/>
         <w:rPr>
           <w:rFonts w:ascii="Arial" w:hAnsi="Arial" w:asciiTheme="minorBidi" w:hAnsiTheme="minorBidi"/>
           <w:b/>
           <w:bCs/>
           <w:sz w:val="24"/>
           <w:szCs w:val="24"/>
-          <w:lang w:bidi="ar-EG"/>
         </w:rPr>
       </w:pPr>
       <w:r>
         <w:rPr>
-          <w:rFonts w:ascii="Arial" w:hAnsi="Arial" w:asciiTheme="minorBidi" w:hAnsiTheme="minorBidi"/>
-          <w:b/>
-          <w:bCs/>
+          <w:rFonts w:ascii="Arial" w:hAnsi="Arial" w:eastAsia="Calibri" w:cs="Arial" w:asciiTheme="minorBidi" w:hAnsiTheme="minorBidi" w:eastAsiaTheme="minorHAnsi" w:csTheme="minorBidi"/>
+          <w:b/>
+          <w:bCs/>
+          <w:kern w:val="0"/>
           <w:sz w:val="24"/>
           <w:szCs w:val="24"/>
-          <w:rtl w:val="true"/>
-          <w:lang w:bidi="ar-EG"/>
+          <w:rtl/>
         </w:rPr>
         <w:t xml:space="preserve"> </w:t>
       </w:r>
       <w:r>
         <w:rPr>
-          <w:rFonts w:ascii="Arial" w:hAnsi="Arial" w:asciiTheme="minorBidi" w:hAnsiTheme="minorBidi"/>
-          <w:b/>
-          <w:b/>
-          <w:bCs/>
+          <w:rFonts w:ascii="Arial" w:hAnsi="Arial" w:eastAsia="Calibri" w:cs="Arial" w:asciiTheme="minorBidi" w:hAnsiTheme="minorBidi" w:eastAsiaTheme="minorHAnsi" w:csTheme="minorBidi"/>
+          <w:b/>
+          <w:bCs/>
+          <w:kern w:val="0"/>
           <w:sz w:val="24"/>
           <w:szCs w:val="24"/>
-          <w:rtl w:val="true"/>
-          <w:lang w:bidi="ar-EG"/>
+          <w:rtl/>
         </w:rPr>
         <w:t xml:space="preserve">فنى مساحة        </w:t>
       </w:r>
       <w:r>
         <w:rPr>
-          <w:rFonts w:ascii="Arial" w:hAnsi="Arial" w:hint="cs" w:asciiTheme="minorBidi" w:hAnsiTheme="minorBidi"/>
-          <w:b/>
-          <w:b/>
-          <w:bCs/>
+          <w:rFonts w:ascii="Arial" w:hAnsi="Arial" w:eastAsia="Calibri" w:cs="Arial" w:asciiTheme="minorBidi" w:hAnsiTheme="minorBidi" w:eastAsiaTheme="minorHAnsi" w:csTheme="minorBidi"/>
+          <w:b/>
+          <w:bCs/>
+          <w:kern w:val="0"/>
           <w:sz w:val="24"/>
           <w:szCs w:val="24"/>
-          <w:rtl w:val="true"/>
-          <w:lang w:bidi="ar-EG"/>
+          <w:rtl/>
         </w:rPr>
         <w:t xml:space="preserve">     </w:t>
       </w:r>
       <w:r>
         <w:rPr>
-          <w:rFonts w:ascii="Arial" w:hAnsi="Arial" w:asciiTheme="minorBidi" w:hAnsiTheme="minorBidi"/>
-          <w:b/>
-          <w:b/>
-          <w:bCs/>
+          <w:rFonts w:ascii="Arial" w:hAnsi="Arial" w:eastAsia="Calibri" w:cs="Arial" w:asciiTheme="minorBidi" w:hAnsiTheme="minorBidi" w:eastAsiaTheme="minorHAnsi" w:csTheme="minorBidi"/>
+          <w:b/>
+          <w:bCs/>
+          <w:kern w:val="0"/>
           <w:sz w:val="24"/>
           <w:szCs w:val="24"/>
-          <w:rtl w:val="true"/>
-          <w:lang w:bidi="ar-EG"/>
+          <w:rtl/>
         </w:rPr>
         <w:t xml:space="preserve">      </w:t>
       </w:r>
       <w:r>
         <w:rPr>
-          <w:rFonts w:ascii="Arial" w:hAnsi="Arial" w:hint="cs" w:asciiTheme="minorBidi" w:hAnsiTheme="minorBidi"/>
-          <w:b/>
-          <w:b/>
-          <w:bCs/>
+          <w:rFonts w:ascii="Arial" w:hAnsi="Arial" w:eastAsia="Calibri" w:cs="Arial" w:asciiTheme="minorBidi" w:hAnsiTheme="minorBidi" w:eastAsiaTheme="minorHAnsi" w:csTheme="minorBidi"/>
+          <w:b/>
+          <w:bCs/>
+          <w:kern w:val="0"/>
           <w:sz w:val="24"/>
           <w:szCs w:val="24"/>
-          <w:rtl w:val="true"/>
-          <w:lang w:bidi="ar-EG"/>
+          <w:rtl/>
         </w:rPr>
         <w:t xml:space="preserve">  </w:t>
       </w:r>
       <w:r>
         <w:rPr>
-          <w:rFonts w:ascii="Arial" w:hAnsi="Arial" w:asciiTheme="minorBidi" w:hAnsiTheme="minorBidi"/>
-          <w:b/>
-          <w:b/>
-          <w:bCs/>
+          <w:rFonts w:ascii="Arial" w:hAnsi="Arial" w:eastAsia="Calibri" w:cs="Arial" w:asciiTheme="minorBidi" w:hAnsiTheme="minorBidi" w:eastAsiaTheme="minorHAnsi" w:csTheme="minorBidi"/>
+          <w:b/>
+          <w:bCs/>
+          <w:kern w:val="0"/>
           <w:sz w:val="24"/>
           <w:szCs w:val="24"/>
-          <w:rtl w:val="true"/>
-          <w:lang w:bidi="ar-EG"/>
+          <w:rtl/>
         </w:rPr>
         <w:t xml:space="preserve">     مسئول النظم        </w:t>
       </w:r>
       <w:r>
         <w:rPr>
-          <w:rFonts w:ascii="Arial" w:hAnsi="Arial" w:hint="cs" w:asciiTheme="minorBidi" w:hAnsiTheme="minorBidi"/>
-          <w:b/>
-          <w:b/>
-          <w:bCs/>
+          <w:rFonts w:ascii="Arial" w:hAnsi="Arial" w:eastAsia="Calibri" w:cs="Arial" w:asciiTheme="minorBidi" w:hAnsiTheme="minorBidi" w:eastAsiaTheme="minorHAnsi" w:csTheme="minorBidi"/>
+          <w:b/>
+          <w:bCs/>
+          <w:kern w:val="0"/>
           <w:sz w:val="24"/>
           <w:szCs w:val="24"/>
-          <w:rtl w:val="true"/>
-          <w:lang w:bidi="ar-EG"/>
+          <w:rtl/>
         </w:rPr>
         <w:t xml:space="preserve">                </w:t>
       </w:r>
       <w:r>
         <w:rPr>
-          <w:rFonts w:ascii="Arial" w:hAnsi="Arial" w:asciiTheme="minorBidi" w:hAnsiTheme="minorBidi"/>
-          <w:b/>
-          <w:b/>
-          <w:bCs/>
+          <w:rFonts w:ascii="Arial" w:hAnsi="Arial" w:eastAsia="Calibri" w:cs="Arial" w:asciiTheme="minorBidi" w:hAnsiTheme="minorBidi" w:eastAsiaTheme="minorHAnsi" w:csTheme="minorBidi"/>
+          <w:b/>
+          <w:bCs/>
+          <w:kern w:val="0"/>
           <w:sz w:val="24"/>
           <w:szCs w:val="24"/>
-          <w:rtl w:val="true"/>
-          <w:lang w:bidi="ar-EG"/>
+          <w:rtl/>
         </w:rPr>
         <w:t xml:space="preserve">    رئيس قسم النظم                    </w:t>
       </w:r>
       <w:r>
         <w:rPr>
-          <w:rFonts w:ascii="Arial" w:hAnsi="Arial" w:hint="cs" w:asciiTheme="minorBidi" w:hAnsiTheme="minorBidi"/>
-          <w:b/>
-          <w:b/>
-          <w:bCs/>
+          <w:rFonts w:ascii="Arial" w:hAnsi="Arial" w:eastAsia="Calibri" w:cs="Arial" w:asciiTheme="minorBidi" w:hAnsiTheme="minorBidi" w:eastAsiaTheme="minorHAnsi" w:csTheme="minorBidi"/>
+          <w:b/>
+          <w:bCs/>
+          <w:kern w:val="0"/>
           <w:sz w:val="24"/>
           <w:szCs w:val="24"/>
-          <w:rtl w:val="true"/>
-          <w:lang w:bidi="ar-EG"/>
+          <w:rtl/>
         </w:rPr>
         <w:t xml:space="preserve"> </w:t>
       </w:r>
       <w:r>
         <w:rPr>
-          <w:rFonts w:ascii="Arial" w:hAnsi="Arial" w:asciiTheme="minorBidi" w:hAnsiTheme="minorBidi"/>
-          <w:b/>
-          <w:b/>
-          <w:bCs/>
+          <w:rFonts w:ascii="Arial" w:hAnsi="Arial" w:eastAsia="Calibri" w:cs="Arial" w:asciiTheme="minorBidi" w:hAnsiTheme="minorBidi" w:eastAsiaTheme="minorHAnsi" w:csTheme="minorBidi"/>
+          <w:b/>
+          <w:bCs/>
+          <w:kern w:val="0"/>
           <w:sz w:val="24"/>
           <w:szCs w:val="24"/>
-          <w:rtl w:val="true"/>
-          <w:lang w:bidi="ar-EG"/>
+          <w:rtl/>
         </w:rPr>
         <w:t xml:space="preserve">    مدير المركز</w:t>
       </w:r>
@@ -2934,346 +3421,330 @@
     <w:p>
       <w:pPr>
         <w:pStyle w:val="ListParagraph"/>
-        <w:spacing w:lineRule="auto" w:line="240" w:before="0" w:after="0"/>
-        <w:ind w:start="359"/>
         <w:contextualSpacing/>
+        <w:spacing w:before="0" w:after="0" w:line="240" w:lineRule="auto"/>
+        <w:ind w:left="359"/>
+        <w:bidi/>
+        <w:jc w:val="start"/>
         <w:rPr>
           <w:rFonts w:ascii="Arial" w:hAnsi="Arial" w:asciiTheme="minorBidi" w:hAnsiTheme="minorBidi"/>
           <w:b/>
           <w:bCs/>
           <w:sz w:val="24"/>
           <w:szCs w:val="24"/>
-          <w:lang w:bidi="ar-EG"/>
         </w:rPr>
       </w:pPr>
       <w:r>
         <w:rPr>
-          <w:rFonts w:asciiTheme="minorBidi" w:hAnsiTheme="minorBidi" w:ascii="Arial" w:hAnsi="Arial"/>
+          <w:rFonts w:ascii="Arial" w:hAnsi="Arial" w:asciiTheme="minorBidi" w:hAnsiTheme="minorBidi"/>
           <w:b/>
           <w:bCs/>
           <w:sz w:val="24"/>
           <w:szCs w:val="24"/>
-          <w:rtl w:val="true"/>
-          <w:lang w:bidi="ar-EG"/>
+          <w:rtl/>
         </w:rPr>
       </w:r>
     </w:p>
     <w:p>
       <w:pPr>
         <w:pStyle w:val="Normal"/>
-        <w:spacing w:lineRule="auto" w:line="240" w:before="0" w:after="0"/>
+        <w:spacing w:before="0" w:after="0" w:line="240" w:lineRule="auto"/>
+        <w:bidi/>
+        <w:jc w:val="start"/>
         <w:rPr>
           <w:rFonts w:ascii="Arial" w:hAnsi="Arial" w:asciiTheme="minorBidi" w:hAnsiTheme="minorBidi"/>
           <w:b/>
           <w:bCs/>
           <w:sz w:val="24"/>
           <w:szCs w:val="24"/>
-          <w:lang w:bidi="ar-EG"/>
         </w:rPr>
       </w:pPr>
       <w:r>
         <w:rPr>
-          <w:rFonts w:asciiTheme="minorBidi" w:hAnsiTheme="minorBidi" w:ascii="Arial" w:hAnsi="Arial"/>
+          <w:rFonts w:ascii="Arial" w:hAnsi="Arial" w:asciiTheme="minorBidi" w:hAnsiTheme="minorBidi"/>
           <w:b/>
           <w:bCs/>
           <w:sz w:val="24"/>
           <w:szCs w:val="24"/>
-          <w:rtl w:val="true"/>
-          <w:lang w:bidi="ar-EG"/>
+          <w:rtl/>
         </w:rPr>
       </w:r>
     </w:p>
     <w:p>
       <w:pPr>
         <w:pStyle w:val="Normal"/>
-        <w:spacing w:lineRule="auto" w:line="240" w:before="0" w:after="0"/>
+        <w:spacing w:before="0" w:after="0" w:line="240" w:lineRule="auto"/>
+        <w:bidi/>
+        <w:jc w:val="start"/>
         <w:rPr>
           <w:rFonts w:ascii="Arial" w:hAnsi="Arial" w:asciiTheme="minorBidi" w:hAnsiTheme="minorBidi"/>
           <w:b/>
           <w:bCs/>
           <w:sz w:val="24"/>
           <w:szCs w:val="24"/>
-          <w:lang w:bidi="ar-EG"/>
         </w:rPr>
       </w:pPr>
       <w:r>
         <w:rPr>
-          <w:rFonts w:hint="cs" w:ascii="Arial" w:hAnsi="Arial" w:asciiTheme="minorBidi" w:hAnsiTheme="minorBidi"/>
-          <w:b/>
-          <w:bCs/>
+          <w:rFonts w:ascii="Arial" w:hAnsi="Arial" w:eastAsia="Calibri" w:cs="Arial" w:asciiTheme="minorBidi" w:hAnsiTheme="minorBidi" w:eastAsiaTheme="minorHAnsi" w:csTheme="minorBidi"/>
+          <w:b/>
+          <w:bCs/>
+          <w:kern w:val="0"/>
           <w:sz w:val="24"/>
           <w:szCs w:val="24"/>
-          <w:rtl w:val="true"/>
-          <w:lang w:bidi="ar-EG"/>
+          <w:rtl/>
         </w:rPr>
         <w:t xml:space="preserve">   </w:t>
       </w:r>
       <w:r>
         <w:rPr>
-          <w:rFonts w:ascii="Arial" w:hAnsi="Arial" w:asciiTheme="minorBidi" w:hAnsiTheme="minorBidi"/>
-          <w:b/>
-          <w:b/>
-          <w:bCs/>
+          <w:rFonts w:ascii="Arial" w:hAnsi="Arial" w:eastAsia="Calibri" w:cs="Arial" w:asciiTheme="minorBidi" w:hAnsiTheme="minorBidi" w:eastAsiaTheme="minorHAnsi" w:csTheme="minorBidi"/>
+          <w:b/>
+          <w:bCs/>
+          <w:kern w:val="0"/>
           <w:sz w:val="24"/>
           <w:szCs w:val="24"/>
-          <w:rtl w:val="true"/>
-          <w:lang w:bidi="ar-EG"/>
+          <w:rtl/>
         </w:rPr>
         <w:t xml:space="preserve">أ </w:t>
       </w:r>
       <w:r>
         <w:rPr>
-          <w:rFonts w:ascii="Arial" w:hAnsi="Arial" w:asciiTheme="minorBidi" w:hAnsiTheme="minorBidi"/>
-          <w:b/>
-          <w:bCs/>
+          <w:rFonts w:ascii="Arial" w:hAnsi="Arial" w:eastAsia="Calibri" w:cs="Arial" w:asciiTheme="minorBidi" w:hAnsiTheme="minorBidi" w:eastAsiaTheme="minorHAnsi" w:csTheme="minorBidi"/>
+          <w:b/>
+          <w:bCs/>
+          <w:kern w:val="0"/>
           <w:sz w:val="24"/>
           <w:szCs w:val="24"/>
-          <w:rtl w:val="true"/>
-          <w:lang w:bidi="ar-EG"/>
+          <w:rtl/>
         </w:rPr>
         <w:t xml:space="preserve">/ </w:t>
       </w:r>
       <w:r>
         <w:rPr>
-          <w:rFonts w:ascii="Arial" w:hAnsi="Arial" w:hint="cs" w:asciiTheme="minorBidi" w:hAnsiTheme="minorBidi"/>
-          <w:b/>
-          <w:b/>
-          <w:bCs/>
+          <w:rFonts w:ascii="Arial" w:hAnsi="Arial" w:eastAsia="Calibri" w:cs="Arial" w:asciiTheme="minorBidi" w:hAnsiTheme="minorBidi" w:eastAsiaTheme="minorHAnsi" w:csTheme="minorBidi"/>
+          <w:b/>
+          <w:bCs/>
+          <w:kern w:val="0"/>
           <w:sz w:val="24"/>
           <w:szCs w:val="24"/>
-          <w:rtl w:val="true"/>
-          <w:lang w:bidi="ar-EG"/>
+          <w:rtl/>
         </w:rPr>
         <w:t xml:space="preserve">محمد حبيب                        </w:t>
       </w:r>
       <w:r>
         <w:rPr>
-          <w:rFonts w:ascii="Arial" w:hAnsi="Arial" w:asciiTheme="minorBidi" w:hAnsiTheme="minorBidi"/>
-          <w:b/>
-          <w:b/>
-          <w:bCs/>
+          <w:rFonts w:ascii="Arial" w:hAnsi="Arial" w:eastAsia="Calibri" w:cs="Arial" w:asciiTheme="minorBidi" w:hAnsiTheme="minorBidi" w:eastAsiaTheme="minorHAnsi" w:csTheme="minorBidi"/>
+          <w:b/>
+          <w:bCs/>
+          <w:kern w:val="0"/>
           <w:sz w:val="24"/>
           <w:szCs w:val="24"/>
-          <w:rtl w:val="true"/>
-          <w:lang w:bidi="ar-EG"/>
+          <w:rtl/>
         </w:rPr>
         <w:t xml:space="preserve">أ </w:t>
       </w:r>
       <w:r>
         <w:rPr>
-          <w:rFonts w:ascii="Arial" w:hAnsi="Arial" w:asciiTheme="minorBidi" w:hAnsiTheme="minorBidi"/>
-          <w:b/>
-          <w:bCs/>
+          <w:rFonts w:ascii="Arial" w:hAnsi="Arial" w:eastAsia="Calibri" w:cs="Arial" w:asciiTheme="minorBidi" w:hAnsiTheme="minorBidi" w:eastAsiaTheme="minorHAnsi" w:csTheme="minorBidi"/>
+          <w:b/>
+          <w:bCs/>
+          <w:kern w:val="0"/>
           <w:sz w:val="24"/>
           <w:szCs w:val="24"/>
-          <w:rtl w:val="true"/>
-          <w:lang w:bidi="ar-EG"/>
+          <w:rtl/>
         </w:rPr>
         <w:t xml:space="preserve">/ </w:t>
       </w:r>
       <w:r>
         <w:rPr>
-          <w:rFonts w:ascii="Arial" w:hAnsi="Arial" w:asciiTheme="minorBidi" w:hAnsiTheme="minorBidi"/>
-          <w:b/>
-          <w:b/>
-          <w:bCs/>
+          <w:rFonts w:ascii="Arial" w:hAnsi="Arial" w:eastAsia="Calibri" w:cs="Arial" w:asciiTheme="minorBidi" w:hAnsiTheme="minorBidi" w:eastAsiaTheme="minorHAnsi" w:csTheme="minorBidi"/>
+          <w:b/>
+          <w:bCs/>
+          <w:kern w:val="0"/>
           <w:sz w:val="24"/>
           <w:szCs w:val="24"/>
-          <w:rtl w:val="true"/>
-          <w:lang w:bidi="ar-EG"/>
+          <w:rtl/>
         </w:rPr>
         <w:t xml:space="preserve">علاء البنا       </w:t>
       </w:r>
       <w:r>
         <w:rPr>
-          <w:rFonts w:ascii="Arial" w:hAnsi="Arial" w:hint="cs" w:asciiTheme="minorBidi" w:hAnsiTheme="minorBidi"/>
-          <w:b/>
-          <w:b/>
-          <w:bCs/>
+          <w:rFonts w:ascii="Arial" w:hAnsi="Arial" w:eastAsia="Calibri" w:cs="Arial" w:asciiTheme="minorBidi" w:hAnsiTheme="minorBidi" w:eastAsiaTheme="minorHAnsi" w:csTheme="minorBidi"/>
+          <w:b/>
+          <w:bCs/>
+          <w:kern w:val="0"/>
           <w:sz w:val="24"/>
           <w:szCs w:val="24"/>
-          <w:rtl w:val="true"/>
-          <w:lang w:bidi="ar-EG"/>
+          <w:rtl/>
         </w:rPr>
         <w:t xml:space="preserve">   </w:t>
       </w:r>
       <w:r>
         <w:rPr>
-          <w:rFonts w:ascii="Arial" w:hAnsi="Arial" w:asciiTheme="minorBidi" w:hAnsiTheme="minorBidi"/>
-          <w:b/>
-          <w:b/>
-          <w:bCs/>
+          <w:rFonts w:ascii="Arial" w:hAnsi="Arial" w:eastAsia="Calibri" w:cs="Arial" w:asciiTheme="minorBidi" w:hAnsiTheme="minorBidi" w:eastAsiaTheme="minorHAnsi" w:csTheme="minorBidi"/>
+          <w:b/>
+          <w:bCs/>
+          <w:kern w:val="0"/>
           <w:sz w:val="24"/>
           <w:szCs w:val="24"/>
-          <w:rtl w:val="true"/>
-          <w:lang w:bidi="ar-EG"/>
+          <w:rtl/>
         </w:rPr>
         <w:t xml:space="preserve"> </w:t>
       </w:r>
       <w:r>
         <w:rPr>
-          <w:rFonts w:ascii="Arial" w:hAnsi="Arial" w:hint="cs" w:asciiTheme="minorBidi" w:hAnsiTheme="minorBidi"/>
-          <w:b/>
-          <w:b/>
-          <w:bCs/>
+          <w:rFonts w:ascii="Arial" w:hAnsi="Arial" w:eastAsia="Calibri" w:cs="Arial" w:asciiTheme="minorBidi" w:hAnsiTheme="minorBidi" w:eastAsiaTheme="minorHAnsi" w:csTheme="minorBidi"/>
+          <w:b/>
+          <w:bCs/>
+          <w:kern w:val="0"/>
           <w:sz w:val="24"/>
           <w:szCs w:val="24"/>
-          <w:rtl w:val="true"/>
-          <w:lang w:bidi="ar-EG"/>
+          <w:rtl/>
         </w:rPr>
         <w:t xml:space="preserve">               </w:t>
       </w:r>
       <w:r>
         <w:rPr>
-          <w:rFonts w:ascii="Arial" w:hAnsi="Arial" w:asciiTheme="minorBidi" w:hAnsiTheme="minorBidi"/>
-          <w:b/>
-          <w:b/>
-          <w:bCs/>
+          <w:rFonts w:ascii="Arial" w:hAnsi="Arial" w:eastAsia="Calibri" w:cs="Arial" w:asciiTheme="minorBidi" w:hAnsiTheme="minorBidi" w:eastAsiaTheme="minorHAnsi" w:csTheme="minorBidi"/>
+          <w:b/>
+          <w:bCs/>
+          <w:kern w:val="0"/>
           <w:sz w:val="24"/>
           <w:szCs w:val="24"/>
-          <w:rtl w:val="true"/>
-          <w:lang w:bidi="ar-EG"/>
+          <w:rtl/>
         </w:rPr>
         <w:t xml:space="preserve">  أ </w:t>
       </w:r>
       <w:r>
         <w:rPr>
-          <w:rFonts w:ascii="Arial" w:hAnsi="Arial" w:asciiTheme="minorBidi" w:hAnsiTheme="minorBidi"/>
-          <w:b/>
-          <w:bCs/>
+          <w:rFonts w:ascii="Arial" w:hAnsi="Arial" w:eastAsia="Calibri" w:cs="Arial" w:asciiTheme="minorBidi" w:hAnsiTheme="minorBidi" w:eastAsiaTheme="minorHAnsi" w:csTheme="minorBidi"/>
+          <w:b/>
+          <w:bCs/>
+          <w:kern w:val="0"/>
           <w:sz w:val="24"/>
           <w:szCs w:val="24"/>
-          <w:rtl w:val="true"/>
-          <w:lang w:bidi="ar-EG"/>
+          <w:rtl/>
         </w:rPr>
         <w:t xml:space="preserve">/ </w:t>
       </w:r>
       <w:r>
         <w:rPr>
-          <w:rFonts w:ascii="Arial" w:hAnsi="Arial" w:asciiTheme="minorBidi" w:hAnsiTheme="minorBidi"/>
-          <w:b/>
-          <w:b/>
-          <w:bCs/>
+          <w:rFonts w:ascii="Arial" w:hAnsi="Arial" w:eastAsia="Calibri" w:cs="Arial" w:asciiTheme="minorBidi" w:hAnsiTheme="minorBidi" w:eastAsiaTheme="minorHAnsi" w:csTheme="minorBidi"/>
+          <w:b/>
+          <w:bCs/>
+          <w:kern w:val="0"/>
           <w:sz w:val="24"/>
           <w:szCs w:val="24"/>
-          <w:rtl w:val="true"/>
-          <w:lang w:bidi="ar-EG"/>
+          <w:rtl/>
         </w:rPr>
         <w:t xml:space="preserve">محمد مصطفى         </w:t>
       </w:r>
       <w:r>
         <w:rPr>
-          <w:rFonts w:ascii="Arial" w:hAnsi="Arial" w:hint="cs" w:asciiTheme="minorBidi" w:hAnsiTheme="minorBidi"/>
-          <w:b/>
-          <w:b/>
-          <w:bCs/>
+          <w:rFonts w:ascii="Arial" w:hAnsi="Arial" w:eastAsia="Calibri" w:cs="Arial" w:asciiTheme="minorBidi" w:hAnsiTheme="minorBidi" w:eastAsiaTheme="minorHAnsi" w:csTheme="minorBidi"/>
+          <w:b/>
+          <w:bCs/>
+          <w:kern w:val="0"/>
           <w:sz w:val="24"/>
           <w:szCs w:val="24"/>
-          <w:rtl w:val="true"/>
-          <w:lang w:bidi="ar-EG"/>
+          <w:rtl/>
         </w:rPr>
         <w:t xml:space="preserve"> </w:t>
       </w:r>
       <w:r>
         <w:rPr>
-          <w:rFonts w:ascii="Arial" w:hAnsi="Arial" w:asciiTheme="minorBidi" w:hAnsiTheme="minorBidi"/>
-          <w:b/>
-          <w:b/>
-          <w:bCs/>
+          <w:rFonts w:ascii="Arial" w:hAnsi="Arial" w:eastAsia="Calibri" w:cs="Arial" w:asciiTheme="minorBidi" w:hAnsiTheme="minorBidi" w:eastAsiaTheme="minorHAnsi" w:csTheme="minorBidi"/>
+          <w:b/>
+          <w:bCs/>
+          <w:kern w:val="0"/>
           <w:sz w:val="24"/>
           <w:szCs w:val="24"/>
-          <w:rtl w:val="true"/>
-          <w:lang w:bidi="ar-EG"/>
+          <w:rtl/>
         </w:rPr>
         <w:t xml:space="preserve">     </w:t>
       </w:r>
       <w:r>
         <w:rPr>
-          <w:rFonts w:ascii="Arial" w:hAnsi="Arial" w:hint="cs" w:asciiTheme="minorBidi" w:hAnsiTheme="minorBidi"/>
-          <w:b/>
-          <w:b/>
-          <w:bCs/>
+          <w:rFonts w:ascii="Arial" w:hAnsi="Arial" w:eastAsia="Calibri" w:cs="Arial" w:asciiTheme="minorBidi" w:hAnsiTheme="minorBidi" w:eastAsiaTheme="minorHAnsi" w:csTheme="minorBidi"/>
+          <w:b/>
+          <w:bCs/>
+          <w:kern w:val="0"/>
           <w:sz w:val="24"/>
           <w:szCs w:val="24"/>
-          <w:rtl w:val="true"/>
-          <w:lang w:bidi="ar-EG"/>
+          <w:rtl/>
         </w:rPr>
         <w:t xml:space="preserve"> </w:t>
       </w:r>
       <w:r>
         <w:rPr>
-          <w:rFonts w:ascii="Arial" w:hAnsi="Arial" w:asciiTheme="minorBidi" w:hAnsiTheme="minorBidi"/>
-          <w:b/>
-          <w:b/>
-          <w:bCs/>
+          <w:rFonts w:ascii="Arial" w:hAnsi="Arial" w:eastAsia="Calibri" w:cs="Arial" w:asciiTheme="minorBidi" w:hAnsiTheme="minorBidi" w:eastAsiaTheme="minorHAnsi" w:csTheme="minorBidi"/>
+          <w:b/>
+          <w:bCs/>
+          <w:kern w:val="0"/>
           <w:sz w:val="24"/>
           <w:szCs w:val="24"/>
-          <w:rtl w:val="true"/>
-          <w:lang w:bidi="ar-EG"/>
+          <w:rtl/>
         </w:rPr>
         <w:t xml:space="preserve"> </w:t>
       </w:r>
       <w:r>
         <w:rPr>
-          <w:rFonts w:ascii="Arial" w:hAnsi="Arial" w:hint="cs" w:asciiTheme="minorBidi" w:hAnsiTheme="minorBidi"/>
-          <w:b/>
-          <w:b/>
-          <w:bCs/>
+          <w:rFonts w:ascii="Arial" w:hAnsi="Arial" w:eastAsia="Calibri" w:cs="Arial" w:asciiTheme="minorBidi" w:hAnsiTheme="minorBidi" w:eastAsiaTheme="minorHAnsi" w:csTheme="minorBidi"/>
+          <w:b/>
+          <w:bCs/>
+          <w:kern w:val="0"/>
           <w:sz w:val="24"/>
           <w:szCs w:val="24"/>
-          <w:rtl w:val="true"/>
-          <w:lang w:bidi="ar-EG"/>
+          <w:rtl/>
         </w:rPr>
         <w:t xml:space="preserve">  </w:t>
       </w:r>
       <w:r>
         <w:rPr>
-          <w:rFonts w:ascii="Arial" w:hAnsi="Arial" w:asciiTheme="minorBidi" w:hAnsiTheme="minorBidi"/>
-          <w:b/>
-          <w:b/>
-          <w:bCs/>
+          <w:rFonts w:ascii="Arial" w:hAnsi="Arial" w:eastAsia="Calibri" w:cs="Arial" w:asciiTheme="minorBidi" w:hAnsiTheme="minorBidi" w:eastAsiaTheme="minorHAnsi" w:csTheme="minorBidi"/>
+          <w:b/>
+          <w:bCs/>
+          <w:kern w:val="0"/>
           <w:sz w:val="24"/>
           <w:szCs w:val="24"/>
-          <w:rtl w:val="true"/>
-          <w:lang w:bidi="ar-EG"/>
+          <w:rtl/>
         </w:rPr>
         <w:t xml:space="preserve">   م</w:t>
       </w:r>
       <w:r>
         <w:rPr>
-          <w:rFonts w:ascii="Arial" w:hAnsi="Arial" w:asciiTheme="minorBidi" w:hAnsiTheme="minorBidi"/>
-          <w:b/>
-          <w:bCs/>
+          <w:rFonts w:ascii="Arial" w:hAnsi="Arial" w:eastAsia="Calibri" w:cs="Arial" w:asciiTheme="minorBidi" w:hAnsiTheme="minorBidi" w:eastAsiaTheme="minorHAnsi" w:csTheme="minorBidi"/>
+          <w:b/>
+          <w:bCs/>
+          <w:kern w:val="0"/>
           <w:sz w:val="24"/>
           <w:szCs w:val="24"/>
-          <w:rtl w:val="true"/>
-          <w:lang w:bidi="ar-EG"/>
+          <w:rtl/>
         </w:rPr>
         <w:t xml:space="preserve">/ </w:t>
       </w:r>
       <w:r>
         <w:rPr>
-          <w:rFonts w:ascii="Arial" w:hAnsi="Arial" w:asciiTheme="minorBidi" w:hAnsiTheme="minorBidi"/>
-          <w:b/>
-          <w:b/>
-          <w:bCs/>
+          <w:rFonts w:ascii="Arial" w:hAnsi="Arial" w:eastAsia="Calibri" w:cs="Arial" w:asciiTheme="minorBidi" w:hAnsiTheme="minorBidi" w:eastAsiaTheme="minorHAnsi" w:csTheme="minorBidi"/>
+          <w:b/>
+          <w:bCs/>
+          <w:kern w:val="0"/>
           <w:sz w:val="24"/>
           <w:szCs w:val="24"/>
-          <w:rtl w:val="true"/>
-          <w:lang w:bidi="ar-EG"/>
+          <w:rtl/>
         </w:rPr>
         <w:t>السيد زين العابدين</w:t>
       </w:r>
       <w:r>
         <w:rPr>
-          <w:rFonts w:ascii="Arial" w:hAnsi="Arial" w:asciiTheme="minorBidi" w:hAnsiTheme="minorBidi"/>
-          <w:b/>
-          <w:b/>
-          <w:bCs/>
+          <w:rFonts w:ascii="Arial" w:hAnsi="Arial" w:eastAsia="Calibri" w:cs="Arial" w:asciiTheme="minorBidi" w:hAnsiTheme="minorBidi" w:eastAsiaTheme="minorHAnsi" w:csTheme="minorBidi"/>
+          <w:b/>
+          <w:bCs/>
+          <w:kern w:val="0"/>
           <w:sz w:val="28"/>
           <w:szCs w:val="28"/>
-          <w:rtl w:val="true"/>
-          <w:lang w:bidi="ar-EG"/>
+          <w:rtl/>
         </w:rPr>
         <w:t xml:space="preserve">         </w:t>
       </w:r>
@@ -3281,66 +3752,62 @@
     <w:p>
       <w:pPr>
         <w:pStyle w:val="ListParagraph"/>
-        <w:spacing w:lineRule="auto" w:line="240" w:before="0" w:after="0"/>
-        <w:ind w:start="359"/>
         <w:contextualSpacing/>
+        <w:spacing w:before="0" w:after="0" w:line="240" w:lineRule="auto"/>
+        <w:ind w:left="359"/>
+        <w:bidi/>
+        <w:jc w:val="start"/>
         <w:rPr>
           <w:rFonts w:ascii="Arial" w:hAnsi="Arial" w:asciiTheme="minorBidi" w:hAnsiTheme="minorBidi"/>
           <w:b/>
           <w:bCs/>
           <w:sz w:val="28"/>
           <w:szCs w:val="28"/>
-          <w:lang w:bidi="ar-EG"/>
         </w:rPr>
       </w:pPr>
       <w:r>
         <w:rPr>
-          <w:rFonts w:asciiTheme="minorBidi" w:hAnsiTheme="minorBidi" w:ascii="Arial" w:hAnsi="Arial"/>
+          <w:rFonts w:ascii="Arial" w:hAnsi="Arial" w:asciiTheme="minorBidi" w:hAnsiTheme="minorBidi"/>
           <w:b/>
           <w:bCs/>
           <w:sz w:val="28"/>
           <w:szCs w:val="28"/>
-          <w:rtl w:val="true"/>
-          <w:lang w:bidi="ar-EG"/>
+          <w:rtl/>
         </w:rPr>
       </w:r>
     </w:p>
     <w:p>
       <w:pPr>
         <w:pStyle w:val="ListParagraph"/>
-        <w:spacing w:lineRule="auto" w:line="240" w:before="0" w:after="0"/>
-        <w:ind w:start="359"/>
         <w:contextualSpacing/>
+        <w:spacing w:before="0" w:after="0" w:line="240" w:lineRule="auto"/>
+        <w:ind w:left="359"/>
+        <w:bidi/>
+        <w:jc w:val="start"/>
         <w:rPr>
           <w:rFonts w:ascii="Arial" w:hAnsi="Arial" w:asciiTheme="minorBidi" w:hAnsiTheme="minorBidi"/>
           <w:b/>
           <w:bCs/>
           <w:sz w:val="28"/>
           <w:szCs w:val="28"/>
-          <w:lang w:bidi="ar-EG"/>
         </w:rPr>
       </w:pPr>
       <w:r>
         <w:rPr>
-          <w:rFonts w:asciiTheme="minorBidi" w:hAnsiTheme="minorBidi" w:ascii="Arial" w:hAnsi="Arial"/>
+          <w:rFonts w:ascii="Arial" w:hAnsi="Arial" w:asciiTheme="minorBidi" w:hAnsiTheme="minorBidi"/>
           <w:b/>
           <w:bCs/>
           <w:sz w:val="28"/>
           <w:szCs w:val="28"/>
-          <w:rtl w:val="true"/>
-          <w:lang w:bidi="ar-EG"/>
+          <w:rtl/>
         </w:rPr>
       </w:r>
     </w:p>
     <w:sectPr>
       <w:type w:val="nextPage"/>
       <w:pgSz w:w="11906" w:h="16838"/>
-      <w:pgMar w:left="720" w:right="720" w:gutter="0" w:header="0" w:top="284" w:footer="0" w:bottom="142"/>
-      <w:pgNumType w:fmt="decimal"/>
-      <w:formProt w:val="false"/>
-      <w:textDirection w:val="lrTb"/>
+      <w:pgMar w:top="284" w:right="720" w:bottom="142" w:left="720" w:header="0" w:footer="0" w:gutter="0"/>
       <w:bidi/>
-      <w:rtlGutter/>
       <w:docGrid w:type="default" w:linePitch="360" w:charSpace="0"/>
     </w:sectPr>
   </w:body>
